--- a/Y-Groupe Erudit - Devoir de geo-informatique.docx
+++ b/Y-Groupe Erudit - Devoir de geo-informatique.docx
@@ -1063,6 +1063,7 @@
                                   <w:calendar w:val="gregorian"/>
                                 </w:date>
                               </w:sdtPr>
+                              <w:sdtEndPr/>
                               <w:sdtContent>
                                 <w:p>
                                   <w:pPr>
@@ -4674,7 +4675,7 @@
                                     <pic:cNvPicPr/>
                                   </pic:nvPicPr>
                                   <pic:blipFill>
-                                    <a:blip r:embed="rId12">
+                                    <a:blip r:embed="rId13">
                                       <a:extLst>
                                         <a:ext uri="{28A0092B-C50C-407E-A947-70E740481C1C}">
                                           <a14:useLocalDpi xmlns:a14="http://schemas.microsoft.com/office/drawing/2010/main" val="0"/>
@@ -5332,6 +5333,466 @@
     </w:p>
     <w:p>
       <w:pPr>
+        <w:spacing w:before="4" w:after="4" w:line="360" w:lineRule="auto"/>
+        <w:jc w:val="center"/>
+        <w:rPr>
+          <w:rFonts w:ascii="Times New Roman" w:hAnsi="Times New Roman" w:cs="Times New Roman"/>
+          <w:sz w:val="20"/>
+          <w:szCs w:val="20"/>
+        </w:rPr>
+      </w:pPr>
+    </w:p>
+    <w:p>
+      <w:pPr>
+        <w:spacing w:before="4" w:after="4" w:line="360" w:lineRule="auto"/>
+        <w:jc w:val="center"/>
+        <w:rPr>
+          <w:rFonts w:ascii="Times New Roman" w:hAnsi="Times New Roman" w:cs="Times New Roman"/>
+          <w:sz w:val="20"/>
+          <w:szCs w:val="20"/>
+        </w:rPr>
+      </w:pPr>
+    </w:p>
+    <w:p>
+      <w:pPr>
+        <w:rPr>
+          <w:rFonts w:ascii="Times New Roman" w:hAnsi="Times New Roman" w:cs="Times New Roman"/>
+          <w:sz w:val="24"/>
+          <w:szCs w:val="24"/>
+        </w:rPr>
+      </w:pPr>
+      <w:r>
+        <w:rPr>
+          <w:rFonts w:ascii="Times New Roman" w:hAnsi="Times New Roman" w:cs="Times New Roman"/>
+          <w:b/>
+          <w:sz w:val="24"/>
+          <w:szCs w:val="24"/>
+        </w:rPr>
+        <w:t>Préparé par les é</w:t>
+      </w:r>
+      <w:r>
+        <w:rPr>
+          <w:rFonts w:ascii="Times New Roman" w:hAnsi="Times New Roman" w:cs="Times New Roman"/>
+          <w:b/>
+          <w:sz w:val="24"/>
+          <w:szCs w:val="24"/>
+        </w:rPr>
+        <w:t>t</w:t>
+      </w:r>
+      <w:r>
+        <w:rPr>
+          <w:rFonts w:ascii="Times New Roman" w:hAnsi="Times New Roman" w:cs="Times New Roman"/>
+          <w:b/>
+          <w:sz w:val="24"/>
+          <w:szCs w:val="24"/>
+        </w:rPr>
+        <w:t>udiant</w:t>
+      </w:r>
+      <w:r>
+        <w:rPr>
+          <w:rFonts w:ascii="Times New Roman" w:hAnsi="Times New Roman" w:cs="Times New Roman"/>
+          <w:b/>
+          <w:sz w:val="24"/>
+          <w:szCs w:val="24"/>
+        </w:rPr>
+        <w:t>s</w:t>
+      </w:r>
+      <w:r>
+        <w:rPr>
+          <w:rFonts w:ascii="Times New Roman" w:hAnsi="Times New Roman" w:cs="Times New Roman"/>
+          <w:b/>
+          <w:sz w:val="24"/>
+          <w:szCs w:val="24"/>
+        </w:rPr>
+        <w:t> :</w:t>
+      </w:r>
+      <w:r>
+        <w:rPr>
+          <w:rFonts w:ascii="Times New Roman" w:hAnsi="Times New Roman" w:cs="Times New Roman"/>
+          <w:sz w:val="24"/>
+          <w:szCs w:val="24"/>
+        </w:rPr>
+        <w:t>  </w:t>
+      </w:r>
+    </w:p>
+    <w:p>
+      <w:pPr>
+        <w:pStyle w:val="ListParagraph"/>
+        <w:numPr>
+          <w:ilvl w:val="0"/>
+          <w:numId w:val="1"/>
+        </w:numPr>
+        <w:spacing w:line="360" w:lineRule="auto"/>
+        <w:rPr>
+          <w:rFonts w:ascii="Times New Roman" w:hAnsi="Times New Roman" w:cs="Times New Roman"/>
+          <w:sz w:val="24"/>
+          <w:szCs w:val="24"/>
+          <w:lang w:val="fr-FR"/>
+        </w:rPr>
+      </w:pPr>
+      <w:r>
+        <w:rPr>
+          <w:rFonts w:ascii="Times New Roman" w:hAnsi="Times New Roman" w:cs="Times New Roman"/>
+          <w:sz w:val="24"/>
+          <w:szCs w:val="24"/>
+          <w:lang w:val="fr-FR"/>
+        </w:rPr>
+        <w:t xml:space="preserve">Alan CASSEUS, </w:t>
+      </w:r>
+      <w:r>
+        <w:rPr>
+          <w:rFonts w:ascii="Times New Roman" w:hAnsi="Times New Roman" w:cs="Times New Roman"/>
+          <w:sz w:val="24"/>
+          <w:szCs w:val="24"/>
+          <w:lang w:val="fr-FR"/>
+        </w:rPr>
+        <w:t>M</w:t>
+      </w:r>
+      <w:r>
+        <w:rPr>
+          <w:rFonts w:ascii="Times New Roman" w:hAnsi="Times New Roman" w:cs="Times New Roman"/>
+          <w:sz w:val="24"/>
+          <w:szCs w:val="24"/>
+          <w:lang w:val="fr-FR"/>
+        </w:rPr>
+        <w:t>é</w:t>
+      </w:r>
+      <w:r>
+        <w:rPr>
+          <w:rFonts w:ascii="Times New Roman" w:hAnsi="Times New Roman" w:cs="Times New Roman"/>
+          <w:sz w:val="24"/>
+          <w:szCs w:val="24"/>
+          <w:lang w:val="fr-FR"/>
+        </w:rPr>
+        <w:t xml:space="preserve">morant </w:t>
+      </w:r>
+      <w:r>
+        <w:rPr>
+          <w:rFonts w:ascii="Times New Roman" w:hAnsi="Times New Roman" w:cs="Times New Roman"/>
+          <w:sz w:val="24"/>
+          <w:szCs w:val="24"/>
+          <w:lang w:val="fr-FR"/>
+        </w:rPr>
+        <w:t>en Sciences de l’Environnement</w:t>
+      </w:r>
+      <w:r>
+        <w:rPr>
+          <w:rFonts w:ascii="Times New Roman" w:hAnsi="Times New Roman" w:cs="Times New Roman"/>
+          <w:sz w:val="24"/>
+          <w:szCs w:val="24"/>
+          <w:lang w:val="fr-FR"/>
+        </w:rPr>
+        <w:t xml:space="preserve"> (FSTEAT/CHCL-UEH)</w:t>
+      </w:r>
+    </w:p>
+    <w:p>
+      <w:pPr>
+        <w:pStyle w:val="ListParagraph"/>
+        <w:numPr>
+          <w:ilvl w:val="0"/>
+          <w:numId w:val="1"/>
+        </w:numPr>
+        <w:spacing w:line="360" w:lineRule="auto"/>
+        <w:rPr>
+          <w:rFonts w:ascii="Times New Roman" w:hAnsi="Times New Roman" w:cs="Times New Roman"/>
+          <w:sz w:val="24"/>
+          <w:szCs w:val="24"/>
+          <w:lang w:val="fr-FR"/>
+        </w:rPr>
+      </w:pPr>
+      <w:r>
+        <w:rPr>
+          <w:rFonts w:ascii="Times New Roman" w:hAnsi="Times New Roman" w:cs="Times New Roman"/>
+          <w:sz w:val="24"/>
+          <w:szCs w:val="24"/>
+          <w:lang w:val="fr-FR"/>
+        </w:rPr>
+        <w:t>Jocelyn PARFAIT</w:t>
+      </w:r>
+      <w:r>
+        <w:rPr>
+          <w:rFonts w:ascii="Times New Roman" w:hAnsi="Times New Roman" w:cs="Times New Roman"/>
+          <w:sz w:val="24"/>
+          <w:szCs w:val="24"/>
+          <w:lang w:val="fr-FR"/>
+        </w:rPr>
+        <w:t xml:space="preserve">, Diplômé en Génie </w:t>
+      </w:r>
+      <w:r>
+        <w:rPr>
+          <w:rFonts w:ascii="Times New Roman" w:hAnsi="Times New Roman" w:cs="Times New Roman"/>
+          <w:sz w:val="24"/>
+          <w:szCs w:val="24"/>
+          <w:lang w:val="fr-FR"/>
+        </w:rPr>
+        <w:t>Civil (FSG/CHCL-UEH)</w:t>
+      </w:r>
+    </w:p>
+    <w:p>
+      <w:pPr>
+        <w:spacing w:line="360" w:lineRule="auto"/>
+        <w:rPr>
+          <w:rFonts w:ascii="Times New Roman" w:hAnsi="Times New Roman" w:cs="Times New Roman"/>
+          <w:sz w:val="24"/>
+          <w:szCs w:val="24"/>
+        </w:rPr>
+      </w:pPr>
+    </w:p>
+    <w:p>
+      <w:pPr>
+        <w:tabs>
+          <w:tab w:val="left" w:pos="6532"/>
+        </w:tabs>
+        <w:rPr>
+          <w:rFonts w:ascii="Times New Roman" w:hAnsi="Times New Roman" w:cs="Times New Roman"/>
+          <w:b/>
+          <w:sz w:val="24"/>
+          <w:szCs w:val="24"/>
+        </w:rPr>
+      </w:pPr>
+    </w:p>
+    <w:p>
+      <w:pPr>
+        <w:tabs>
+          <w:tab w:val="left" w:pos="6532"/>
+        </w:tabs>
+        <w:rPr>
+          <w:rFonts w:ascii="Times New Roman" w:hAnsi="Times New Roman" w:cs="Times New Roman"/>
+          <w:b/>
+          <w:sz w:val="24"/>
+          <w:szCs w:val="24"/>
+        </w:rPr>
+      </w:pPr>
+    </w:p>
+    <w:p>
+      <w:pPr>
+        <w:tabs>
+          <w:tab w:val="left" w:pos="6532"/>
+        </w:tabs>
+        <w:rPr>
+          <w:rFonts w:ascii="Times New Roman" w:hAnsi="Times New Roman" w:cs="Times New Roman"/>
+          <w:b/>
+          <w:sz w:val="24"/>
+          <w:szCs w:val="24"/>
+        </w:rPr>
+      </w:pPr>
+    </w:p>
+    <w:p>
+      <w:pPr>
+        <w:tabs>
+          <w:tab w:val="left" w:pos="6532"/>
+        </w:tabs>
+        <w:rPr>
+          <w:rFonts w:ascii="Times New Roman" w:hAnsi="Times New Roman" w:cs="Times New Roman"/>
+          <w:b/>
+          <w:sz w:val="24"/>
+          <w:szCs w:val="24"/>
+        </w:rPr>
+      </w:pPr>
+    </w:p>
+    <w:p>
+      <w:pPr>
+        <w:jc w:val="right"/>
+        <w:rPr>
+          <w:rFonts w:ascii="Times New Roman" w:hAnsi="Times New Roman" w:cs="Times New Roman"/>
+          <w:sz w:val="24"/>
+          <w:szCs w:val="24"/>
+        </w:rPr>
+      </w:pPr>
+      <w:r>
+        <w:rPr>
+          <w:rFonts w:ascii="Times New Roman" w:hAnsi="Times New Roman" w:cs="Times New Roman"/>
+          <w:b/>
+          <w:sz w:val="24"/>
+          <w:szCs w:val="24"/>
+        </w:rPr>
+        <w:t>Soumis au Professeur</w:t>
+      </w:r>
+      <w:r>
+        <w:rPr>
+          <w:rFonts w:ascii="Times New Roman" w:hAnsi="Times New Roman" w:cs="Times New Roman"/>
+          <w:sz w:val="24"/>
+          <w:szCs w:val="24"/>
+        </w:rPr>
+        <w:t xml:space="preserve">, </w:t>
+      </w:r>
+      <w:r>
+        <w:rPr>
+          <w:rFonts w:ascii="Times New Roman" w:hAnsi="Times New Roman" w:cs="Times New Roman"/>
+          <w:sz w:val="24"/>
+          <w:szCs w:val="24"/>
+        </w:rPr>
+        <w:t>Paul Célicourt</w:t>
+      </w:r>
+      <w:r>
+        <w:rPr>
+          <w:rFonts w:ascii="Times New Roman" w:hAnsi="Times New Roman" w:cs="Times New Roman"/>
+          <w:sz w:val="24"/>
+          <w:szCs w:val="24"/>
+        </w:rPr>
+        <w:t>, PhD en Hydroinformatique</w:t>
+      </w:r>
+    </w:p>
+    <w:p>
+      <w:pPr>
+        <w:jc w:val="right"/>
+        <w:rPr>
+          <w:rFonts w:ascii="Times New Roman" w:hAnsi="Times New Roman" w:cs="Times New Roman"/>
+          <w:sz w:val="24"/>
+          <w:szCs w:val="24"/>
+        </w:rPr>
+      </w:pPr>
+      <w:r>
+        <w:rPr>
+          <w:rFonts w:ascii="Times New Roman" w:hAnsi="Times New Roman" w:cs="Times New Roman"/>
+          <w:b/>
+          <w:sz w:val="24"/>
+          <w:szCs w:val="24"/>
+        </w:rPr>
+        <w:t>Date de soumission</w:t>
+      </w:r>
+      <w:r>
+        <w:rPr>
+          <w:rFonts w:ascii="Times New Roman" w:hAnsi="Times New Roman" w:cs="Times New Roman"/>
+          <w:sz w:val="24"/>
+          <w:szCs w:val="24"/>
+        </w:rPr>
+        <w:t> : Le 29 Juin 2026</w:t>
+      </w:r>
+      <w:r>
+        <w:rPr>
+          <w:rFonts w:ascii="Times New Roman" w:hAnsi="Times New Roman" w:cs="Times New Roman"/>
+          <w:sz w:val="24"/>
+          <w:szCs w:val="24"/>
+        </w:rPr>
+        <w:t xml:space="preserve">. </w:t>
+      </w:r>
+    </w:p>
+    <w:p>
+      <w:pPr>
+        <w:jc w:val="right"/>
+        <w:rPr>
+          <w:rFonts w:ascii="Times New Roman" w:hAnsi="Times New Roman" w:cs="Times New Roman"/>
+          <w:sz w:val="24"/>
+          <w:szCs w:val="24"/>
+        </w:rPr>
+      </w:pPr>
+    </w:p>
+    <w:p>
+      <w:pPr>
+        <w:jc w:val="right"/>
+        <w:rPr>
+          <w:rFonts w:ascii="Times New Roman" w:hAnsi="Times New Roman" w:cs="Times New Roman"/>
+          <w:sz w:val="24"/>
+          <w:szCs w:val="24"/>
+        </w:rPr>
+      </w:pPr>
+    </w:p>
+    <w:p>
+      <w:pPr>
+        <w:jc w:val="right"/>
+        <w:rPr>
+          <w:rFonts w:ascii="Times New Roman" w:hAnsi="Times New Roman" w:cs="Times New Roman"/>
+          <w:sz w:val="24"/>
+          <w:szCs w:val="24"/>
+        </w:rPr>
+      </w:pPr>
+    </w:p>
+    <w:p>
+      <w:pPr>
+        <w:jc w:val="right"/>
+        <w:rPr>
+          <w:rFonts w:ascii="Times New Roman" w:hAnsi="Times New Roman" w:cs="Times New Roman"/>
+          <w:sz w:val="24"/>
+          <w:szCs w:val="24"/>
+        </w:rPr>
+      </w:pPr>
+    </w:p>
+    <w:p>
+      <w:pPr>
+        <w:jc w:val="right"/>
+        <w:rPr>
+          <w:rFonts w:ascii="Times New Roman" w:hAnsi="Times New Roman" w:cs="Times New Roman"/>
+          <w:sz w:val="24"/>
+          <w:szCs w:val="24"/>
+        </w:rPr>
+      </w:pPr>
+    </w:p>
+    <w:p>
+      <w:pPr>
+        <w:jc w:val="right"/>
+        <w:rPr>
+          <w:rFonts w:ascii="Times New Roman" w:hAnsi="Times New Roman" w:cs="Times New Roman"/>
+          <w:sz w:val="24"/>
+          <w:szCs w:val="24"/>
+        </w:rPr>
+      </w:pPr>
+      <w:bookmarkStart w:id="0" w:name="_GoBack"/>
+      <w:bookmarkEnd w:id="0"/>
+    </w:p>
+    <w:p>
+      <w:pPr>
+        <w:jc w:val="right"/>
+        <w:rPr>
+          <w:rFonts w:ascii="Times New Roman" w:hAnsi="Times New Roman" w:cs="Times New Roman"/>
+          <w:sz w:val="24"/>
+          <w:szCs w:val="24"/>
+        </w:rPr>
+      </w:pPr>
+    </w:p>
+    <w:p>
+      <w:pPr>
+        <w:jc w:val="right"/>
+        <w:rPr>
+          <w:rFonts w:ascii="Times New Roman" w:hAnsi="Times New Roman" w:cs="Times New Roman"/>
+          <w:sz w:val="24"/>
+          <w:szCs w:val="24"/>
+        </w:rPr>
+      </w:pPr>
+    </w:p>
+    <w:p>
+      <w:pPr>
+        <w:jc w:val="right"/>
+        <w:rPr>
+          <w:rFonts w:ascii="Times New Roman" w:hAnsi="Times New Roman" w:cs="Times New Roman"/>
+          <w:sz w:val="24"/>
+          <w:szCs w:val="24"/>
+        </w:rPr>
+      </w:pPr>
+    </w:p>
+    <w:p>
+      <w:pPr>
+        <w:spacing w:line="360" w:lineRule="auto"/>
+        <w:jc w:val="center"/>
+        <w:rPr>
+          <w:rFonts w:ascii="Times New Roman" w:hAnsi="Times New Roman" w:cs="Times New Roman"/>
+          <w:b/>
+          <w:sz w:val="24"/>
+          <w:szCs w:val="24"/>
+        </w:rPr>
+      </w:pPr>
+      <w:r>
+        <w:rPr>
+          <w:rFonts w:ascii="Times New Roman" w:hAnsi="Times New Roman" w:cs="Times New Roman"/>
+          <w:b/>
+          <w:sz w:val="24"/>
+          <w:szCs w:val="24"/>
+        </w:rPr>
+        <w:t>DEVOIR SUR L’INGENIERIE DES DONNEES GEOSPATIALES, FIABILITE DES DONNEES, CALCULS DISTANCIELS ET ANALYSE DE PROXIMITE</w:t>
+      </w:r>
+    </w:p>
+    <w:p>
+      <w:pPr>
+        <w:jc w:val="center"/>
+        <w:rPr>
+          <w:rFonts w:ascii="Times New Roman" w:hAnsi="Times New Roman" w:cs="Times New Roman"/>
+          <w:sz w:val="24"/>
+          <w:szCs w:val="24"/>
+        </w:rPr>
+      </w:pPr>
+    </w:p>
+    <w:p>
+      <w:pPr>
         <w:spacing w:before="10" w:after="10" w:line="360" w:lineRule="auto"/>
         <w:jc w:val="center"/>
         <w:rPr>
@@ -5340,6 +5801,28 @@
           <w:szCs w:val="20"/>
         </w:rPr>
       </w:pPr>
+      <w:r>
+        <w:rPr>
+          <w:rFonts w:ascii="Times New Roman" w:eastAsia="Arial" w:hAnsi="Times New Roman" w:cs="Times New Roman"/>
+          <w:b/>
+          <w:bCs/>
+          <w:color w:val="000000" w:themeColor="text1"/>
+          <w:sz w:val="24"/>
+          <w:szCs w:val="24"/>
+        </w:rPr>
+        <w:t>Fichiers livrables</w:t>
+      </w:r>
+      <w:r>
+        <w:rPr>
+          <w:rFonts w:ascii="Times New Roman" w:eastAsia="Arial" w:hAnsi="Times New Roman" w:cs="Times New Roman"/>
+          <w:b/>
+          <w:bCs/>
+          <w:color w:val="000000" w:themeColor="text1"/>
+          <w:sz w:val="20"/>
+          <w:szCs w:val="20"/>
+        </w:rPr>
+        <w:t> </w:t>
+      </w:r>
       <w:r>
         <w:rPr>
           <w:rFonts w:ascii="Times New Roman" w:eastAsia="Arial" w:hAnsi="Times New Roman" w:cs="Times New Roman"/>
@@ -5349,52 +5832,39 @@
           <w:sz w:val="20"/>
           <w:szCs w:val="20"/>
         </w:rPr>
-        <w:t>Fichiers livrables</w:t>
+        <w:t>:</w:t>
+      </w:r>
+    </w:p>
+    <w:p>
+      <w:pPr>
+        <w:spacing w:before="10" w:after="4" w:line="360" w:lineRule="auto"/>
+        <w:jc w:val="center"/>
+        <w:rPr>
+          <w:rFonts w:ascii="Times New Roman" w:hAnsi="Times New Roman" w:cs="Times New Roman"/>
+          <w:sz w:val="20"/>
+          <w:szCs w:val="20"/>
+        </w:rPr>
+      </w:pPr>
+      <w:r>
+        <w:rPr>
+          <w:rFonts w:ascii="Times New Roman" w:eastAsia="Arial" w:hAnsi="Times New Roman" w:cs="Times New Roman"/>
+          <w:bCs/>
+          <w:sz w:val="20"/>
+          <w:szCs w:val="20"/>
+        </w:rPr>
+        <w:t xml:space="preserve">Notebook </w:t>
       </w:r>
       <w:r>
         <w:rPr>
           <w:rFonts w:ascii="Times New Roman" w:eastAsia="Arial" w:hAnsi="Times New Roman" w:cs="Times New Roman"/>
           <w:b/>
           <w:bCs/>
-          <w:color w:val="1F3864"/>
-          <w:sz w:val="20"/>
-          <w:szCs w:val="20"/>
-        </w:rPr>
-        <w:t> :</w:t>
-      </w:r>
-      <w:bookmarkStart w:id="0" w:name="_GoBack"/>
-      <w:bookmarkEnd w:id="0"/>
-    </w:p>
-    <w:p>
-      <w:pPr>
-        <w:spacing w:before="10" w:after="4" w:line="360" w:lineRule="auto"/>
-        <w:jc w:val="center"/>
-        <w:rPr>
-          <w:rFonts w:ascii="Times New Roman" w:hAnsi="Times New Roman" w:cs="Times New Roman"/>
-          <w:sz w:val="20"/>
-          <w:szCs w:val="20"/>
-        </w:rPr>
-      </w:pPr>
-      <w:r>
-        <w:rPr>
-          <w:rFonts w:ascii="Times New Roman" w:eastAsia="Arial" w:hAnsi="Times New Roman" w:cs="Times New Roman"/>
-          <w:bCs/>
-          <w:sz w:val="20"/>
-          <w:szCs w:val="20"/>
-        </w:rPr>
-        <w:t xml:space="preserve">Notebook </w:t>
-      </w:r>
-      <w:r>
-        <w:rPr>
-          <w:rFonts w:ascii="Times New Roman" w:eastAsia="Arial" w:hAnsi="Times New Roman" w:cs="Times New Roman"/>
-          <w:b/>
-          <w:bCs/>
           <w:sz w:val="20"/>
           <w:szCs w:val="20"/>
         </w:rPr>
         <w:t xml:space="preserve">: </w:t>
       </w:r>
-      <w:hyperlink r:id="rId13" w:history="1">
+      <w:hyperlink r:id="rId14" w:history="1">
         <w:r>
           <w:rPr>
             <w:rStyle w:val="Hyperlink"/>
@@ -5436,7 +5906,7 @@
         </w:rPr>
         <w:t xml:space="preserve"> : </w:t>
       </w:r>
-      <w:hyperlink r:id="rId14" w:history="1">
+      <w:hyperlink r:id="rId15" w:history="1">
         <w:r>
           <w:rPr>
             <w:rStyle w:val="Hyperlink"/>
@@ -5478,7 +5948,7 @@
         </w:rPr>
         <w:t xml:space="preserve"> : </w:t>
       </w:r>
-      <w:hyperlink r:id="rId15" w:history="1">
+      <w:hyperlink r:id="rId16" w:history="1">
         <w:r>
           <w:rPr>
             <w:rStyle w:val="Hyperlink"/>
@@ -5522,7 +5992,7 @@
         </w:rPr>
         <w:t xml:space="preserve"> : </w:t>
       </w:r>
-      <w:hyperlink r:id="rId16" w:history="1">
+      <w:hyperlink r:id="rId17" w:history="1">
         <w:r>
           <w:rPr>
             <w:rStyle w:val="Hyperlink"/>
@@ -5537,208 +6007,109 @@
     </w:p>
     <w:p>
       <w:pPr>
-        <w:spacing w:before="4" w:after="4" w:line="360" w:lineRule="auto"/>
+        <w:jc w:val="right"/>
+        <w:rPr>
+          <w:rFonts w:ascii="Times New Roman" w:hAnsi="Times New Roman" w:cs="Times New Roman"/>
+          <w:sz w:val="24"/>
+          <w:szCs w:val="24"/>
+        </w:rPr>
+      </w:pPr>
+    </w:p>
+    <w:p>
+      <w:pPr>
+        <w:jc w:val="right"/>
+        <w:rPr>
+          <w:rFonts w:ascii="Times New Roman" w:hAnsi="Times New Roman" w:cs="Times New Roman"/>
+          <w:sz w:val="24"/>
+          <w:szCs w:val="24"/>
+        </w:rPr>
+      </w:pPr>
+    </w:p>
+    <w:p>
+      <w:pPr>
+        <w:jc w:val="right"/>
+        <w:rPr>
+          <w:rFonts w:ascii="Times New Roman" w:hAnsi="Times New Roman" w:cs="Times New Roman"/>
+          <w:sz w:val="24"/>
+          <w:szCs w:val="24"/>
+        </w:rPr>
+      </w:pPr>
+    </w:p>
+    <w:p>
+      <w:pPr>
+        <w:jc w:val="right"/>
+        <w:rPr>
+          <w:rFonts w:ascii="Times New Roman" w:hAnsi="Times New Roman" w:cs="Times New Roman"/>
+          <w:sz w:val="24"/>
+          <w:szCs w:val="24"/>
+        </w:rPr>
+      </w:pPr>
+    </w:p>
+    <w:p>
+      <w:pPr>
+        <w:jc w:val="right"/>
+        <w:rPr>
+          <w:rFonts w:ascii="Times New Roman" w:hAnsi="Times New Roman" w:cs="Times New Roman"/>
+          <w:sz w:val="24"/>
+          <w:szCs w:val="24"/>
+        </w:rPr>
+      </w:pPr>
+    </w:p>
+    <w:p>
+      <w:pPr>
+        <w:jc w:val="right"/>
+        <w:rPr>
+          <w:rFonts w:ascii="Times New Roman" w:hAnsi="Times New Roman" w:cs="Times New Roman"/>
+          <w:sz w:val="24"/>
+          <w:szCs w:val="24"/>
+        </w:rPr>
+      </w:pPr>
+    </w:p>
+    <w:p>
+      <w:pPr>
+        <w:jc w:val="right"/>
+        <w:rPr>
+          <w:rFonts w:ascii="Times New Roman" w:hAnsi="Times New Roman" w:cs="Times New Roman"/>
+          <w:sz w:val="24"/>
+          <w:szCs w:val="24"/>
+        </w:rPr>
+      </w:pPr>
+    </w:p>
+    <w:p>
+      <w:pPr>
+        <w:jc w:val="right"/>
+        <w:rPr>
+          <w:rFonts w:ascii="Times New Roman" w:hAnsi="Times New Roman" w:cs="Times New Roman"/>
+          <w:sz w:val="24"/>
+          <w:szCs w:val="24"/>
+        </w:rPr>
+      </w:pPr>
+    </w:p>
+    <w:p>
+      <w:pPr>
+        <w:jc w:val="right"/>
+        <w:rPr>
+          <w:rFonts w:ascii="Times New Roman" w:hAnsi="Times New Roman" w:cs="Times New Roman"/>
+          <w:sz w:val="24"/>
+          <w:szCs w:val="24"/>
+        </w:rPr>
+      </w:pPr>
+    </w:p>
+    <w:p>
+      <w:pPr>
+        <w:jc w:val="right"/>
+        <w:rPr>
+          <w:rFonts w:ascii="Times New Roman" w:hAnsi="Times New Roman" w:cs="Times New Roman"/>
+          <w:sz w:val="24"/>
+          <w:szCs w:val="24"/>
+        </w:rPr>
+      </w:pPr>
+    </w:p>
+    <w:p>
+      <w:pPr>
         <w:jc w:val="center"/>
         <w:rPr>
           <w:rFonts w:ascii="Times New Roman" w:hAnsi="Times New Roman" w:cs="Times New Roman"/>
-          <w:sz w:val="20"/>
-          <w:szCs w:val="20"/>
-        </w:rPr>
-      </w:pPr>
-    </w:p>
-    <w:p>
-      <w:pPr>
-        <w:rPr>
-          <w:rFonts w:ascii="Times New Roman" w:hAnsi="Times New Roman" w:cs="Times New Roman"/>
-          <w:sz w:val="24"/>
-          <w:szCs w:val="24"/>
-        </w:rPr>
-      </w:pPr>
-      <w:r>
-        <w:rPr>
-          <w:rFonts w:ascii="Times New Roman" w:hAnsi="Times New Roman" w:cs="Times New Roman"/>
-          <w:b/>
-          <w:sz w:val="24"/>
-          <w:szCs w:val="24"/>
-        </w:rPr>
-        <w:t>Préparé par les é</w:t>
-      </w:r>
-      <w:r>
-        <w:rPr>
-          <w:rFonts w:ascii="Times New Roman" w:hAnsi="Times New Roman" w:cs="Times New Roman"/>
-          <w:b/>
-          <w:sz w:val="24"/>
-          <w:szCs w:val="24"/>
-        </w:rPr>
-        <w:t>t</w:t>
-      </w:r>
-      <w:r>
-        <w:rPr>
-          <w:rFonts w:ascii="Times New Roman" w:hAnsi="Times New Roman" w:cs="Times New Roman"/>
-          <w:b/>
-          <w:sz w:val="24"/>
-          <w:szCs w:val="24"/>
-        </w:rPr>
-        <w:t>udiant</w:t>
-      </w:r>
-      <w:r>
-        <w:rPr>
-          <w:rFonts w:ascii="Times New Roman" w:hAnsi="Times New Roman" w:cs="Times New Roman"/>
-          <w:b/>
-          <w:sz w:val="24"/>
-          <w:szCs w:val="24"/>
-        </w:rPr>
-        <w:t>s</w:t>
-      </w:r>
-      <w:r>
-        <w:rPr>
-          <w:rFonts w:ascii="Times New Roman" w:hAnsi="Times New Roman" w:cs="Times New Roman"/>
-          <w:b/>
-          <w:sz w:val="24"/>
-          <w:szCs w:val="24"/>
-        </w:rPr>
-        <w:t> :</w:t>
-      </w:r>
-      <w:r>
-        <w:rPr>
-          <w:rFonts w:ascii="Times New Roman" w:hAnsi="Times New Roman" w:cs="Times New Roman"/>
-          <w:sz w:val="24"/>
-          <w:szCs w:val="24"/>
-        </w:rPr>
-        <w:t>  </w:t>
-      </w:r>
-    </w:p>
-    <w:p>
-      <w:pPr>
-        <w:pStyle w:val="ListParagraph"/>
-        <w:numPr>
-          <w:ilvl w:val="0"/>
-          <w:numId w:val="1"/>
-        </w:numPr>
-        <w:spacing w:line="360" w:lineRule="auto"/>
-        <w:rPr>
-          <w:rFonts w:ascii="Times New Roman" w:hAnsi="Times New Roman" w:cs="Times New Roman"/>
-          <w:sz w:val="24"/>
-          <w:szCs w:val="24"/>
-          <w:lang w:val="fr-FR"/>
-        </w:rPr>
-      </w:pPr>
-      <w:r>
-        <w:rPr>
-          <w:rFonts w:ascii="Times New Roman" w:hAnsi="Times New Roman" w:cs="Times New Roman"/>
-          <w:sz w:val="24"/>
-          <w:szCs w:val="24"/>
-          <w:lang w:val="fr-FR"/>
-        </w:rPr>
-        <w:t xml:space="preserve">Alan CASSEUS, </w:t>
-      </w:r>
-      <w:r>
-        <w:rPr>
-          <w:rFonts w:ascii="Times New Roman" w:hAnsi="Times New Roman" w:cs="Times New Roman"/>
-          <w:sz w:val="24"/>
-          <w:szCs w:val="24"/>
-          <w:lang w:val="fr-FR"/>
-        </w:rPr>
-        <w:t>M</w:t>
-      </w:r>
-      <w:r>
-        <w:rPr>
-          <w:rFonts w:ascii="Times New Roman" w:hAnsi="Times New Roman" w:cs="Times New Roman"/>
-          <w:sz w:val="24"/>
-          <w:szCs w:val="24"/>
-          <w:lang w:val="fr-FR"/>
-        </w:rPr>
-        <w:t>é</w:t>
-      </w:r>
-      <w:r>
-        <w:rPr>
-          <w:rFonts w:ascii="Times New Roman" w:hAnsi="Times New Roman" w:cs="Times New Roman"/>
-          <w:sz w:val="24"/>
-          <w:szCs w:val="24"/>
-          <w:lang w:val="fr-FR"/>
-        </w:rPr>
-        <w:t xml:space="preserve">morant </w:t>
-      </w:r>
-      <w:r>
-        <w:rPr>
-          <w:rFonts w:ascii="Times New Roman" w:hAnsi="Times New Roman" w:cs="Times New Roman"/>
-          <w:sz w:val="24"/>
-          <w:szCs w:val="24"/>
-          <w:lang w:val="fr-FR"/>
-        </w:rPr>
-        <w:t>en Sciences de l’Environnement</w:t>
-      </w:r>
-      <w:r>
-        <w:rPr>
-          <w:rFonts w:ascii="Times New Roman" w:hAnsi="Times New Roman" w:cs="Times New Roman"/>
-          <w:sz w:val="24"/>
-          <w:szCs w:val="24"/>
-          <w:lang w:val="fr-FR"/>
-        </w:rPr>
-        <w:t xml:space="preserve"> (FSTEAT/CHCL-UEH)</w:t>
-      </w:r>
-    </w:p>
-    <w:p>
-      <w:pPr>
-        <w:pStyle w:val="ListParagraph"/>
-        <w:numPr>
-          <w:ilvl w:val="0"/>
-          <w:numId w:val="1"/>
-        </w:numPr>
-        <w:spacing w:line="360" w:lineRule="auto"/>
-        <w:rPr>
-          <w:rFonts w:ascii="Times New Roman" w:hAnsi="Times New Roman" w:cs="Times New Roman"/>
-          <w:sz w:val="24"/>
-          <w:szCs w:val="24"/>
-          <w:lang w:val="fr-FR"/>
-        </w:rPr>
-      </w:pPr>
-      <w:r>
-        <w:rPr>
-          <w:rFonts w:ascii="Times New Roman" w:hAnsi="Times New Roman" w:cs="Times New Roman"/>
-          <w:sz w:val="24"/>
-          <w:szCs w:val="24"/>
-          <w:lang w:val="fr-FR"/>
-        </w:rPr>
-        <w:t>Jocelyn PARFAIT</w:t>
-      </w:r>
-      <w:r>
-        <w:rPr>
-          <w:rFonts w:ascii="Times New Roman" w:hAnsi="Times New Roman" w:cs="Times New Roman"/>
-          <w:sz w:val="24"/>
-          <w:szCs w:val="24"/>
-          <w:lang w:val="fr-FR"/>
-        </w:rPr>
-        <w:t xml:space="preserve">, Diplômé en Génie </w:t>
-      </w:r>
-      <w:r>
-        <w:rPr>
-          <w:rFonts w:ascii="Times New Roman" w:hAnsi="Times New Roman" w:cs="Times New Roman"/>
-          <w:sz w:val="24"/>
-          <w:szCs w:val="24"/>
-          <w:lang w:val="fr-FR"/>
-        </w:rPr>
-        <w:t>Civil (FSG/CHCL-UEH)</w:t>
-      </w:r>
-    </w:p>
-    <w:p>
-      <w:pPr>
-        <w:spacing w:line="360" w:lineRule="auto"/>
-        <w:rPr>
-          <w:rFonts w:ascii="Times New Roman" w:hAnsi="Times New Roman" w:cs="Times New Roman"/>
-          <w:sz w:val="24"/>
-          <w:szCs w:val="24"/>
-        </w:rPr>
-      </w:pPr>
-    </w:p>
-    <w:p>
-      <w:pPr>
-        <w:tabs>
-          <w:tab w:val="left" w:pos="6532"/>
-        </w:tabs>
-        <w:rPr>
-          <w:rFonts w:ascii="Times New Roman" w:hAnsi="Times New Roman" w:cs="Times New Roman"/>
-          <w:b/>
           <w:sz w:val="24"/>
           <w:szCs w:val="24"/>
         </w:rPr>
@@ -5753,39 +6124,6 @@
           <w:szCs w:val="24"/>
         </w:rPr>
       </w:pPr>
-      <w:r>
-        <w:rPr>
-          <w:rFonts w:ascii="Times New Roman" w:hAnsi="Times New Roman" w:cs="Times New Roman"/>
-          <w:b/>
-          <w:sz w:val="24"/>
-          <w:szCs w:val="24"/>
-        </w:rPr>
-        <w:t>Soumis au Professeur</w:t>
-      </w:r>
-      <w:r>
-        <w:rPr>
-          <w:rFonts w:ascii="Times New Roman" w:hAnsi="Times New Roman" w:cs="Times New Roman"/>
-          <w:sz w:val="24"/>
-          <w:szCs w:val="24"/>
-        </w:rPr>
-        <w:t xml:space="preserve">, </w:t>
-      </w:r>
-      <w:r>
-        <w:rPr>
-          <w:rFonts w:ascii="Times New Roman" w:hAnsi="Times New Roman" w:cs="Times New Roman"/>
-          <w:sz w:val="24"/>
-          <w:szCs w:val="24"/>
-        </w:rPr>
-        <w:t>Paul Célicourt</w:t>
-      </w:r>
-      <w:r>
-        <w:rPr>
-          <w:rFonts w:ascii="Times New Roman" w:hAnsi="Times New Roman" w:cs="Times New Roman"/>
-          <w:sz w:val="24"/>
-          <w:szCs w:val="24"/>
-        </w:rPr>
-        <w:t>, PhD en Hydroinformatique</w:t>
-      </w:r>
     </w:p>
     <w:p>
       <w:pPr>
@@ -5796,31 +6134,126 @@
           <w:szCs w:val="24"/>
         </w:rPr>
       </w:pPr>
-      <w:r>
-        <w:rPr>
-          <w:rFonts w:ascii="Times New Roman" w:hAnsi="Times New Roman" w:cs="Times New Roman"/>
-          <w:b/>
-          <w:sz w:val="24"/>
-          <w:szCs w:val="24"/>
-        </w:rPr>
-        <w:t>Date de soumission</w:t>
-      </w:r>
-      <w:r>
-        <w:rPr>
-          <w:rFonts w:ascii="Times New Roman" w:hAnsi="Times New Roman" w:cs="Times New Roman"/>
-          <w:sz w:val="24"/>
-          <w:szCs w:val="24"/>
-        </w:rPr>
-        <w:t> : Le 29 Juin 2026</w:t>
-      </w:r>
-      <w:r>
-        <w:rPr>
-          <w:rFonts w:ascii="Times New Roman" w:hAnsi="Times New Roman" w:cs="Times New Roman"/>
-          <w:sz w:val="24"/>
-          <w:szCs w:val="24"/>
-        </w:rPr>
-        <w:t xml:space="preserve">. </w:t>
-      </w:r>
+    </w:p>
+    <w:p>
+      <w:pPr>
+        <w:jc w:val="right"/>
+        <w:rPr>
+          <w:rFonts w:ascii="Times New Roman" w:hAnsi="Times New Roman" w:cs="Times New Roman"/>
+          <w:sz w:val="24"/>
+          <w:szCs w:val="24"/>
+        </w:rPr>
+      </w:pPr>
+    </w:p>
+    <w:p>
+      <w:pPr>
+        <w:jc w:val="right"/>
+        <w:rPr>
+          <w:rFonts w:ascii="Times New Roman" w:hAnsi="Times New Roman" w:cs="Times New Roman"/>
+          <w:sz w:val="24"/>
+          <w:szCs w:val="24"/>
+        </w:rPr>
+      </w:pPr>
+    </w:p>
+    <w:p>
+      <w:pPr>
+        <w:jc w:val="right"/>
+        <w:rPr>
+          <w:rFonts w:ascii="Times New Roman" w:hAnsi="Times New Roman" w:cs="Times New Roman"/>
+          <w:sz w:val="24"/>
+          <w:szCs w:val="24"/>
+        </w:rPr>
+      </w:pPr>
+    </w:p>
+    <w:p>
+      <w:pPr>
+        <w:jc w:val="right"/>
+        <w:rPr>
+          <w:rFonts w:ascii="Times New Roman" w:hAnsi="Times New Roman" w:cs="Times New Roman"/>
+          <w:sz w:val="24"/>
+          <w:szCs w:val="24"/>
+        </w:rPr>
+      </w:pPr>
+    </w:p>
+    <w:p>
+      <w:pPr>
+        <w:jc w:val="right"/>
+        <w:rPr>
+          <w:rFonts w:ascii="Times New Roman" w:hAnsi="Times New Roman" w:cs="Times New Roman"/>
+          <w:sz w:val="24"/>
+          <w:szCs w:val="24"/>
+        </w:rPr>
+      </w:pPr>
+    </w:p>
+    <w:p>
+      <w:pPr>
+        <w:jc w:val="right"/>
+        <w:rPr>
+          <w:rFonts w:ascii="Times New Roman" w:hAnsi="Times New Roman" w:cs="Times New Roman"/>
+          <w:sz w:val="24"/>
+          <w:szCs w:val="24"/>
+        </w:rPr>
+      </w:pPr>
+    </w:p>
+    <w:p>
+      <w:pPr>
+        <w:jc w:val="right"/>
+        <w:rPr>
+          <w:rFonts w:ascii="Times New Roman" w:hAnsi="Times New Roman" w:cs="Times New Roman"/>
+          <w:sz w:val="24"/>
+          <w:szCs w:val="24"/>
+        </w:rPr>
+      </w:pPr>
+    </w:p>
+    <w:p>
+      <w:pPr>
+        <w:jc w:val="right"/>
+        <w:rPr>
+          <w:rFonts w:ascii="Times New Roman" w:hAnsi="Times New Roman" w:cs="Times New Roman"/>
+          <w:sz w:val="24"/>
+          <w:szCs w:val="24"/>
+        </w:rPr>
+      </w:pPr>
+    </w:p>
+    <w:p>
+      <w:pPr>
+        <w:jc w:val="right"/>
+        <w:rPr>
+          <w:rFonts w:ascii="Times New Roman" w:hAnsi="Times New Roman" w:cs="Times New Roman"/>
+          <w:sz w:val="24"/>
+          <w:szCs w:val="24"/>
+        </w:rPr>
+      </w:pPr>
+    </w:p>
+    <w:p>
+      <w:pPr>
+        <w:jc w:val="right"/>
+        <w:rPr>
+          <w:rFonts w:ascii="Times New Roman" w:hAnsi="Times New Roman" w:cs="Times New Roman"/>
+          <w:sz w:val="24"/>
+          <w:szCs w:val="24"/>
+        </w:rPr>
+      </w:pPr>
+    </w:p>
+    <w:p>
+      <w:pPr>
+        <w:jc w:val="right"/>
+        <w:rPr>
+          <w:rFonts w:ascii="Times New Roman" w:hAnsi="Times New Roman" w:cs="Times New Roman"/>
+          <w:sz w:val="24"/>
+          <w:szCs w:val="24"/>
+        </w:rPr>
+      </w:pPr>
+    </w:p>
+    <w:p>
+      <w:pPr>
+        <w:jc w:val="right"/>
+        <w:rPr>
+          <w:rFonts w:ascii="Times New Roman" w:hAnsi="Times New Roman" w:cs="Times New Roman"/>
+          <w:sz w:val="24"/>
+          <w:szCs w:val="24"/>
+        </w:rPr>
+      </w:pPr>
     </w:p>
     <w:sdt>
       <w:sdtPr>
@@ -9440,6 +9873,69 @@
     </w:p>
     <w:p>
       <w:pPr>
+        <w:rPr>
+          <w:lang w:val="en-US"/>
+        </w:rPr>
+      </w:pPr>
+    </w:p>
+    <w:p>
+      <w:pPr>
+        <w:rPr>
+          <w:lang w:val="en-US"/>
+        </w:rPr>
+      </w:pPr>
+    </w:p>
+    <w:p>
+      <w:pPr>
+        <w:rPr>
+          <w:lang w:val="en-US"/>
+        </w:rPr>
+      </w:pPr>
+    </w:p>
+    <w:p>
+      <w:pPr>
+        <w:rPr>
+          <w:lang w:val="en-US"/>
+        </w:rPr>
+      </w:pPr>
+    </w:p>
+    <w:p>
+      <w:pPr>
+        <w:rPr>
+          <w:lang w:val="en-US"/>
+        </w:rPr>
+      </w:pPr>
+    </w:p>
+    <w:p>
+      <w:pPr>
+        <w:rPr>
+          <w:lang w:val="en-US"/>
+        </w:rPr>
+      </w:pPr>
+    </w:p>
+    <w:p>
+      <w:pPr>
+        <w:rPr>
+          <w:lang w:val="en-US"/>
+        </w:rPr>
+      </w:pPr>
+    </w:p>
+    <w:p>
+      <w:pPr>
+        <w:rPr>
+          <w:lang w:val="en-US"/>
+        </w:rPr>
+      </w:pPr>
+    </w:p>
+    <w:p>
+      <w:pPr>
+        <w:rPr>
+          <w:lang w:val="en-US"/>
+        </w:rPr>
+      </w:pPr>
+    </w:p>
+    <w:p>
+      <w:pPr>
         <w:pStyle w:val="Heading1"/>
         <w:numPr>
           <w:ilvl w:val="0"/>
@@ -9526,14 +10022,7 @@
         <w:rPr>
           <w:lang w:val="fr-FR"/>
         </w:rPr>
-        <w:t xml:space="preserve">, a pour objectif de consolider les connaissances théoriques acquises en les confrontant à une application pratique. Il permet ainsi d'évaluer notre capacité à appliquer les méthodes et outils étudiés au cours afin de produire des analyses rigoureuses, fiables et </w:t>
-      </w:r>
-      <w:r>
-        <w:rPr>
-          <w:lang w:val="fr-FR"/>
-        </w:rPr>
-        <w:lastRenderedPageBreak/>
-        <w:t>reproductibles.</w:t>
+        <w:t>, a pour objectif de consolider les connaissances théoriques acquises en les confrontant à une application pratique. Il permet ainsi d'évaluer notre capacité à appliquer les méthodes et outils étudiés au cours afin de produire des analyses rigoureuses, fiables et reproductibles.</w:t>
       </w:r>
       <w:r>
         <w:rPr>
@@ -9562,7 +10051,14 @@
         <w:rPr>
           <w:lang w:val="fr-FR"/>
         </w:rPr>
-        <w:t>Au-delà de la mise en œuvre technique, ce travail met l'accent sur la robustesse du traitement, la reproductibilité des résultats et la traçabilité des opérations réalisées, tout en renforçant les compétences en programmation Python et en analyse spatiale.</w:t>
+        <w:t xml:space="preserve">Au-delà de la mise en œuvre technique, ce travail met l'accent sur la robustesse du traitement, la reproductibilité des résultats et la traçabilité des opérations réalisées, tout en renforçant les </w:t>
+      </w:r>
+      <w:r>
+        <w:rPr>
+          <w:lang w:val="fr-FR"/>
+        </w:rPr>
+        <w:lastRenderedPageBreak/>
+        <w:t>compétences en programmation Python et en analyse spatiale.</w:t>
       </w:r>
       <w:r>
         <w:rPr>
@@ -9621,7 +10117,6 @@
         </w:rPr>
       </w:pPr>
     </w:p>
-    <w:p/>
     <w:p/>
     <w:p>
       <w:pPr>
@@ -10040,7 +10535,6 @@
               <w:rPr>
                 <w:rFonts w:ascii="Times New Roman" w:eastAsia="Times New Roman" w:hAnsi="Times New Roman" w:cs="Times New Roman"/>
               </w:rPr>
-              <w:lastRenderedPageBreak/>
               <w:t>1. Audit et nettoyage des données</w:t>
             </w:r>
           </w:p>
@@ -10226,6 +10720,7 @@
               <w:rPr>
                 <w:rFonts w:ascii="Times New Roman" w:eastAsia="Times New Roman" w:hAnsi="Times New Roman" w:cs="Times New Roman"/>
               </w:rPr>
+              <w:lastRenderedPageBreak/>
               <w:t>3. Analyse spatiale et production des données géographiques</w:t>
             </w:r>
           </w:p>
@@ -10311,6 +10806,7 @@
           <w:b/>
           <w:noProof/>
           <w:u w:val="single"/>
+          <w:lang w:val="en-US"/>
         </w:rPr>
         <mc:AlternateContent>
           <mc:Choice Requires="wps">
@@ -10393,6 +10889,7 @@
                               </w:rPr>
                               <w:t xml:space="preserve"> </w:t>
                             </w:r>
+                            <w:proofErr w:type="spellStart"/>
                             <w:proofErr w:type="gramStart"/>
                             <w:r>
                               <w:rPr>
@@ -10404,6 +10901,7 @@
                               </w:rPr>
                               <w:t>a</w:t>
                             </w:r>
+                            <w:proofErr w:type="spellEnd"/>
                             <w:proofErr w:type="gramEnd"/>
                             <w:r>
                               <w:rPr>
@@ -10481,6 +10979,7 @@
                         </w:rPr>
                         <w:t xml:space="preserve"> </w:t>
                       </w:r>
+                      <w:proofErr w:type="spellStart"/>
                       <w:proofErr w:type="gramStart"/>
                       <w:r>
                         <w:rPr>
@@ -10492,6 +10991,7 @@
                         </w:rPr>
                         <w:t>a</w:t>
                       </w:r>
+                      <w:proofErr w:type="spellEnd"/>
                       <w:proofErr w:type="gramEnd"/>
                       <w:r>
                         <w:rPr>
@@ -10539,7 +11039,39 @@
           <w:sz w:val="24"/>
           <w:szCs w:val="24"/>
         </w:rPr>
-        <w:t>Dans ce tableau nous tentons de montrer de façon claire la séquence des opérations, les objectifs de chaque étape, les outils mobilisés et les livrables obtenus. Pour un rapport de niveau maîtrise, c'est même une très bonne pratique, car il améliore la lisibilité et met en évidence le caractère méthodique et reproductible de ton approche.</w:t>
+        <w:t>Dans ce tableau nous tentons de montrer de façon claire la séquence des opérations, les objectifs de chaque étape, les outils mobilisés et les livrabl</w:t>
+      </w:r>
+      <w:r>
+        <w:rPr>
+          <w:rFonts w:ascii="Times New Roman" w:hAnsi="Times New Roman" w:cs="Times New Roman"/>
+          <w:sz w:val="24"/>
+          <w:szCs w:val="24"/>
+        </w:rPr>
+        <w:t xml:space="preserve">es obtenus. Pour le rapport du présent travail, </w:t>
+      </w:r>
+      <w:r>
+        <w:rPr>
+          <w:rFonts w:ascii="Times New Roman" w:hAnsi="Times New Roman" w:cs="Times New Roman"/>
+          <w:sz w:val="24"/>
+          <w:szCs w:val="24"/>
+        </w:rPr>
+        <w:t>il améliore la lisibilité et met en évidence le caractère mét</w:t>
+      </w:r>
+      <w:r>
+        <w:rPr>
+          <w:rFonts w:ascii="Times New Roman" w:hAnsi="Times New Roman" w:cs="Times New Roman"/>
+          <w:sz w:val="24"/>
+          <w:szCs w:val="24"/>
+        </w:rPr>
+        <w:t>hodique et reproductible de l’approche en question</w:t>
+      </w:r>
+      <w:r>
+        <w:rPr>
+          <w:rFonts w:ascii="Times New Roman" w:hAnsi="Times New Roman" w:cs="Times New Roman"/>
+          <w:sz w:val="24"/>
+          <w:szCs w:val="24"/>
+        </w:rPr>
+        <w:t>.</w:t>
       </w:r>
       <w:r>
         <w:rPr>
@@ -10667,7 +11199,6 @@
         <w:rPr>
           <w:sz w:val="20"/>
           <w:szCs w:val="20"/>
-          <w:lang w:val="en-US"/>
         </w:rPr>
       </w:pPr>
       <w:r>
@@ -10676,7 +11207,6 @@
           <w:color w:val="1A1A1A"/>
           <w:sz w:val="20"/>
           <w:szCs w:val="20"/>
-          <w:lang w:val="en-US"/>
         </w:rPr>
         <w:t># Activation (Windows)</w:t>
       </w:r>
@@ -10803,7 +11333,6 @@
           <w:szCs w:val="20"/>
           <w:lang w:val="en-US"/>
         </w:rPr>
-        <w:lastRenderedPageBreak/>
         <w:t>pip install pandas geopandas shapely</w:t>
       </w:r>
     </w:p>
@@ -10918,9 +11447,10 @@
           <w:rFonts w:ascii="Times New Roman" w:hAnsi="Times New Roman" w:cs="Times New Roman"/>
           <w:sz w:val="24"/>
           <w:szCs w:val="24"/>
-        </w:rPr>
-      </w:pPr>
-      <w:hyperlink r:id="rId17" w:history="1">
+          <w:lang w:val="en-US"/>
+        </w:rPr>
+      </w:pPr>
+      <w:hyperlink r:id="rId18" w:history="1">
         <w:r>
           <w:rPr>
             <w:rStyle w:val="Hyperlink"/>
@@ -10928,8 +11458,9 @@
             <w:color w:val="1155CC"/>
             <w:sz w:val="24"/>
             <w:szCs w:val="24"/>
+            <w:lang w:val="en-US"/>
           </w:rPr>
-          <w:t>requirements.txt — https://github.com/T-kitt-dan/devoir/blob/main/requirements.txt</w:t>
+          <w:t>requirements.txt — https://github.com/T-kitt-dan/devoir/blob/master/requirements.txt</w:t>
         </w:r>
       </w:hyperlink>
     </w:p>
@@ -10950,6 +11481,7 @@
           <w:b/>
           <w:lang w:val="fr-FR"/>
         </w:rPr>
+        <w:lastRenderedPageBreak/>
         <w:t>Traçabilité de l'environnement</w:t>
       </w:r>
       <w:bookmarkEnd w:id="7"/>
@@ -11054,12 +11586,6 @@
         <w:gridCol w:w="4680"/>
       </w:tblGrid>
       <w:tr>
-        <w:tblPrEx>
-          <w:tblCellMar>
-            <w:top w:w="0" w:type="dxa"/>
-            <w:bottom w:w="0" w:type="dxa"/>
-          </w:tblCellMar>
-        </w:tblPrEx>
         <w:trPr>
           <w:trHeight w:val="417"/>
         </w:trPr>
@@ -11139,12 +11665,6 @@
         </w:tc>
       </w:tr>
       <w:tr>
-        <w:tblPrEx>
-          <w:tblCellMar>
-            <w:top w:w="0" w:type="dxa"/>
-            <w:bottom w:w="0" w:type="dxa"/>
-          </w:tblCellMar>
-        </w:tblPrEx>
         <w:trPr>
           <w:trHeight w:val="305"/>
         </w:trPr>
@@ -11216,12 +11736,6 @@
         </w:tc>
       </w:tr>
       <w:tr>
-        <w:tblPrEx>
-          <w:tblCellMar>
-            <w:top w:w="0" w:type="dxa"/>
-            <w:bottom w:w="0" w:type="dxa"/>
-          </w:tblCellMar>
-        </w:tblPrEx>
         <w:trPr>
           <w:trHeight w:val="417"/>
         </w:trPr>
@@ -11293,12 +11807,6 @@
         </w:tc>
       </w:tr>
       <w:tr>
-        <w:tblPrEx>
-          <w:tblCellMar>
-            <w:top w:w="0" w:type="dxa"/>
-            <w:bottom w:w="0" w:type="dxa"/>
-          </w:tblCellMar>
-        </w:tblPrEx>
         <w:trPr>
           <w:trHeight w:val="417"/>
         </w:trPr>
@@ -11370,12 +11878,6 @@
         </w:tc>
       </w:tr>
       <w:tr>
-        <w:tblPrEx>
-          <w:tblCellMar>
-            <w:top w:w="0" w:type="dxa"/>
-            <w:bottom w:w="0" w:type="dxa"/>
-          </w:tblCellMar>
-        </w:tblPrEx>
         <w:trPr>
           <w:trHeight w:val="401"/>
         </w:trPr>
@@ -11447,12 +11949,6 @@
         </w:tc>
       </w:tr>
       <w:tr>
-        <w:tblPrEx>
-          <w:tblCellMar>
-            <w:top w:w="0" w:type="dxa"/>
-            <w:bottom w:w="0" w:type="dxa"/>
-          </w:tblCellMar>
-        </w:tblPrEx>
         <w:trPr>
           <w:trHeight w:val="417"/>
         </w:trPr>
@@ -11524,12 +12020,6 @@
         </w:tc>
       </w:tr>
       <w:tr>
-        <w:tblPrEx>
-          <w:tblCellMar>
-            <w:top w:w="0" w:type="dxa"/>
-            <w:bottom w:w="0" w:type="dxa"/>
-          </w:tblCellMar>
-        </w:tblPrEx>
         <w:trPr>
           <w:trHeight w:val="401"/>
         </w:trPr>
@@ -11601,12 +12091,6 @@
         </w:tc>
       </w:tr>
       <w:tr>
-        <w:tblPrEx>
-          <w:tblCellMar>
-            <w:top w:w="0" w:type="dxa"/>
-            <w:bottom w:w="0" w:type="dxa"/>
-          </w:tblCellMar>
-        </w:tblPrEx>
         <w:trPr>
           <w:trHeight w:val="417"/>
         </w:trPr>
@@ -11678,12 +12162,6 @@
         </w:tc>
       </w:tr>
       <w:tr>
-        <w:tblPrEx>
-          <w:tblCellMar>
-            <w:top w:w="0" w:type="dxa"/>
-            <w:bottom w:w="0" w:type="dxa"/>
-          </w:tblCellMar>
-        </w:tblPrEx>
         <w:trPr>
           <w:trHeight w:val="287"/>
         </w:trPr>
@@ -11761,6 +12239,7 @@
           <w:b/>
           <w:noProof/>
           <w:u w:val="single"/>
+          <w:lang w:val="en-US"/>
         </w:rPr>
         <mc:AlternateContent>
           <mc:Choice Requires="wps">
@@ -11997,8 +12476,19 @@
           <w:sz w:val="20"/>
           <w:szCs w:val="20"/>
         </w:rPr>
-        <w:t xml:space="preserve"> pandas as pd</w:t>
-      </w:r>
+        <w:t xml:space="preserve"> pandas as </w:t>
+      </w:r>
+      <w:proofErr w:type="spellStart"/>
+      <w:r>
+        <w:rPr>
+          <w:rFonts w:ascii="Courier New" w:eastAsia="Courier New" w:hAnsi="Courier New" w:cs="Courier New"/>
+          <w:color w:val="1A1A1A"/>
+          <w:sz w:val="20"/>
+          <w:szCs w:val="20"/>
+        </w:rPr>
+        <w:t>pd</w:t>
+      </w:r>
+      <w:proofErr w:type="spellEnd"/>
     </w:p>
     <w:p>
       <w:pPr>
@@ -12009,6 +12499,7 @@
           <w:szCs w:val="20"/>
         </w:rPr>
       </w:pPr>
+      <w:proofErr w:type="spellStart"/>
       <w:proofErr w:type="gramStart"/>
       <w:r>
         <w:rPr>
@@ -12019,6 +12510,7 @@
         </w:rPr>
         <w:t>df</w:t>
       </w:r>
+      <w:proofErr w:type="spellEnd"/>
       <w:proofErr w:type="gramEnd"/>
       <w:r>
         <w:rPr>
@@ -12027,7 +12519,27 @@
           <w:sz w:val="20"/>
           <w:szCs w:val="20"/>
         </w:rPr>
-        <w:t xml:space="preserve"> = pd.read_csv('ETE_435_Donnees_Devoir_1_H26.csv')</w:t>
+        <w:t xml:space="preserve"> = </w:t>
+      </w:r>
+      <w:proofErr w:type="spellStart"/>
+      <w:r>
+        <w:rPr>
+          <w:rFonts w:ascii="Courier New" w:eastAsia="Courier New" w:hAnsi="Courier New" w:cs="Courier New"/>
+          <w:color w:val="1A1A1A"/>
+          <w:sz w:val="20"/>
+          <w:szCs w:val="20"/>
+        </w:rPr>
+        <w:t>pd.read_csv</w:t>
+      </w:r>
+      <w:proofErr w:type="spellEnd"/>
+      <w:r>
+        <w:rPr>
+          <w:rFonts w:ascii="Courier New" w:eastAsia="Courier New" w:hAnsi="Courier New" w:cs="Courier New"/>
+          <w:color w:val="1A1A1A"/>
+          <w:sz w:val="20"/>
+          <w:szCs w:val="20"/>
+        </w:rPr>
+        <w:t>('ETE_435_Donnees_Devoir_1_H26.csv')</w:t>
       </w:r>
     </w:p>
     <w:p>
@@ -12047,9 +12559,9 @@
           <w:sz w:val="20"/>
           <w:szCs w:val="20"/>
         </w:rPr>
-        <w:lastRenderedPageBreak/>
         <w:t>print(</w:t>
       </w:r>
+      <w:proofErr w:type="spellStart"/>
       <w:proofErr w:type="gramEnd"/>
       <w:r>
         <w:rPr>
@@ -12058,7 +12570,57 @@
           <w:sz w:val="20"/>
           <w:szCs w:val="20"/>
         </w:rPr>
-        <w:t>f'Nombre de lignes initial : {len(df)}')</w:t>
+        <w:t>f'Nombre</w:t>
+      </w:r>
+      <w:proofErr w:type="spellEnd"/>
+      <w:r>
+        <w:rPr>
+          <w:rFonts w:ascii="Courier New" w:eastAsia="Courier New" w:hAnsi="Courier New" w:cs="Courier New"/>
+          <w:color w:val="1A1A1A"/>
+          <w:sz w:val="20"/>
+          <w:szCs w:val="20"/>
+        </w:rPr>
+        <w:t xml:space="preserve"> de lignes initial : {</w:t>
+      </w:r>
+      <w:proofErr w:type="spellStart"/>
+      <w:r>
+        <w:rPr>
+          <w:rFonts w:ascii="Courier New" w:eastAsia="Courier New" w:hAnsi="Courier New" w:cs="Courier New"/>
+          <w:color w:val="1A1A1A"/>
+          <w:sz w:val="20"/>
+          <w:szCs w:val="20"/>
+        </w:rPr>
+        <w:t>len</w:t>
+      </w:r>
+      <w:proofErr w:type="spellEnd"/>
+      <w:r>
+        <w:rPr>
+          <w:rFonts w:ascii="Courier New" w:eastAsia="Courier New" w:hAnsi="Courier New" w:cs="Courier New"/>
+          <w:color w:val="1A1A1A"/>
+          <w:sz w:val="20"/>
+          <w:szCs w:val="20"/>
+        </w:rPr>
+        <w:t>(</w:t>
+      </w:r>
+      <w:proofErr w:type="spellStart"/>
+      <w:r>
+        <w:rPr>
+          <w:rFonts w:ascii="Courier New" w:eastAsia="Courier New" w:hAnsi="Courier New" w:cs="Courier New"/>
+          <w:color w:val="1A1A1A"/>
+          <w:sz w:val="20"/>
+          <w:szCs w:val="20"/>
+        </w:rPr>
+        <w:t>df</w:t>
+      </w:r>
+      <w:proofErr w:type="spellEnd"/>
+      <w:r>
+        <w:rPr>
+          <w:rFonts w:ascii="Courier New" w:eastAsia="Courier New" w:hAnsi="Courier New" w:cs="Courier New"/>
+          <w:color w:val="1A1A1A"/>
+          <w:sz w:val="20"/>
+          <w:szCs w:val="20"/>
+        </w:rPr>
+        <w:t>)}')</w:t>
       </w:r>
     </w:p>
     <w:p>
@@ -12080,6 +12642,7 @@
         </w:rPr>
         <w:t>print(</w:t>
       </w:r>
+      <w:proofErr w:type="spellStart"/>
       <w:proofErr w:type="gramEnd"/>
       <w:r>
         <w:rPr>
@@ -12088,7 +12651,37 @@
           <w:sz w:val="20"/>
           <w:szCs w:val="20"/>
         </w:rPr>
-        <w:t>df[['latitude_deg', 'longitude_deg']].dtypes)</w:t>
+        <w:t>df</w:t>
+      </w:r>
+      <w:proofErr w:type="spellEnd"/>
+      <w:r>
+        <w:rPr>
+          <w:rFonts w:ascii="Courier New" w:eastAsia="Courier New" w:hAnsi="Courier New" w:cs="Courier New"/>
+          <w:color w:val="1A1A1A"/>
+          <w:sz w:val="20"/>
+          <w:szCs w:val="20"/>
+        </w:rPr>
+        <w:t>[['latitude_deg', 'longitude_deg']].</w:t>
+      </w:r>
+      <w:proofErr w:type="spellStart"/>
+      <w:r>
+        <w:rPr>
+          <w:rFonts w:ascii="Courier New" w:eastAsia="Courier New" w:hAnsi="Courier New" w:cs="Courier New"/>
+          <w:color w:val="1A1A1A"/>
+          <w:sz w:val="20"/>
+          <w:szCs w:val="20"/>
+        </w:rPr>
+        <w:t>dtypes</w:t>
+      </w:r>
+      <w:proofErr w:type="spellEnd"/>
+      <w:r>
+        <w:rPr>
+          <w:rFonts w:ascii="Courier New" w:eastAsia="Courier New" w:hAnsi="Courier New" w:cs="Courier New"/>
+          <w:color w:val="1A1A1A"/>
+          <w:sz w:val="20"/>
+          <w:szCs w:val="20"/>
+        </w:rPr>
+        <w:t>)</w:t>
       </w:r>
     </w:p>
     <w:p>
@@ -12112,6 +12705,7 @@
         </w:rPr>
         <w:t>print(</w:t>
       </w:r>
+      <w:proofErr w:type="spellStart"/>
       <w:proofErr w:type="gramEnd"/>
       <w:r>
         <w:rPr>
@@ -12120,7 +12714,57 @@
           <w:sz w:val="20"/>
           <w:szCs w:val="20"/>
         </w:rPr>
-        <w:t>df[['latitude_deg', 'longitude_deg']].isna().sum())</w:t>
+        <w:t>df</w:t>
+      </w:r>
+      <w:proofErr w:type="spellEnd"/>
+      <w:r>
+        <w:rPr>
+          <w:rFonts w:ascii="Courier New" w:eastAsia="Courier New" w:hAnsi="Courier New" w:cs="Courier New"/>
+          <w:color w:val="1A1A1A"/>
+          <w:sz w:val="20"/>
+          <w:szCs w:val="20"/>
+        </w:rPr>
+        <w:t>[['latitude_deg', 'longitude_deg']].</w:t>
+      </w:r>
+      <w:proofErr w:type="spellStart"/>
+      <w:r>
+        <w:rPr>
+          <w:rFonts w:ascii="Courier New" w:eastAsia="Courier New" w:hAnsi="Courier New" w:cs="Courier New"/>
+          <w:color w:val="1A1A1A"/>
+          <w:sz w:val="20"/>
+          <w:szCs w:val="20"/>
+        </w:rPr>
+        <w:t>isna</w:t>
+      </w:r>
+      <w:proofErr w:type="spellEnd"/>
+      <w:r>
+        <w:rPr>
+          <w:rFonts w:ascii="Courier New" w:eastAsia="Courier New" w:hAnsi="Courier New" w:cs="Courier New"/>
+          <w:color w:val="1A1A1A"/>
+          <w:sz w:val="20"/>
+          <w:szCs w:val="20"/>
+        </w:rPr>
+        <w:t>().</w:t>
+      </w:r>
+      <w:proofErr w:type="spellStart"/>
+      <w:r>
+        <w:rPr>
+          <w:rFonts w:ascii="Courier New" w:eastAsia="Courier New" w:hAnsi="Courier New" w:cs="Courier New"/>
+          <w:color w:val="1A1A1A"/>
+          <w:sz w:val="20"/>
+          <w:szCs w:val="20"/>
+        </w:rPr>
+        <w:t>sum</w:t>
+      </w:r>
+      <w:proofErr w:type="spellEnd"/>
+      <w:r>
+        <w:rPr>
+          <w:rFonts w:ascii="Courier New" w:eastAsia="Courier New" w:hAnsi="Courier New" w:cs="Courier New"/>
+          <w:color w:val="1A1A1A"/>
+          <w:sz w:val="20"/>
+          <w:szCs w:val="20"/>
+        </w:rPr>
+        <w:t>())</w:t>
       </w:r>
     </w:p>
     <w:p>
@@ -12187,7 +12831,16 @@
           <w:sz w:val="24"/>
           <w:szCs w:val="24"/>
         </w:rPr>
-        <w:t>a colonne longitude_deg est de type object (chaîne de caractères), ce qui indique la présence de valeurs non numériques mé</w:t>
+        <w:t xml:space="preserve">a colonne longitude_deg est de type object (chaîne de caractères), ce qui indique la présence de valeurs non numériques </w:t>
+      </w:r>
+      <w:r>
+        <w:rPr>
+          <w:rFonts w:ascii="Times New Roman" w:eastAsia="Arial" w:hAnsi="Times New Roman" w:cs="Times New Roman"/>
+          <w:sz w:val="24"/>
+          <w:szCs w:val="24"/>
+        </w:rPr>
+        <w:lastRenderedPageBreak/>
+        <w:t>mé</w:t>
       </w:r>
       <w:r>
         <w:rPr>
@@ -12262,6 +12915,7 @@
           <w:lang w:val="en-US"/>
         </w:rPr>
       </w:pPr>
+      <w:proofErr w:type="spellStart"/>
       <w:r>
         <w:rPr>
           <w:rFonts w:ascii="Courier New" w:eastAsia="Courier New" w:hAnsi="Courier New" w:cs="Courier New"/>
@@ -12270,9 +12924,9 @@
           <w:szCs w:val="20"/>
           <w:lang w:val="en-US"/>
         </w:rPr>
-        <w:t>df['latitude_deg</w:t>
-      </w:r>
-      <w:proofErr w:type="gramStart"/>
+        <w:t>df</w:t>
+      </w:r>
+      <w:proofErr w:type="spellEnd"/>
       <w:r>
         <w:rPr>
           <w:rFonts w:ascii="Courier New" w:eastAsia="Courier New" w:hAnsi="Courier New" w:cs="Courier New"/>
@@ -12281,9 +12935,9 @@
           <w:szCs w:val="20"/>
           <w:lang w:val="en-US"/>
         </w:rPr>
-        <w:t>']  =</w:t>
-      </w:r>
-      <w:proofErr w:type="gramEnd"/>
+        <w:t>['latitude_deg</w:t>
+      </w:r>
+      <w:proofErr w:type="gramStart"/>
       <w:r>
         <w:rPr>
           <w:rFonts w:ascii="Courier New" w:eastAsia="Courier New" w:hAnsi="Courier New" w:cs="Courier New"/>
@@ -12292,7 +12946,40 @@
           <w:szCs w:val="20"/>
           <w:lang w:val="en-US"/>
         </w:rPr>
-        <w:t xml:space="preserve"> pd.to_numeric(df['latitude_deg'],  errors='coerce')</w:t>
+        <w:t>']  =</w:t>
+      </w:r>
+      <w:proofErr w:type="gramEnd"/>
+      <w:r>
+        <w:rPr>
+          <w:rFonts w:ascii="Courier New" w:eastAsia="Courier New" w:hAnsi="Courier New" w:cs="Courier New"/>
+          <w:color w:val="1A1A1A"/>
+          <w:sz w:val="20"/>
+          <w:szCs w:val="20"/>
+          <w:lang w:val="en-US"/>
+        </w:rPr>
+        <w:t xml:space="preserve"> pd.to_numeric(</w:t>
+      </w:r>
+      <w:proofErr w:type="spellStart"/>
+      <w:r>
+        <w:rPr>
+          <w:rFonts w:ascii="Courier New" w:eastAsia="Courier New" w:hAnsi="Courier New" w:cs="Courier New"/>
+          <w:color w:val="1A1A1A"/>
+          <w:sz w:val="20"/>
+          <w:szCs w:val="20"/>
+          <w:lang w:val="en-US"/>
+        </w:rPr>
+        <w:t>df</w:t>
+      </w:r>
+      <w:proofErr w:type="spellEnd"/>
+      <w:r>
+        <w:rPr>
+          <w:rFonts w:ascii="Courier New" w:eastAsia="Courier New" w:hAnsi="Courier New" w:cs="Courier New"/>
+          <w:color w:val="1A1A1A"/>
+          <w:sz w:val="20"/>
+          <w:szCs w:val="20"/>
+          <w:lang w:val="en-US"/>
+        </w:rPr>
+        <w:t>['latitude_deg'],  errors='coerce')</w:t>
       </w:r>
     </w:p>
     <w:p>
@@ -12305,6 +12992,7 @@
           <w:lang w:val="en-US"/>
         </w:rPr>
       </w:pPr>
+      <w:proofErr w:type="spellStart"/>
       <w:r>
         <w:rPr>
           <w:rFonts w:ascii="Courier New" w:eastAsia="Courier New" w:hAnsi="Courier New" w:cs="Courier New"/>
@@ -12313,7 +13001,40 @@
           <w:szCs w:val="20"/>
           <w:lang w:val="en-US"/>
         </w:rPr>
-        <w:t>df['longitude_deg'] = pd.to_numeric(df['longitude_deg'], errors='coerce')</w:t>
+        <w:t>df</w:t>
+      </w:r>
+      <w:proofErr w:type="spellEnd"/>
+      <w:r>
+        <w:rPr>
+          <w:rFonts w:ascii="Courier New" w:eastAsia="Courier New" w:hAnsi="Courier New" w:cs="Courier New"/>
+          <w:color w:val="1A1A1A"/>
+          <w:sz w:val="20"/>
+          <w:szCs w:val="20"/>
+          <w:lang w:val="en-US"/>
+        </w:rPr>
+        <w:t>['longitude_deg'] = pd.to_numeric(</w:t>
+      </w:r>
+      <w:proofErr w:type="spellStart"/>
+      <w:r>
+        <w:rPr>
+          <w:rFonts w:ascii="Courier New" w:eastAsia="Courier New" w:hAnsi="Courier New" w:cs="Courier New"/>
+          <w:color w:val="1A1A1A"/>
+          <w:sz w:val="20"/>
+          <w:szCs w:val="20"/>
+          <w:lang w:val="en-US"/>
+        </w:rPr>
+        <w:t>df</w:t>
+      </w:r>
+      <w:proofErr w:type="spellEnd"/>
+      <w:r>
+        <w:rPr>
+          <w:rFonts w:ascii="Courier New" w:eastAsia="Courier New" w:hAnsi="Courier New" w:cs="Courier New"/>
+          <w:color w:val="1A1A1A"/>
+          <w:sz w:val="20"/>
+          <w:szCs w:val="20"/>
+          <w:lang w:val="en-US"/>
+        </w:rPr>
+        <w:t>['longitude_deg'], errors='coerce')</w:t>
       </w:r>
     </w:p>
     <w:p>
@@ -12382,6 +13103,7 @@
         </w:rPr>
         <w:t xml:space="preserve">df_clean = </w:t>
       </w:r>
+      <w:proofErr w:type="spellStart"/>
       <w:proofErr w:type="gramStart"/>
       <w:r>
         <w:rPr>
@@ -12393,6 +13115,7 @@
         </w:rPr>
         <w:t>df.dropna</w:t>
       </w:r>
+      <w:proofErr w:type="spellEnd"/>
       <w:proofErr w:type="gramEnd"/>
       <w:r>
         <w:rPr>
@@ -12415,6 +13138,7 @@
           <w:lang w:val="en-US"/>
         </w:rPr>
       </w:pPr>
+      <w:proofErr w:type="spellStart"/>
       <w:r>
         <w:rPr>
           <w:rFonts w:ascii="Courier New" w:eastAsia="Courier New" w:hAnsi="Courier New" w:cs="Courier New"/>
@@ -12423,7 +13147,84 @@
           <w:szCs w:val="20"/>
           <w:lang w:val="en-US"/>
         </w:rPr>
-        <w:t>n_removed_na = len(df) - len(df_clean)</w:t>
+        <w:t>n_removed_na</w:t>
+      </w:r>
+      <w:proofErr w:type="spellEnd"/>
+      <w:r>
+        <w:rPr>
+          <w:rFonts w:ascii="Courier New" w:eastAsia="Courier New" w:hAnsi="Courier New" w:cs="Courier New"/>
+          <w:color w:val="1A1A1A"/>
+          <w:sz w:val="20"/>
+          <w:szCs w:val="20"/>
+          <w:lang w:val="en-US"/>
+        </w:rPr>
+        <w:t xml:space="preserve"> = </w:t>
+      </w:r>
+      <w:proofErr w:type="spellStart"/>
+      <w:r>
+        <w:rPr>
+          <w:rFonts w:ascii="Courier New" w:eastAsia="Courier New" w:hAnsi="Courier New" w:cs="Courier New"/>
+          <w:color w:val="1A1A1A"/>
+          <w:sz w:val="20"/>
+          <w:szCs w:val="20"/>
+          <w:lang w:val="en-US"/>
+        </w:rPr>
+        <w:t>len</w:t>
+      </w:r>
+      <w:proofErr w:type="spellEnd"/>
+      <w:r>
+        <w:rPr>
+          <w:rFonts w:ascii="Courier New" w:eastAsia="Courier New" w:hAnsi="Courier New" w:cs="Courier New"/>
+          <w:color w:val="1A1A1A"/>
+          <w:sz w:val="20"/>
+          <w:szCs w:val="20"/>
+          <w:lang w:val="en-US"/>
+        </w:rPr>
+        <w:t>(</w:t>
+      </w:r>
+      <w:proofErr w:type="spellStart"/>
+      <w:r>
+        <w:rPr>
+          <w:rFonts w:ascii="Courier New" w:eastAsia="Courier New" w:hAnsi="Courier New" w:cs="Courier New"/>
+          <w:color w:val="1A1A1A"/>
+          <w:sz w:val="20"/>
+          <w:szCs w:val="20"/>
+          <w:lang w:val="en-US"/>
+        </w:rPr>
+        <w:t>df</w:t>
+      </w:r>
+      <w:proofErr w:type="spellEnd"/>
+      <w:r>
+        <w:rPr>
+          <w:rFonts w:ascii="Courier New" w:eastAsia="Courier New" w:hAnsi="Courier New" w:cs="Courier New"/>
+          <w:color w:val="1A1A1A"/>
+          <w:sz w:val="20"/>
+          <w:szCs w:val="20"/>
+          <w:lang w:val="en-US"/>
+        </w:rPr>
+        <w:t xml:space="preserve">) - </w:t>
+      </w:r>
+      <w:proofErr w:type="spellStart"/>
+      <w:r>
+        <w:rPr>
+          <w:rFonts w:ascii="Courier New" w:eastAsia="Courier New" w:hAnsi="Courier New" w:cs="Courier New"/>
+          <w:color w:val="1A1A1A"/>
+          <w:sz w:val="20"/>
+          <w:szCs w:val="20"/>
+          <w:lang w:val="en-US"/>
+        </w:rPr>
+        <w:t>len</w:t>
+      </w:r>
+      <w:proofErr w:type="spellEnd"/>
+      <w:r>
+        <w:rPr>
+          <w:rFonts w:ascii="Courier New" w:eastAsia="Courier New" w:hAnsi="Courier New" w:cs="Courier New"/>
+          <w:color w:val="1A1A1A"/>
+          <w:sz w:val="20"/>
+          <w:szCs w:val="20"/>
+          <w:lang w:val="en-US"/>
+        </w:rPr>
+        <w:t>(df_clean)</w:t>
       </w:r>
     </w:p>
     <w:p>
@@ -12445,6 +13246,7 @@
         </w:rPr>
         <w:t>print(</w:t>
       </w:r>
+      <w:proofErr w:type="spellStart"/>
       <w:proofErr w:type="gramEnd"/>
       <w:r>
         <w:rPr>
@@ -12453,8 +13255,9 @@
           <w:sz w:val="20"/>
           <w:szCs w:val="20"/>
         </w:rPr>
-        <w:t>f'Lignes supprimées (coordonnées manquant</w:t>
-      </w:r>
+        <w:t>f'Lignes</w:t>
+      </w:r>
+      <w:proofErr w:type="spellEnd"/>
       <w:r>
         <w:rPr>
           <w:rFonts w:ascii="Courier New" w:eastAsia="Courier New" w:hAnsi="Courier New" w:cs="Courier New"/>
@@ -12462,7 +13265,36 @@
           <w:sz w:val="20"/>
           <w:szCs w:val="20"/>
         </w:rPr>
-        <w:t>es/invalides) : {n_removed_na}'</w:t>
+        <w:t xml:space="preserve"> supprimées (coordonnées manquant</w:t>
+      </w:r>
+      <w:r>
+        <w:rPr>
+          <w:rFonts w:ascii="Courier New" w:eastAsia="Courier New" w:hAnsi="Courier New" w:cs="Courier New"/>
+          <w:color w:val="1A1A1A"/>
+          <w:sz w:val="20"/>
+          <w:szCs w:val="20"/>
+        </w:rPr>
+        <w:t>es/invalides) : {</w:t>
+      </w:r>
+      <w:proofErr w:type="spellStart"/>
+      <w:r>
+        <w:rPr>
+          <w:rFonts w:ascii="Courier New" w:eastAsia="Courier New" w:hAnsi="Courier New" w:cs="Courier New"/>
+          <w:color w:val="1A1A1A"/>
+          <w:sz w:val="20"/>
+          <w:szCs w:val="20"/>
+        </w:rPr>
+        <w:t>n_removed_na</w:t>
+      </w:r>
+      <w:proofErr w:type="spellEnd"/>
+      <w:r>
+        <w:rPr>
+          <w:rFonts w:ascii="Courier New" w:eastAsia="Courier New" w:hAnsi="Courier New" w:cs="Courier New"/>
+          <w:color w:val="1A1A1A"/>
+          <w:sz w:val="20"/>
+          <w:szCs w:val="20"/>
+        </w:rPr>
+        <w:t>}'</w:t>
       </w:r>
     </w:p>
     <w:p>
@@ -12602,6 +13434,7 @@
           <w:szCs w:val="20"/>
         </w:rPr>
       </w:pPr>
+      <w:proofErr w:type="spellStart"/>
       <w:proofErr w:type="gramStart"/>
       <w:r>
         <w:rPr>
@@ -12610,7 +13443,6 @@
           <w:sz w:val="20"/>
           <w:szCs w:val="20"/>
         </w:rPr>
-        <w:lastRenderedPageBreak/>
         <w:t>aberrant</w:t>
       </w:r>
       <w:proofErr w:type="gramEnd"/>
@@ -12621,7 +13453,17 @@
           <w:sz w:val="20"/>
           <w:szCs w:val="20"/>
         </w:rPr>
-        <w:t>_mask = (</w:t>
+        <w:t>_mask</w:t>
+      </w:r>
+      <w:proofErr w:type="spellEnd"/>
+      <w:r>
+        <w:rPr>
+          <w:rFonts w:ascii="Courier New" w:eastAsia="Courier New" w:hAnsi="Courier New" w:cs="Courier New"/>
+          <w:color w:val="1A1A1A"/>
+          <w:sz w:val="20"/>
+          <w:szCs w:val="20"/>
+        </w:rPr>
+        <w:t xml:space="preserve"> = (</w:t>
       </w:r>
     </w:p>
     <w:p>
@@ -12631,7 +13473,6 @@
         <w:rPr>
           <w:sz w:val="20"/>
           <w:szCs w:val="20"/>
-          <w:lang w:val="en-US"/>
         </w:rPr>
       </w:pPr>
       <w:r>
@@ -12649,9 +13490,8 @@
           <w:color w:val="1A1A1A"/>
           <w:sz w:val="20"/>
           <w:szCs w:val="20"/>
-          <w:lang w:val="en-US"/>
-        </w:rPr>
-        <w:t>(df_clean['latitude_deg</w:t>
+        </w:rPr>
+        <w:t>(</w:t>
       </w:r>
       <w:proofErr w:type="gramStart"/>
       <w:r>
@@ -12660,9 +13500,8 @@
           <w:color w:val="1A1A1A"/>
           <w:sz w:val="20"/>
           <w:szCs w:val="20"/>
-          <w:lang w:val="en-US"/>
-        </w:rPr>
-        <w:t>']  &lt;</w:t>
+        </w:rPr>
+        <w:t>df</w:t>
       </w:r>
       <w:proofErr w:type="gramEnd"/>
       <w:r>
@@ -12671,9 +13510,8 @@
           <w:color w:val="1A1A1A"/>
           <w:sz w:val="20"/>
           <w:szCs w:val="20"/>
-          <w:lang w:val="en-US"/>
-        </w:rPr>
-        <w:t xml:space="preserve"> 40)  |</w:t>
+        </w:rPr>
+        <w:t>_clean['latitude_deg']  &lt; 40)  |</w:t>
       </w:r>
     </w:p>
     <w:p>
@@ -12683,7 +13521,6 @@
         <w:rPr>
           <w:sz w:val="20"/>
           <w:szCs w:val="20"/>
-          <w:lang w:val="en-US"/>
         </w:rPr>
       </w:pPr>
       <w:r>
@@ -12692,9 +13529,8 @@
           <w:color w:val="1A1A1A"/>
           <w:sz w:val="20"/>
           <w:szCs w:val="20"/>
-          <w:lang w:val="en-US"/>
-        </w:rPr>
-        <w:t xml:space="preserve">    (df_clean['latitude_deg</w:t>
+        </w:rPr>
+        <w:t xml:space="preserve">    (</w:t>
       </w:r>
       <w:proofErr w:type="gramStart"/>
       <w:r>
@@ -12703,9 +13539,8 @@
           <w:color w:val="1A1A1A"/>
           <w:sz w:val="20"/>
           <w:szCs w:val="20"/>
-          <w:lang w:val="en-US"/>
-        </w:rPr>
-        <w:t>']  &gt;</w:t>
+        </w:rPr>
+        <w:t>df</w:t>
       </w:r>
       <w:proofErr w:type="gramEnd"/>
       <w:r>
@@ -12714,9 +13549,8 @@
           <w:color w:val="1A1A1A"/>
           <w:sz w:val="20"/>
           <w:szCs w:val="20"/>
-          <w:lang w:val="en-US"/>
-        </w:rPr>
-        <w:t xml:space="preserve"> 84)  |</w:t>
+        </w:rPr>
+        <w:t>_clean['latitude_deg']  &gt; 84)  |</w:t>
       </w:r>
     </w:p>
     <w:p>
@@ -12726,7 +13560,6 @@
         <w:rPr>
           <w:sz w:val="20"/>
           <w:szCs w:val="20"/>
-          <w:lang w:val="en-US"/>
         </w:rPr>
       </w:pPr>
       <w:r>
@@ -12735,9 +13568,28 @@
           <w:color w:val="1A1A1A"/>
           <w:sz w:val="20"/>
           <w:szCs w:val="20"/>
-          <w:lang w:val="en-US"/>
-        </w:rPr>
-        <w:t xml:space="preserve">    (df_clean['longitude_deg'] &lt; -141) |</w:t>
+        </w:rPr>
+        <w:t xml:space="preserve">    (</w:t>
+      </w:r>
+      <w:proofErr w:type="gramStart"/>
+      <w:r>
+        <w:rPr>
+          <w:rFonts w:ascii="Courier New" w:eastAsia="Courier New" w:hAnsi="Courier New" w:cs="Courier New"/>
+          <w:color w:val="1A1A1A"/>
+          <w:sz w:val="20"/>
+          <w:szCs w:val="20"/>
+        </w:rPr>
+        <w:t>df</w:t>
+      </w:r>
+      <w:proofErr w:type="gramEnd"/>
+      <w:r>
+        <w:rPr>
+          <w:rFonts w:ascii="Courier New" w:eastAsia="Courier New" w:hAnsi="Courier New" w:cs="Courier New"/>
+          <w:color w:val="1A1A1A"/>
+          <w:sz w:val="20"/>
+          <w:szCs w:val="20"/>
+        </w:rPr>
+        <w:t>_clean['longitude_deg'] &lt; -141) |</w:t>
       </w:r>
     </w:p>
     <w:p>
@@ -12747,7 +13599,6 @@
         <w:rPr>
           <w:sz w:val="20"/>
           <w:szCs w:val="20"/>
-          <w:lang w:val="en-US"/>
         </w:rPr>
       </w:pPr>
       <w:r>
@@ -12756,9 +13607,37 @@
           <w:color w:val="1A1A1A"/>
           <w:sz w:val="20"/>
           <w:szCs w:val="20"/>
-          <w:lang w:val="en-US"/>
-        </w:rPr>
-        <w:t xml:space="preserve">    (df_clean['longitude_deg'] &gt; -50)</w:t>
+        </w:rPr>
+        <w:t xml:space="preserve">    </w:t>
+      </w:r>
+      <w:r>
+        <w:rPr>
+          <w:rFonts w:ascii="Courier New" w:eastAsia="Courier New" w:hAnsi="Courier New" w:cs="Courier New"/>
+          <w:color w:val="1A1A1A"/>
+          <w:sz w:val="20"/>
+          <w:szCs w:val="20"/>
+        </w:rPr>
+        <w:t>(</w:t>
+      </w:r>
+      <w:proofErr w:type="gramStart"/>
+      <w:r>
+        <w:rPr>
+          <w:rFonts w:ascii="Courier New" w:eastAsia="Courier New" w:hAnsi="Courier New" w:cs="Courier New"/>
+          <w:color w:val="1A1A1A"/>
+          <w:sz w:val="20"/>
+          <w:szCs w:val="20"/>
+        </w:rPr>
+        <w:t>df</w:t>
+      </w:r>
+      <w:proofErr w:type="gramEnd"/>
+      <w:r>
+        <w:rPr>
+          <w:rFonts w:ascii="Courier New" w:eastAsia="Courier New" w:hAnsi="Courier New" w:cs="Courier New"/>
+          <w:color w:val="1A1A1A"/>
+          <w:sz w:val="20"/>
+          <w:szCs w:val="20"/>
+        </w:rPr>
+        <w:t>_clean['longitude_deg'] &gt; -50)</w:t>
       </w:r>
     </w:p>
     <w:p>
@@ -12792,6 +13671,7 @@
           <w:lang w:val="en-US"/>
         </w:rPr>
       </w:pPr>
+      <w:proofErr w:type="spellStart"/>
       <w:r>
         <w:rPr>
           <w:rFonts w:ascii="Courier New" w:eastAsia="Courier New" w:hAnsi="Courier New" w:cs="Courier New"/>
@@ -12800,7 +13680,41 @@
           <w:szCs w:val="20"/>
           <w:lang w:val="en-US"/>
         </w:rPr>
-        <w:t>df_aberrant = df_clean[aberrant_mask]</w:t>
+        <w:lastRenderedPageBreak/>
+        <w:t>df_aberrant</w:t>
+      </w:r>
+      <w:proofErr w:type="spellEnd"/>
+      <w:r>
+        <w:rPr>
+          <w:rFonts w:ascii="Courier New" w:eastAsia="Courier New" w:hAnsi="Courier New" w:cs="Courier New"/>
+          <w:color w:val="1A1A1A"/>
+          <w:sz w:val="20"/>
+          <w:szCs w:val="20"/>
+          <w:lang w:val="en-US"/>
+        </w:rPr>
+        <w:t xml:space="preserve"> = df_clean[</w:t>
+      </w:r>
+      <w:proofErr w:type="spellStart"/>
+      <w:r>
+        <w:rPr>
+          <w:rFonts w:ascii="Courier New" w:eastAsia="Courier New" w:hAnsi="Courier New" w:cs="Courier New"/>
+          <w:color w:val="1A1A1A"/>
+          <w:sz w:val="20"/>
+          <w:szCs w:val="20"/>
+          <w:lang w:val="en-US"/>
+        </w:rPr>
+        <w:t>aberrant_mask</w:t>
+      </w:r>
+      <w:proofErr w:type="spellEnd"/>
+      <w:r>
+        <w:rPr>
+          <w:rFonts w:ascii="Courier New" w:eastAsia="Courier New" w:hAnsi="Courier New" w:cs="Courier New"/>
+          <w:color w:val="1A1A1A"/>
+          <w:sz w:val="20"/>
+          <w:szCs w:val="20"/>
+          <w:lang w:val="en-US"/>
+        </w:rPr>
+        <w:t>]</w:t>
       </w:r>
     </w:p>
     <w:p>
@@ -12821,9 +13735,32 @@
           <w:szCs w:val="20"/>
           <w:lang w:val="en-US"/>
         </w:rPr>
-        <w:t>df_clean    = df_clean[~aberrant_mask]</w:t>
-      </w:r>
-    </w:p>
+        <w:t>df_clean    = df_clean[~</w:t>
+      </w:r>
+      <w:proofErr w:type="spellStart"/>
+      <w:r>
+        <w:rPr>
+          <w:rFonts w:ascii="Courier New" w:eastAsia="Courier New" w:hAnsi="Courier New" w:cs="Courier New"/>
+          <w:color w:val="1A1A1A"/>
+          <w:sz w:val="20"/>
+          <w:szCs w:val="20"/>
+          <w:lang w:val="en-US"/>
+        </w:rPr>
+        <w:t>aberrant_mask</w:t>
+      </w:r>
+      <w:proofErr w:type="spellEnd"/>
+      <w:r>
+        <w:rPr>
+          <w:rFonts w:ascii="Courier New" w:eastAsia="Courier New" w:hAnsi="Courier New" w:cs="Courier New"/>
+          <w:color w:val="1A1A1A"/>
+          <w:sz w:val="20"/>
+          <w:szCs w:val="20"/>
+          <w:lang w:val="en-US"/>
+        </w:rPr>
+        <w:t>]</w:t>
+      </w:r>
+    </w:p>
+    <w:bookmarkStart w:id="13" w:name="_Toc233569081"/>
     <w:p>
       <w:pPr>
         <w:pStyle w:val="Heading2"/>
@@ -12839,12 +13776,12 @@
           <w:szCs w:val="24"/>
         </w:rPr>
       </w:pPr>
-      <w:bookmarkStart w:id="13" w:name="_Toc233569081"/>
       <w:r>
         <w:rPr>
           <w:b/>
           <w:noProof/>
           <w:u w:val="single"/>
+          <w:lang w:val="en-US"/>
         </w:rPr>
         <mc:AlternateContent>
           <mc:Choice Requires="wps">
@@ -13006,12 +13943,6 @@
         <w:gridCol w:w="3160"/>
       </w:tblGrid>
       <w:tr>
-        <w:tblPrEx>
-          <w:tblCellMar>
-            <w:top w:w="0" w:type="dxa"/>
-            <w:bottom w:w="0" w:type="dxa"/>
-          </w:tblCellMar>
-        </w:tblPrEx>
         <w:tc>
           <w:tcPr>
             <w:tcW w:w="3200" w:type="dxa"/>
@@ -13125,12 +14056,6 @@
         </w:tc>
       </w:tr>
       <w:tr>
-        <w:tblPrEx>
-          <w:tblCellMar>
-            <w:top w:w="0" w:type="dxa"/>
-            <w:bottom w:w="0" w:type="dxa"/>
-          </w:tblCellMar>
-        </w:tblPrEx>
         <w:tc>
           <w:tcPr>
             <w:tcW w:w="3200" w:type="dxa"/>
@@ -13232,12 +14157,6 @@
         </w:tc>
       </w:tr>
       <w:tr>
-        <w:tblPrEx>
-          <w:tblCellMar>
-            <w:top w:w="0" w:type="dxa"/>
-            <w:bottom w:w="0" w:type="dxa"/>
-          </w:tblCellMar>
-        </w:tblPrEx>
         <w:tc>
           <w:tcPr>
             <w:tcW w:w="3200" w:type="dxa"/>
@@ -13339,12 +14258,6 @@
         </w:tc>
       </w:tr>
       <w:tr>
-        <w:tblPrEx>
-          <w:tblCellMar>
-            <w:top w:w="0" w:type="dxa"/>
-            <w:bottom w:w="0" w:type="dxa"/>
-          </w:tblCellMar>
-        </w:tblPrEx>
         <w:tc>
           <w:tcPr>
             <w:tcW w:w="3200" w:type="dxa"/>
@@ -13446,12 +14359,6 @@
         </w:tc>
       </w:tr>
       <w:tr>
-        <w:tblPrEx>
-          <w:tblCellMar>
-            <w:top w:w="0" w:type="dxa"/>
-            <w:bottom w:w="0" w:type="dxa"/>
-          </w:tblCellMar>
-        </w:tblPrEx>
         <w:tc>
           <w:tcPr>
             <w:tcW w:w="3200" w:type="dxa"/>
@@ -13553,12 +14460,6 @@
         </w:tc>
       </w:tr>
       <w:tr>
-        <w:tblPrEx>
-          <w:tblCellMar>
-            <w:top w:w="0" w:type="dxa"/>
-            <w:bottom w:w="0" w:type="dxa"/>
-          </w:tblCellMar>
-        </w:tblPrEx>
         <w:tc>
           <w:tcPr>
             <w:tcW w:w="3200" w:type="dxa"/>
@@ -13660,12 +14561,6 @@
         </w:tc>
       </w:tr>
       <w:tr>
-        <w:tblPrEx>
-          <w:tblCellMar>
-            <w:top w:w="0" w:type="dxa"/>
-            <w:bottom w:w="0" w:type="dxa"/>
-          </w:tblCellMar>
-        </w:tblPrEx>
         <w:tc>
           <w:tcPr>
             <w:tcW w:w="3200" w:type="dxa"/>
@@ -13804,15 +14699,7 @@
           <w:sz w:val="24"/>
           <w:szCs w:val="24"/>
         </w:rPr>
-        <w:t>Concernées</w:t>
-      </w:r>
-      <w:r>
-        <w:rPr>
-          <w:rFonts w:ascii="Times New Roman" w:eastAsia="Arial" w:hAnsi="Times New Roman" w:cs="Times New Roman"/>
-          <w:sz w:val="24"/>
-          <w:szCs w:val="24"/>
-        </w:rPr>
-        <w:t xml:space="preserve"> et la raison explicite (type invalide, coordonnée hors bornes, etc.). Ce protocole</w:t>
+        <w:t>Concernées et la raison explicite (type invalide, coordonnée hors bornes, etc.). Ce protocole</w:t>
       </w:r>
       <w:r>
         <w:rPr>
@@ -13862,15 +14749,20 @@
     <w:p>
       <w:pPr>
         <w:spacing w:before="60" w:after="60"/>
-      </w:pPr>
-      <w:hyperlink r:id="rId18" w:history="1">
+        <w:rPr>
+          <w:rFonts w:ascii="Times New Roman" w:hAnsi="Times New Roman" w:cs="Times New Roman"/>
+          <w:lang w:val="en-US"/>
+        </w:rPr>
+      </w:pPr>
+      <w:hyperlink r:id="rId19" w:history="1">
         <w:r>
           <w:rPr>
             <w:rStyle w:val="Hyperlink"/>
-            <w:rFonts w:ascii="Arial" w:eastAsia="Arial" w:hAnsi="Arial" w:cs="Arial"/>
+            <w:rFonts w:ascii="Times New Roman" w:eastAsia="Arial" w:hAnsi="Times New Roman" w:cs="Times New Roman"/>
             <w:color w:val="1155CC"/>
+            <w:lang w:val="en-US"/>
           </w:rPr>
-          <w:t>airports_clean.csv — https://github.com/T-kitt-dan/devoir/blob/main/airports_clean.csv</w:t>
+          <w:t>airports_clean.csv — https://github.com/T-kitt-dan/devoir/blob/master/airports_clean.csv</w:t>
         </w:r>
       </w:hyperlink>
     </w:p>
@@ -13897,7 +14789,6 @@
           <w:sz w:val="24"/>
           <w:szCs w:val="24"/>
         </w:rPr>
-        <w:lastRenderedPageBreak/>
         <w:t xml:space="preserve">Partie 2 : </w:t>
       </w:r>
       <w:r>
@@ -14003,6 +14894,7 @@
         </w:rPr>
         <w:t>a = sin²(</w:t>
       </w:r>
+      <w:proofErr w:type="spellStart"/>
       <w:r>
         <w:rPr>
           <w:rFonts w:ascii="Courier New" w:eastAsia="Courier New" w:hAnsi="Courier New" w:cs="Courier New"/>
@@ -14012,6 +14904,7 @@
         </w:rPr>
         <w:t>Δφ</w:t>
       </w:r>
+      <w:proofErr w:type="spellEnd"/>
       <w:r>
         <w:rPr>
           <w:rFonts w:ascii="Courier New" w:eastAsia="Courier New" w:hAnsi="Courier New" w:cs="Courier New"/>
@@ -14060,6 +14953,7 @@
         </w:rPr>
         <w:t>₂) × sin²(</w:t>
       </w:r>
+      <w:proofErr w:type="spellStart"/>
       <w:r>
         <w:rPr>
           <w:rFonts w:ascii="Courier New" w:eastAsia="Courier New" w:hAnsi="Courier New" w:cs="Courier New"/>
@@ -14069,6 +14963,7 @@
         </w:rPr>
         <w:t>Δλ</w:t>
       </w:r>
+      <w:proofErr w:type="spellEnd"/>
       <w:r>
         <w:rPr>
           <w:rFonts w:ascii="Courier New" w:eastAsia="Courier New" w:hAnsi="Courier New" w:cs="Courier New"/>
@@ -14087,27 +14982,19 @@
         <w:rPr>
           <w:sz w:val="20"/>
           <w:szCs w:val="20"/>
-        </w:rPr>
-      </w:pPr>
-      <w:proofErr w:type="gramStart"/>
+          <w:lang w:val="en-US"/>
+        </w:rPr>
+      </w:pPr>
       <w:r>
         <w:rPr>
           <w:rFonts w:ascii="Courier New" w:eastAsia="Courier New" w:hAnsi="Courier New" w:cs="Courier New"/>
           <w:color w:val="1A1A1A"/>
           <w:sz w:val="20"/>
           <w:szCs w:val="20"/>
-        </w:rPr>
-        <w:t>d</w:t>
-      </w:r>
-      <w:proofErr w:type="gramEnd"/>
-      <w:r>
-        <w:rPr>
-          <w:rFonts w:ascii="Courier New" w:eastAsia="Courier New" w:hAnsi="Courier New" w:cs="Courier New"/>
-          <w:color w:val="1A1A1A"/>
-          <w:sz w:val="20"/>
-          <w:szCs w:val="20"/>
-        </w:rPr>
-        <w:t xml:space="preserve"> = 2R × arctan2(√a, √(1−a))</w:t>
+          <w:lang w:val="en-US"/>
+        </w:rPr>
+        <w:lastRenderedPageBreak/>
+        <w:t>d = 2R × arctan2(√a, √(1−a))</w:t>
       </w:r>
     </w:p>
     <w:p>
@@ -14117,6 +15004,7 @@
         <w:rPr>
           <w:sz w:val="20"/>
           <w:szCs w:val="20"/>
+          <w:lang w:val="en-US"/>
         </w:rPr>
       </w:pPr>
     </w:p>
@@ -14244,6 +15132,7 @@
           <w:szCs w:val="20"/>
         </w:rPr>
       </w:pPr>
+      <w:proofErr w:type="gramStart"/>
       <w:r>
         <w:rPr>
           <w:rFonts w:ascii="Courier New" w:eastAsia="Courier New" w:hAnsi="Courier New" w:cs="Courier New"/>
@@ -14251,7 +15140,17 @@
           <w:sz w:val="20"/>
           <w:szCs w:val="20"/>
         </w:rPr>
-        <w:t>import math</w:t>
+        <w:t>import</w:t>
+      </w:r>
+      <w:proofErr w:type="gramEnd"/>
+      <w:r>
+        <w:rPr>
+          <w:rFonts w:ascii="Courier New" w:eastAsia="Courier New" w:hAnsi="Courier New" w:cs="Courier New"/>
+          <w:color w:val="1A1A1A"/>
+          <w:sz w:val="20"/>
+          <w:szCs w:val="20"/>
+        </w:rPr>
+        <w:t xml:space="preserve"> math</w:t>
       </w:r>
     </w:p>
     <w:p>
@@ -14263,6 +15162,48 @@
           <w:szCs w:val="20"/>
         </w:rPr>
       </w:pPr>
+      <w:proofErr w:type="spellStart"/>
+      <w:proofErr w:type="gramStart"/>
+      <w:r>
+        <w:rPr>
+          <w:rFonts w:ascii="Courier New" w:eastAsia="Courier New" w:hAnsi="Courier New" w:cs="Courier New"/>
+          <w:color w:val="1A1A1A"/>
+          <w:sz w:val="20"/>
+          <w:szCs w:val="20"/>
+        </w:rPr>
+        <w:t>def</w:t>
+      </w:r>
+      <w:proofErr w:type="spellEnd"/>
+      <w:proofErr w:type="gramEnd"/>
+      <w:r>
+        <w:rPr>
+          <w:rFonts w:ascii="Courier New" w:eastAsia="Courier New" w:hAnsi="Courier New" w:cs="Courier New"/>
+          <w:color w:val="1A1A1A"/>
+          <w:sz w:val="20"/>
+          <w:szCs w:val="20"/>
+        </w:rPr>
+        <w:t xml:space="preserve"> </w:t>
+      </w:r>
+      <w:proofErr w:type="spellStart"/>
+      <w:r>
+        <w:rPr>
+          <w:rFonts w:ascii="Courier New" w:eastAsia="Courier New" w:hAnsi="Courier New" w:cs="Courier New"/>
+          <w:color w:val="1A1A1A"/>
+          <w:sz w:val="20"/>
+          <w:szCs w:val="20"/>
+        </w:rPr>
+        <w:t>calculer_haversine</w:t>
+      </w:r>
+      <w:proofErr w:type="spellEnd"/>
+      <w:r>
+        <w:rPr>
+          <w:rFonts w:ascii="Courier New" w:eastAsia="Courier New" w:hAnsi="Courier New" w:cs="Courier New"/>
+          <w:color w:val="1A1A1A"/>
+          <w:sz w:val="20"/>
+          <w:szCs w:val="20"/>
+        </w:rPr>
+        <w:t>(lat1, lon1, lat2, lon2):</w:t>
+      </w:r>
     </w:p>
     <w:p>
       <w:pPr>
@@ -14273,7 +15214,6 @@
           <w:szCs w:val="20"/>
         </w:rPr>
       </w:pPr>
-      <w:proofErr w:type="gramStart"/>
       <w:r>
         <w:rPr>
           <w:rFonts w:ascii="Courier New" w:eastAsia="Courier New" w:hAnsi="Courier New" w:cs="Courier New"/>
@@ -14281,9 +15221,18 @@
           <w:sz w:val="20"/>
           <w:szCs w:val="20"/>
         </w:rPr>
-        <w:t>def</w:t>
-      </w:r>
-      <w:proofErr w:type="gramEnd"/>
+        <w:t xml:space="preserve">    """</w:t>
+      </w:r>
+    </w:p>
+    <w:p>
+      <w:pPr>
+        <w:spacing w:before="120" w:after="120" w:line="276" w:lineRule="auto"/>
+        <w:ind w:left="720"/>
+        <w:rPr>
+          <w:sz w:val="20"/>
+          <w:szCs w:val="20"/>
+        </w:rPr>
+      </w:pPr>
       <w:r>
         <w:rPr>
           <w:rFonts w:ascii="Courier New" w:eastAsia="Courier New" w:hAnsi="Courier New" w:cs="Courier New"/>
@@ -14291,7 +15240,27 @@
           <w:sz w:val="20"/>
           <w:szCs w:val="20"/>
         </w:rPr>
-        <w:t xml:space="preserve"> calculer_haversine(lat1, lon1, lat2, lon2):</w:t>
+        <w:t xml:space="preserve">    Calcule la distance géodésique (km) entre deux points (lat/</w:t>
+      </w:r>
+      <w:proofErr w:type="spellStart"/>
+      <w:r>
+        <w:rPr>
+          <w:rFonts w:ascii="Courier New" w:eastAsia="Courier New" w:hAnsi="Courier New" w:cs="Courier New"/>
+          <w:color w:val="1A1A1A"/>
+          <w:sz w:val="20"/>
+          <w:szCs w:val="20"/>
+        </w:rPr>
+        <w:t>lon</w:t>
+      </w:r>
+      <w:proofErr w:type="spellEnd"/>
+      <w:r>
+        <w:rPr>
+          <w:rFonts w:ascii="Courier New" w:eastAsia="Courier New" w:hAnsi="Courier New" w:cs="Courier New"/>
+          <w:color w:val="1A1A1A"/>
+          <w:sz w:val="20"/>
+          <w:szCs w:val="20"/>
+        </w:rPr>
+        <w:t xml:space="preserve"> en degrés décimaux).</w:t>
       </w:r>
     </w:p>
     <w:p>
@@ -14310,7 +15279,7 @@
           <w:sz w:val="20"/>
           <w:szCs w:val="20"/>
         </w:rPr>
-        <w:t xml:space="preserve">    """</w:t>
+        <w:t xml:space="preserve">    Formule de Haversine. Retourne None si une entrée est non numérique.</w:t>
       </w:r>
     </w:p>
     <w:p>
@@ -14320,6 +15289,7 @@
         <w:rPr>
           <w:sz w:val="20"/>
           <w:szCs w:val="20"/>
+          <w:lang w:val="en-US"/>
         </w:rPr>
       </w:pPr>
       <w:r>
@@ -14329,7 +15299,17 @@
           <w:sz w:val="20"/>
           <w:szCs w:val="20"/>
         </w:rPr>
-        <w:t xml:space="preserve">    Calcule la distance géodésique (km) entre deux points (lat/lon en degrés décimaux).</w:t>
+        <w:t xml:space="preserve">    </w:t>
+      </w:r>
+      <w:r>
+        <w:rPr>
+          <w:rFonts w:ascii="Courier New" w:eastAsia="Courier New" w:hAnsi="Courier New" w:cs="Courier New"/>
+          <w:color w:val="1A1A1A"/>
+          <w:sz w:val="20"/>
+          <w:szCs w:val="20"/>
+          <w:lang w:val="en-US"/>
+        </w:rPr>
+        <w:t>"""</w:t>
       </w:r>
     </w:p>
     <w:p>
@@ -14339,6 +15319,7 @@
         <w:rPr>
           <w:sz w:val="20"/>
           <w:szCs w:val="20"/>
+          <w:lang w:val="en-US"/>
         </w:rPr>
       </w:pPr>
       <w:r>
@@ -14347,8 +15328,9 @@
           <w:color w:val="1A1A1A"/>
           <w:sz w:val="20"/>
           <w:szCs w:val="20"/>
-        </w:rPr>
-        <w:t xml:space="preserve">    Formule de Haversine. Retourne None si une entrée est non numérique.</w:t>
+          <w:lang w:val="en-US"/>
+        </w:rPr>
+        <w:t xml:space="preserve">    try:</w:t>
       </w:r>
     </w:p>
     <w:p>
@@ -14367,9 +15349,21 @@
           <w:color w:val="1A1A1A"/>
           <w:sz w:val="20"/>
           <w:szCs w:val="20"/>
-        </w:rPr>
-        <w:t xml:space="preserve">    </w:t>
-      </w:r>
+          <w:lang w:val="en-US"/>
+        </w:rPr>
+        <w:t xml:space="preserve">        lat1, lon1, lat2, lon2 = float(lat1), float(lon1), float(lat2), float(lon2)</w:t>
+      </w:r>
+    </w:p>
+    <w:p>
+      <w:pPr>
+        <w:spacing w:before="120" w:after="120" w:line="276" w:lineRule="auto"/>
+        <w:ind w:left="720"/>
+        <w:rPr>
+          <w:sz w:val="20"/>
+          <w:szCs w:val="20"/>
+          <w:lang w:val="en-US"/>
+        </w:rPr>
+      </w:pPr>
       <w:r>
         <w:rPr>
           <w:rFonts w:ascii="Courier New" w:eastAsia="Courier New" w:hAnsi="Courier New" w:cs="Courier New"/>
@@ -14378,7 +15372,7 @@
           <w:szCs w:val="20"/>
           <w:lang w:val="en-US"/>
         </w:rPr>
-        <w:t>"""</w:t>
+        <w:t xml:space="preserve">    except (TypeError, ValueError):</w:t>
       </w:r>
     </w:p>
     <w:p>
@@ -14399,7 +15393,7 @@
           <w:szCs w:val="20"/>
           <w:lang w:val="en-US"/>
         </w:rPr>
-        <w:t xml:space="preserve">    try:</w:t>
+        <w:t xml:space="preserve">        return None</w:t>
       </w:r>
     </w:p>
     <w:p>
@@ -14412,6 +15406,16 @@
           <w:lang w:val="en-US"/>
         </w:rPr>
       </w:pPr>
+    </w:p>
+    <w:p>
+      <w:pPr>
+        <w:spacing w:before="120" w:after="120" w:line="276" w:lineRule="auto"/>
+        <w:ind w:left="720"/>
+        <w:rPr>
+          <w:sz w:val="20"/>
+          <w:szCs w:val="20"/>
+        </w:rPr>
+      </w:pPr>
       <w:r>
         <w:rPr>
           <w:rFonts w:ascii="Courier New" w:eastAsia="Courier New" w:hAnsi="Courier New" w:cs="Courier New"/>
@@ -14420,7 +15424,36 @@
           <w:szCs w:val="20"/>
           <w:lang w:val="en-US"/>
         </w:rPr>
-        <w:t xml:space="preserve">        lat1, lon1, lat2, lon2 = float(lat1), float(lon1), float(lat2), float(lon2)</w:t>
+        <w:t xml:space="preserve">    </w:t>
+      </w:r>
+      <w:r>
+        <w:rPr>
+          <w:rFonts w:ascii="Courier New" w:eastAsia="Courier New" w:hAnsi="Courier New" w:cs="Courier New"/>
+          <w:color w:val="1A1A1A"/>
+          <w:sz w:val="20"/>
+          <w:szCs w:val="20"/>
+        </w:rPr>
+        <w:t xml:space="preserve">R = </w:t>
+      </w:r>
+      <w:proofErr w:type="gramStart"/>
+      <w:r>
+        <w:rPr>
+          <w:rFonts w:ascii="Courier New" w:eastAsia="Courier New" w:hAnsi="Courier New" w:cs="Courier New"/>
+          <w:color w:val="1A1A1A"/>
+          <w:sz w:val="20"/>
+          <w:szCs w:val="20"/>
+        </w:rPr>
+        <w:t>6371.0  #</w:t>
+      </w:r>
+      <w:proofErr w:type="gramEnd"/>
+      <w:r>
+        <w:rPr>
+          <w:rFonts w:ascii="Courier New" w:eastAsia="Courier New" w:hAnsi="Courier New" w:cs="Courier New"/>
+          <w:color w:val="1A1A1A"/>
+          <w:sz w:val="20"/>
+          <w:szCs w:val="20"/>
+        </w:rPr>
+        <w:t xml:space="preserve"> rayon moyen de la Terre en km</w:t>
       </w:r>
     </w:p>
     <w:p>
@@ -14430,7 +15463,6 @@
         <w:rPr>
           <w:sz w:val="20"/>
           <w:szCs w:val="20"/>
-          <w:lang w:val="en-US"/>
         </w:rPr>
       </w:pPr>
       <w:r>
@@ -14439,9 +15471,68 @@
           <w:color w:val="1A1A1A"/>
           <w:sz w:val="20"/>
           <w:szCs w:val="20"/>
-          <w:lang w:val="en-US"/>
-        </w:rPr>
-        <w:t xml:space="preserve">    except (TypeError, ValueError):</w:t>
+        </w:rPr>
+        <w:t xml:space="preserve">    </w:t>
+      </w:r>
+      <w:proofErr w:type="gramStart"/>
+      <w:r>
+        <w:rPr>
+          <w:rFonts w:ascii="Courier New" w:eastAsia="Courier New" w:hAnsi="Courier New" w:cs="Courier New"/>
+          <w:color w:val="1A1A1A"/>
+          <w:sz w:val="20"/>
+          <w:szCs w:val="20"/>
+        </w:rPr>
+        <w:t>phi</w:t>
+      </w:r>
+      <w:proofErr w:type="gramEnd"/>
+      <w:r>
+        <w:rPr>
+          <w:rFonts w:ascii="Courier New" w:eastAsia="Courier New" w:hAnsi="Courier New" w:cs="Courier New"/>
+          <w:color w:val="1A1A1A"/>
+          <w:sz w:val="20"/>
+          <w:szCs w:val="20"/>
+        </w:rPr>
+        <w:t xml:space="preserve">1, phi2 = </w:t>
+      </w:r>
+      <w:proofErr w:type="spellStart"/>
+      <w:r>
+        <w:rPr>
+          <w:rFonts w:ascii="Courier New" w:eastAsia="Courier New" w:hAnsi="Courier New" w:cs="Courier New"/>
+          <w:color w:val="1A1A1A"/>
+          <w:sz w:val="20"/>
+          <w:szCs w:val="20"/>
+        </w:rPr>
+        <w:t>math.radians</w:t>
+      </w:r>
+      <w:proofErr w:type="spellEnd"/>
+      <w:r>
+        <w:rPr>
+          <w:rFonts w:ascii="Courier New" w:eastAsia="Courier New" w:hAnsi="Courier New" w:cs="Courier New"/>
+          <w:color w:val="1A1A1A"/>
+          <w:sz w:val="20"/>
+          <w:szCs w:val="20"/>
+        </w:rPr>
+        <w:t xml:space="preserve">(lat1), </w:t>
+      </w:r>
+      <w:proofErr w:type="spellStart"/>
+      <w:r>
+        <w:rPr>
+          <w:rFonts w:ascii="Courier New" w:eastAsia="Courier New" w:hAnsi="Courier New" w:cs="Courier New"/>
+          <w:color w:val="1A1A1A"/>
+          <w:sz w:val="20"/>
+          <w:szCs w:val="20"/>
+        </w:rPr>
+        <w:t>math.radians</w:t>
+      </w:r>
+      <w:proofErr w:type="spellEnd"/>
+      <w:r>
+        <w:rPr>
+          <w:rFonts w:ascii="Courier New" w:eastAsia="Courier New" w:hAnsi="Courier New" w:cs="Courier New"/>
+          <w:color w:val="1A1A1A"/>
+          <w:sz w:val="20"/>
+          <w:szCs w:val="20"/>
+        </w:rPr>
+        <w:t>(lat2)</w:t>
       </w:r>
     </w:p>
     <w:p>
@@ -14451,7 +15542,6 @@
         <w:rPr>
           <w:sz w:val="20"/>
           <w:szCs w:val="20"/>
-          <w:lang w:val="en-US"/>
         </w:rPr>
       </w:pPr>
       <w:r>
@@ -14460,9 +15550,50 @@
           <w:color w:val="1A1A1A"/>
           <w:sz w:val="20"/>
           <w:szCs w:val="20"/>
-          <w:lang w:val="en-US"/>
-        </w:rPr>
-        <w:t xml:space="preserve">        return None</w:t>
+        </w:rPr>
+        <w:t xml:space="preserve">    </w:t>
+      </w:r>
+      <w:proofErr w:type="spellStart"/>
+      <w:proofErr w:type="gramStart"/>
+      <w:r>
+        <w:rPr>
+          <w:rFonts w:ascii="Courier New" w:eastAsia="Courier New" w:hAnsi="Courier New" w:cs="Courier New"/>
+          <w:color w:val="1A1A1A"/>
+          <w:sz w:val="20"/>
+          <w:szCs w:val="20"/>
+        </w:rPr>
+        <w:t>dphi</w:t>
+      </w:r>
+      <w:proofErr w:type="spellEnd"/>
+      <w:proofErr w:type="gramEnd"/>
+      <w:r>
+        <w:rPr>
+          <w:rFonts w:ascii="Courier New" w:eastAsia="Courier New" w:hAnsi="Courier New" w:cs="Courier New"/>
+          <w:color w:val="1A1A1A"/>
+          <w:sz w:val="20"/>
+          <w:szCs w:val="20"/>
+        </w:rPr>
+        <w:t xml:space="preserve">       = </w:t>
+      </w:r>
+      <w:proofErr w:type="spellStart"/>
+      <w:r>
+        <w:rPr>
+          <w:rFonts w:ascii="Courier New" w:eastAsia="Courier New" w:hAnsi="Courier New" w:cs="Courier New"/>
+          <w:color w:val="1A1A1A"/>
+          <w:sz w:val="20"/>
+          <w:szCs w:val="20"/>
+        </w:rPr>
+        <w:t>math.radians</w:t>
+      </w:r>
+      <w:proofErr w:type="spellEnd"/>
+      <w:r>
+        <w:rPr>
+          <w:rFonts w:ascii="Courier New" w:eastAsia="Courier New" w:hAnsi="Courier New" w:cs="Courier New"/>
+          <w:color w:val="1A1A1A"/>
+          <w:sz w:val="20"/>
+          <w:szCs w:val="20"/>
+        </w:rPr>
+        <w:t>(lat2 - lat1)</w:t>
       </w:r>
     </w:p>
     <w:p>
@@ -14472,9 +15603,59 @@
         <w:rPr>
           <w:sz w:val="20"/>
           <w:szCs w:val="20"/>
-          <w:lang w:val="en-US"/>
-        </w:rPr>
-      </w:pPr>
+        </w:rPr>
+      </w:pPr>
+      <w:r>
+        <w:rPr>
+          <w:rFonts w:ascii="Courier New" w:eastAsia="Courier New" w:hAnsi="Courier New" w:cs="Courier New"/>
+          <w:color w:val="1A1A1A"/>
+          <w:sz w:val="20"/>
+          <w:szCs w:val="20"/>
+        </w:rPr>
+        <w:t xml:space="preserve">    </w:t>
+      </w:r>
+      <w:proofErr w:type="spellStart"/>
+      <w:proofErr w:type="gramStart"/>
+      <w:r>
+        <w:rPr>
+          <w:rFonts w:ascii="Courier New" w:eastAsia="Courier New" w:hAnsi="Courier New" w:cs="Courier New"/>
+          <w:color w:val="1A1A1A"/>
+          <w:sz w:val="20"/>
+          <w:szCs w:val="20"/>
+        </w:rPr>
+        <w:t>dlambda</w:t>
+      </w:r>
+      <w:proofErr w:type="spellEnd"/>
+      <w:proofErr w:type="gramEnd"/>
+      <w:r>
+        <w:rPr>
+          <w:rFonts w:ascii="Courier New" w:eastAsia="Courier New" w:hAnsi="Courier New" w:cs="Courier New"/>
+          <w:color w:val="1A1A1A"/>
+          <w:sz w:val="20"/>
+          <w:szCs w:val="20"/>
+        </w:rPr>
+        <w:t xml:space="preserve">    = </w:t>
+      </w:r>
+      <w:proofErr w:type="spellStart"/>
+      <w:r>
+        <w:rPr>
+          <w:rFonts w:ascii="Courier New" w:eastAsia="Courier New" w:hAnsi="Courier New" w:cs="Courier New"/>
+          <w:color w:val="1A1A1A"/>
+          <w:sz w:val="20"/>
+          <w:szCs w:val="20"/>
+        </w:rPr>
+        <w:t>math.radians</w:t>
+      </w:r>
+      <w:proofErr w:type="spellEnd"/>
+      <w:r>
+        <w:rPr>
+          <w:rFonts w:ascii="Courier New" w:eastAsia="Courier New" w:hAnsi="Courier New" w:cs="Courier New"/>
+          <w:color w:val="1A1A1A"/>
+          <w:sz w:val="20"/>
+          <w:szCs w:val="20"/>
+        </w:rPr>
+        <w:t>(lon2 - lon1)</w:t>
+      </w:r>
     </w:p>
     <w:p>
       <w:pPr>
@@ -14483,7 +15664,6 @@
         <w:rPr>
           <w:sz w:val="20"/>
           <w:szCs w:val="20"/>
-          <w:lang w:val="en-US"/>
         </w:rPr>
       </w:pPr>
       <w:r>
@@ -14492,9 +15672,8 @@
           <w:color w:val="1A1A1A"/>
           <w:sz w:val="20"/>
           <w:szCs w:val="20"/>
-          <w:lang w:val="en-US"/>
-        </w:rPr>
-        <w:t xml:space="preserve">    R = </w:t>
+        </w:rPr>
+        <w:t xml:space="preserve">    </w:t>
       </w:r>
       <w:proofErr w:type="gramStart"/>
       <w:r>
@@ -14503,9 +15682,8 @@
           <w:color w:val="1A1A1A"/>
           <w:sz w:val="20"/>
           <w:szCs w:val="20"/>
-          <w:lang w:val="en-US"/>
-        </w:rPr>
-        <w:t>6371.0  #</w:t>
+        </w:rPr>
+        <w:t>a</w:t>
       </w:r>
       <w:proofErr w:type="gramEnd"/>
       <w:r>
@@ -14514,9 +15692,128 @@
           <w:color w:val="1A1A1A"/>
           <w:sz w:val="20"/>
           <w:szCs w:val="20"/>
-          <w:lang w:val="en-US"/>
-        </w:rPr>
-        <w:t xml:space="preserve"> rayon moyen de la Terre en km</w:t>
+        </w:rPr>
+        <w:t xml:space="preserve"> = </w:t>
+      </w:r>
+      <w:proofErr w:type="spellStart"/>
+      <w:r>
+        <w:rPr>
+          <w:rFonts w:ascii="Courier New" w:eastAsia="Courier New" w:hAnsi="Courier New" w:cs="Courier New"/>
+          <w:color w:val="1A1A1A"/>
+          <w:sz w:val="20"/>
+          <w:szCs w:val="20"/>
+        </w:rPr>
+        <w:t>math.sin</w:t>
+      </w:r>
+      <w:proofErr w:type="spellEnd"/>
+      <w:r>
+        <w:rPr>
+          <w:rFonts w:ascii="Courier New" w:eastAsia="Courier New" w:hAnsi="Courier New" w:cs="Courier New"/>
+          <w:color w:val="1A1A1A"/>
+          <w:sz w:val="20"/>
+          <w:szCs w:val="20"/>
+        </w:rPr>
+        <w:t>(</w:t>
+      </w:r>
+      <w:proofErr w:type="spellStart"/>
+      <w:r>
+        <w:rPr>
+          <w:rFonts w:ascii="Courier New" w:eastAsia="Courier New" w:hAnsi="Courier New" w:cs="Courier New"/>
+          <w:color w:val="1A1A1A"/>
+          <w:sz w:val="20"/>
+          <w:szCs w:val="20"/>
+        </w:rPr>
+        <w:t>dphi</w:t>
+      </w:r>
+      <w:proofErr w:type="spellEnd"/>
+      <w:r>
+        <w:rPr>
+          <w:rFonts w:ascii="Courier New" w:eastAsia="Courier New" w:hAnsi="Courier New" w:cs="Courier New"/>
+          <w:color w:val="1A1A1A"/>
+          <w:sz w:val="20"/>
+          <w:szCs w:val="20"/>
+        </w:rPr>
+        <w:t xml:space="preserve">/2)**2 + </w:t>
+      </w:r>
+      <w:proofErr w:type="spellStart"/>
+      <w:r>
+        <w:rPr>
+          <w:rFonts w:ascii="Courier New" w:eastAsia="Courier New" w:hAnsi="Courier New" w:cs="Courier New"/>
+          <w:color w:val="1A1A1A"/>
+          <w:sz w:val="20"/>
+          <w:szCs w:val="20"/>
+        </w:rPr>
+        <w:t>math.cos</w:t>
+      </w:r>
+      <w:proofErr w:type="spellEnd"/>
+      <w:r>
+        <w:rPr>
+          <w:rFonts w:ascii="Courier New" w:eastAsia="Courier New" w:hAnsi="Courier New" w:cs="Courier New"/>
+          <w:color w:val="1A1A1A"/>
+          <w:sz w:val="20"/>
+          <w:szCs w:val="20"/>
+        </w:rPr>
+        <w:t xml:space="preserve">(phi1) * </w:t>
+      </w:r>
+      <w:proofErr w:type="spellStart"/>
+      <w:r>
+        <w:rPr>
+          <w:rFonts w:ascii="Courier New" w:eastAsia="Courier New" w:hAnsi="Courier New" w:cs="Courier New"/>
+          <w:color w:val="1A1A1A"/>
+          <w:sz w:val="20"/>
+          <w:szCs w:val="20"/>
+        </w:rPr>
+        <w:t>math.cos</w:t>
+      </w:r>
+      <w:proofErr w:type="spellEnd"/>
+      <w:r>
+        <w:rPr>
+          <w:rFonts w:ascii="Courier New" w:eastAsia="Courier New" w:hAnsi="Courier New" w:cs="Courier New"/>
+          <w:color w:val="1A1A1A"/>
+          <w:sz w:val="20"/>
+          <w:szCs w:val="20"/>
+        </w:rPr>
+        <w:t xml:space="preserve">(phi2) * </w:t>
+      </w:r>
+      <w:proofErr w:type="spellStart"/>
+      <w:r>
+        <w:rPr>
+          <w:rFonts w:ascii="Courier New" w:eastAsia="Courier New" w:hAnsi="Courier New" w:cs="Courier New"/>
+          <w:color w:val="1A1A1A"/>
+          <w:sz w:val="20"/>
+          <w:szCs w:val="20"/>
+        </w:rPr>
+        <w:t>math.sin</w:t>
+      </w:r>
+      <w:proofErr w:type="spellEnd"/>
+      <w:r>
+        <w:rPr>
+          <w:rFonts w:ascii="Courier New" w:eastAsia="Courier New" w:hAnsi="Courier New" w:cs="Courier New"/>
+          <w:color w:val="1A1A1A"/>
+          <w:sz w:val="20"/>
+          <w:szCs w:val="20"/>
+        </w:rPr>
+        <w:t>(</w:t>
+      </w:r>
+      <w:proofErr w:type="spellStart"/>
+      <w:r>
+        <w:rPr>
+          <w:rFonts w:ascii="Courier New" w:eastAsia="Courier New" w:hAnsi="Courier New" w:cs="Courier New"/>
+          <w:color w:val="1A1A1A"/>
+          <w:sz w:val="20"/>
+          <w:szCs w:val="20"/>
+        </w:rPr>
+        <w:t>dlambda</w:t>
+      </w:r>
+      <w:proofErr w:type="spellEnd"/>
+      <w:r>
+        <w:rPr>
+          <w:rFonts w:ascii="Courier New" w:eastAsia="Courier New" w:hAnsi="Courier New" w:cs="Courier New"/>
+          <w:color w:val="1A1A1A"/>
+          <w:sz w:val="20"/>
+          <w:szCs w:val="20"/>
+        </w:rPr>
+        <w:t>/2)**2</w:t>
       </w:r>
     </w:p>
     <w:p>
@@ -14535,11 +15832,9 @@
           <w:color w:val="1A1A1A"/>
           <w:sz w:val="20"/>
           <w:szCs w:val="20"/>
-          <w:lang w:val="en-US"/>
-        </w:rPr>
-        <w:t xml:space="preserve">    phi1, phi2 = </w:t>
-      </w:r>
-      <w:proofErr w:type="gramStart"/>
+        </w:rPr>
+        <w:t xml:space="preserve">    </w:t>
+      </w:r>
       <w:r>
         <w:rPr>
           <w:rFonts w:ascii="Courier New" w:eastAsia="Courier New" w:hAnsi="Courier New" w:cs="Courier New"/>
@@ -14548,9 +15843,9 @@
           <w:szCs w:val="20"/>
           <w:lang w:val="en-US"/>
         </w:rPr>
-        <w:t>math.radians</w:t>
-      </w:r>
-      <w:proofErr w:type="gramEnd"/>
+        <w:t xml:space="preserve">return R * 2 * </w:t>
+      </w:r>
+      <w:proofErr w:type="gramStart"/>
       <w:r>
         <w:rPr>
           <w:rFonts w:ascii="Courier New" w:eastAsia="Courier New" w:hAnsi="Courier New" w:cs="Courier New"/>
@@ -14559,18 +15854,9 @@
           <w:szCs w:val="20"/>
           <w:lang w:val="en-US"/>
         </w:rPr>
-        <w:t>(lat1), math.radians(lat2)</w:t>
-      </w:r>
-    </w:p>
-    <w:p>
-      <w:pPr>
-        <w:spacing w:before="120" w:after="120" w:line="276" w:lineRule="auto"/>
-        <w:ind w:left="720"/>
-        <w:rPr>
-          <w:sz w:val="20"/>
-          <w:szCs w:val="20"/>
-        </w:rPr>
-      </w:pPr>
+        <w:t>math.atan</w:t>
+      </w:r>
+      <w:proofErr w:type="gramEnd"/>
       <w:r>
         <w:rPr>
           <w:rFonts w:ascii="Courier New" w:eastAsia="Courier New" w:hAnsi="Courier New" w:cs="Courier New"/>
@@ -14579,168 +15865,51 @@
           <w:szCs w:val="20"/>
           <w:lang w:val="en-US"/>
         </w:rPr>
-        <w:t xml:space="preserve">    </w:t>
-      </w:r>
-      <w:proofErr w:type="gramStart"/>
+        <w:t>2(</w:t>
+      </w:r>
+      <w:proofErr w:type="spellStart"/>
       <w:r>
         <w:rPr>
           <w:rFonts w:ascii="Courier New" w:eastAsia="Courier New" w:hAnsi="Courier New" w:cs="Courier New"/>
           <w:color w:val="1A1A1A"/>
           <w:sz w:val="20"/>
           <w:szCs w:val="20"/>
-        </w:rPr>
-        <w:t>dphi</w:t>
-      </w:r>
-      <w:proofErr w:type="gramEnd"/>
+          <w:lang w:val="en-US"/>
+        </w:rPr>
+        <w:t>math.sqrt</w:t>
+      </w:r>
+      <w:proofErr w:type="spellEnd"/>
       <w:r>
         <w:rPr>
           <w:rFonts w:ascii="Courier New" w:eastAsia="Courier New" w:hAnsi="Courier New" w:cs="Courier New"/>
           <w:color w:val="1A1A1A"/>
           <w:sz w:val="20"/>
           <w:szCs w:val="20"/>
-        </w:rPr>
-        <w:t xml:space="preserve">       = math.radians(lat2 - lat1)</w:t>
-      </w:r>
-    </w:p>
-    <w:p>
-      <w:pPr>
-        <w:spacing w:before="120" w:after="120" w:line="276" w:lineRule="auto"/>
-        <w:ind w:left="720"/>
-        <w:rPr>
-          <w:sz w:val="20"/>
-          <w:szCs w:val="20"/>
-        </w:rPr>
-      </w:pPr>
+          <w:lang w:val="en-US"/>
+        </w:rPr>
+        <w:t xml:space="preserve">(a), </w:t>
+      </w:r>
+      <w:proofErr w:type="spellStart"/>
       <w:r>
         <w:rPr>
           <w:rFonts w:ascii="Courier New" w:eastAsia="Courier New" w:hAnsi="Courier New" w:cs="Courier New"/>
           <w:color w:val="1A1A1A"/>
           <w:sz w:val="20"/>
           <w:szCs w:val="20"/>
-        </w:rPr>
-        <w:t xml:space="preserve">    </w:t>
-      </w:r>
-      <w:proofErr w:type="gramStart"/>
+          <w:lang w:val="en-US"/>
+        </w:rPr>
+        <w:t>math.sqrt</w:t>
+      </w:r>
+      <w:proofErr w:type="spellEnd"/>
       <w:r>
         <w:rPr>
           <w:rFonts w:ascii="Courier New" w:eastAsia="Courier New" w:hAnsi="Courier New" w:cs="Courier New"/>
           <w:color w:val="1A1A1A"/>
           <w:sz w:val="20"/>
           <w:szCs w:val="20"/>
-        </w:rPr>
-        <w:t>dlambda</w:t>
-      </w:r>
-      <w:proofErr w:type="gramEnd"/>
-      <w:r>
-        <w:rPr>
-          <w:rFonts w:ascii="Courier New" w:eastAsia="Courier New" w:hAnsi="Courier New" w:cs="Courier New"/>
-          <w:color w:val="1A1A1A"/>
-          <w:sz w:val="20"/>
-          <w:szCs w:val="20"/>
-        </w:rPr>
-        <w:t xml:space="preserve">    = math.radians(lon2 - lon1)</w:t>
-      </w:r>
-    </w:p>
-    <w:p>
-      <w:pPr>
-        <w:spacing w:before="120" w:after="120" w:line="276" w:lineRule="auto"/>
-        <w:ind w:left="720"/>
-        <w:rPr>
-          <w:sz w:val="20"/>
-          <w:szCs w:val="20"/>
-        </w:rPr>
-      </w:pPr>
-    </w:p>
-    <w:p>
-      <w:pPr>
-        <w:spacing w:before="120" w:after="120" w:line="276" w:lineRule="auto"/>
-        <w:ind w:left="720"/>
-        <w:rPr>
-          <w:sz w:val="20"/>
-          <w:szCs w:val="20"/>
-        </w:rPr>
-      </w:pPr>
-      <w:r>
-        <w:rPr>
-          <w:rFonts w:ascii="Courier New" w:eastAsia="Courier New" w:hAnsi="Courier New" w:cs="Courier New"/>
-          <w:color w:val="1A1A1A"/>
-          <w:sz w:val="20"/>
-          <w:szCs w:val="20"/>
-        </w:rPr>
-        <w:lastRenderedPageBreak/>
-        <w:t xml:space="preserve">    </w:t>
-      </w:r>
-      <w:proofErr w:type="gramStart"/>
-      <w:r>
-        <w:rPr>
-          <w:rFonts w:ascii="Courier New" w:eastAsia="Courier New" w:hAnsi="Courier New" w:cs="Courier New"/>
-          <w:color w:val="1A1A1A"/>
-          <w:sz w:val="20"/>
-          <w:szCs w:val="20"/>
-        </w:rPr>
-        <w:t>a</w:t>
-      </w:r>
-      <w:proofErr w:type="gramEnd"/>
-      <w:r>
-        <w:rPr>
-          <w:rFonts w:ascii="Courier New" w:eastAsia="Courier New" w:hAnsi="Courier New" w:cs="Courier New"/>
-          <w:color w:val="1A1A1A"/>
-          <w:sz w:val="20"/>
-          <w:szCs w:val="20"/>
-        </w:rPr>
-        <w:t xml:space="preserve"> = math.sin(dphi/2)**2 + math.cos(phi1) * math.cos(phi2) * math.sin(dlambda/2)**2</w:t>
-      </w:r>
-    </w:p>
-    <w:p>
-      <w:pPr>
-        <w:spacing w:before="120" w:after="120" w:line="276" w:lineRule="auto"/>
-        <w:ind w:left="720"/>
-        <w:rPr>
-          <w:sz w:val="20"/>
-          <w:szCs w:val="20"/>
           <w:lang w:val="en-US"/>
         </w:rPr>
-      </w:pPr>
-      <w:r>
-        <w:rPr>
-          <w:rFonts w:ascii="Courier New" w:eastAsia="Courier New" w:hAnsi="Courier New" w:cs="Courier New"/>
-          <w:color w:val="1A1A1A"/>
-          <w:sz w:val="20"/>
-          <w:szCs w:val="20"/>
-        </w:rPr>
-        <w:t xml:space="preserve">    </w:t>
-      </w:r>
-      <w:r>
-        <w:rPr>
-          <w:rFonts w:ascii="Courier New" w:eastAsia="Courier New" w:hAnsi="Courier New" w:cs="Courier New"/>
-          <w:color w:val="1A1A1A"/>
-          <w:sz w:val="20"/>
-          <w:szCs w:val="20"/>
-          <w:lang w:val="en-US"/>
-        </w:rPr>
-        <w:t xml:space="preserve">return R * 2 * </w:t>
-      </w:r>
-      <w:proofErr w:type="gramStart"/>
-      <w:r>
-        <w:rPr>
-          <w:rFonts w:ascii="Courier New" w:eastAsia="Courier New" w:hAnsi="Courier New" w:cs="Courier New"/>
-          <w:color w:val="1A1A1A"/>
-          <w:sz w:val="20"/>
-          <w:szCs w:val="20"/>
-          <w:lang w:val="en-US"/>
-        </w:rPr>
-        <w:t>math.atan</w:t>
-      </w:r>
-      <w:proofErr w:type="gramEnd"/>
-      <w:r>
-        <w:rPr>
-          <w:rFonts w:ascii="Courier New" w:eastAsia="Courier New" w:hAnsi="Courier New" w:cs="Courier New"/>
-          <w:color w:val="1A1A1A"/>
-          <w:sz w:val="20"/>
-          <w:szCs w:val="20"/>
-          <w:lang w:val="en-US"/>
-        </w:rPr>
-        <w:t>2(math.sqrt(a), math.sqrt(1 - a))</w:t>
+        <w:t>(1 - a))</w:t>
       </w:r>
     </w:p>
     <w:p>
@@ -14884,6 +16053,7 @@
           <w:sz w:val="24"/>
           <w:szCs w:val="24"/>
         </w:rPr>
+        <w:lastRenderedPageBreak/>
         <w:t xml:space="preserve">Validation : </w:t>
       </w:r>
       <w:r>
@@ -14926,6 +16096,7 @@
           <w:lang w:val="en-US"/>
         </w:rPr>
       </w:pPr>
+      <w:proofErr w:type="spellStart"/>
       <w:r>
         <w:rPr>
           <w:rFonts w:ascii="Courier New" w:eastAsia="Courier New" w:hAnsi="Courier New" w:cs="Courier New"/>
@@ -14934,9 +16105,9 @@
           <w:szCs w:val="20"/>
           <w:lang w:val="en-US"/>
         </w:rPr>
-        <w:t>cyyz = df_clean[df_clean['ident'] == 'CYYZ'</w:t>
-      </w:r>
-      <w:proofErr w:type="gramStart"/>
+        <w:t>cyyz</w:t>
+      </w:r>
+      <w:proofErr w:type="spellEnd"/>
       <w:r>
         <w:rPr>
           <w:rFonts w:ascii="Courier New" w:eastAsia="Courier New" w:hAnsi="Courier New" w:cs="Courier New"/>
@@ -14945,9 +16116,9 @@
           <w:szCs w:val="20"/>
           <w:lang w:val="en-US"/>
         </w:rPr>
-        <w:t>].iloc</w:t>
-      </w:r>
-      <w:proofErr w:type="gramEnd"/>
+        <w:t xml:space="preserve"> = df_clean[df_clean['ident'] == 'CYYZ'</w:t>
+      </w:r>
+      <w:proofErr w:type="gramStart"/>
       <w:r>
         <w:rPr>
           <w:rFonts w:ascii="Courier New" w:eastAsia="Courier New" w:hAnsi="Courier New" w:cs="Courier New"/>
@@ -14956,6 +16127,29 @@
           <w:szCs w:val="20"/>
           <w:lang w:val="en-US"/>
         </w:rPr>
+        <w:t>].</w:t>
+      </w:r>
+      <w:proofErr w:type="spellStart"/>
+      <w:r>
+        <w:rPr>
+          <w:rFonts w:ascii="Courier New" w:eastAsia="Courier New" w:hAnsi="Courier New" w:cs="Courier New"/>
+          <w:color w:val="1A1A1A"/>
+          <w:sz w:val="20"/>
+          <w:szCs w:val="20"/>
+          <w:lang w:val="en-US"/>
+        </w:rPr>
+        <w:t>iloc</w:t>
+      </w:r>
+      <w:proofErr w:type="spellEnd"/>
+      <w:proofErr w:type="gramEnd"/>
+      <w:r>
+        <w:rPr>
+          <w:rFonts w:ascii="Courier New" w:eastAsia="Courier New" w:hAnsi="Courier New" w:cs="Courier New"/>
+          <w:color w:val="1A1A1A"/>
+          <w:sz w:val="20"/>
+          <w:szCs w:val="20"/>
+          <w:lang w:val="en-US"/>
+        </w:rPr>
         <w:t>[0]</w:t>
       </w:r>
     </w:p>
@@ -14969,6 +16163,7 @@
           <w:lang w:val="en-US"/>
         </w:rPr>
       </w:pPr>
+      <w:proofErr w:type="spellStart"/>
       <w:r>
         <w:rPr>
           <w:rFonts w:ascii="Courier New" w:eastAsia="Courier New" w:hAnsi="Courier New" w:cs="Courier New"/>
@@ -14977,9 +16172,9 @@
           <w:szCs w:val="20"/>
           <w:lang w:val="en-US"/>
         </w:rPr>
-        <w:t>cyvr = df_clean[df_clean['ident'] == 'CYVR'</w:t>
-      </w:r>
-      <w:proofErr w:type="gramStart"/>
+        <w:t>cyvr</w:t>
+      </w:r>
+      <w:proofErr w:type="spellEnd"/>
       <w:r>
         <w:rPr>
           <w:rFonts w:ascii="Courier New" w:eastAsia="Courier New" w:hAnsi="Courier New" w:cs="Courier New"/>
@@ -14988,9 +16183,9 @@
           <w:szCs w:val="20"/>
           <w:lang w:val="en-US"/>
         </w:rPr>
-        <w:t>].iloc</w:t>
-      </w:r>
-      <w:proofErr w:type="gramEnd"/>
+        <w:t xml:space="preserve"> = df_clean[df_clean['ident'] == 'CYVR'</w:t>
+      </w:r>
+      <w:proofErr w:type="gramStart"/>
       <w:r>
         <w:rPr>
           <w:rFonts w:ascii="Courier New" w:eastAsia="Courier New" w:hAnsi="Courier New" w:cs="Courier New"/>
@@ -14999,6 +16194,29 @@
           <w:szCs w:val="20"/>
           <w:lang w:val="en-US"/>
         </w:rPr>
+        <w:t>].</w:t>
+      </w:r>
+      <w:proofErr w:type="spellStart"/>
+      <w:r>
+        <w:rPr>
+          <w:rFonts w:ascii="Courier New" w:eastAsia="Courier New" w:hAnsi="Courier New" w:cs="Courier New"/>
+          <w:color w:val="1A1A1A"/>
+          <w:sz w:val="20"/>
+          <w:szCs w:val="20"/>
+          <w:lang w:val="en-US"/>
+        </w:rPr>
+        <w:t>iloc</w:t>
+      </w:r>
+      <w:proofErr w:type="spellEnd"/>
+      <w:proofErr w:type="gramEnd"/>
+      <w:r>
+        <w:rPr>
+          <w:rFonts w:ascii="Courier New" w:eastAsia="Courier New" w:hAnsi="Courier New" w:cs="Courier New"/>
+          <w:color w:val="1A1A1A"/>
+          <w:sz w:val="20"/>
+          <w:szCs w:val="20"/>
+          <w:lang w:val="en-US"/>
+        </w:rPr>
         <w:t>[0]</w:t>
       </w:r>
     </w:p>
@@ -15022,6 +16240,7 @@
           <w:szCs w:val="20"/>
         </w:rPr>
       </w:pPr>
+      <w:proofErr w:type="spellStart"/>
       <w:proofErr w:type="gramStart"/>
       <w:r>
         <w:rPr>
@@ -15040,7 +16259,37 @@
           <w:sz w:val="20"/>
           <w:szCs w:val="20"/>
         </w:rPr>
-        <w:t>_cyyz_cyvr = calculer_haversine(</w:t>
+        <w:t>_cyyz_cyvr</w:t>
+      </w:r>
+      <w:proofErr w:type="spellEnd"/>
+      <w:r>
+        <w:rPr>
+          <w:rFonts w:ascii="Courier New" w:eastAsia="Courier New" w:hAnsi="Courier New" w:cs="Courier New"/>
+          <w:color w:val="1A1A1A"/>
+          <w:sz w:val="20"/>
+          <w:szCs w:val="20"/>
+        </w:rPr>
+        <w:t xml:space="preserve"> = </w:t>
+      </w:r>
+      <w:proofErr w:type="spellStart"/>
+      <w:r>
+        <w:rPr>
+          <w:rFonts w:ascii="Courier New" w:eastAsia="Courier New" w:hAnsi="Courier New" w:cs="Courier New"/>
+          <w:color w:val="1A1A1A"/>
+          <w:sz w:val="20"/>
+          <w:szCs w:val="20"/>
+        </w:rPr>
+        <w:t>calculer_haversine</w:t>
+      </w:r>
+      <w:proofErr w:type="spellEnd"/>
+      <w:r>
+        <w:rPr>
+          <w:rFonts w:ascii="Courier New" w:eastAsia="Courier New" w:hAnsi="Courier New" w:cs="Courier New"/>
+          <w:color w:val="1A1A1A"/>
+          <w:sz w:val="20"/>
+          <w:szCs w:val="20"/>
+        </w:rPr>
+        <w:t>(</w:t>
       </w:r>
     </w:p>
     <w:p>
@@ -15061,6 +16310,7 @@
         </w:rPr>
         <w:t xml:space="preserve">    </w:t>
       </w:r>
+      <w:proofErr w:type="spellStart"/>
       <w:proofErr w:type="gramStart"/>
       <w:r>
         <w:rPr>
@@ -15071,6 +16321,7 @@
         </w:rPr>
         <w:t>cyyz</w:t>
       </w:r>
+      <w:proofErr w:type="spellEnd"/>
       <w:proofErr w:type="gramEnd"/>
       <w:r>
         <w:rPr>
@@ -15079,7 +16330,27 @@
           <w:sz w:val="20"/>
           <w:szCs w:val="20"/>
         </w:rPr>
-        <w:t>['latitude_deg'], cyyz['longitude_deg'],</w:t>
+        <w:t xml:space="preserve">['latitude_deg'], </w:t>
+      </w:r>
+      <w:proofErr w:type="spellStart"/>
+      <w:r>
+        <w:rPr>
+          <w:rFonts w:ascii="Courier New" w:eastAsia="Courier New" w:hAnsi="Courier New" w:cs="Courier New"/>
+          <w:color w:val="1A1A1A"/>
+          <w:sz w:val="20"/>
+          <w:szCs w:val="20"/>
+        </w:rPr>
+        <w:t>cyyz</w:t>
+      </w:r>
+      <w:proofErr w:type="spellEnd"/>
+      <w:r>
+        <w:rPr>
+          <w:rFonts w:ascii="Courier New" w:eastAsia="Courier New" w:hAnsi="Courier New" w:cs="Courier New"/>
+          <w:color w:val="1A1A1A"/>
+          <w:sz w:val="20"/>
+          <w:szCs w:val="20"/>
+        </w:rPr>
+        <w:t>['longitude_deg'],</w:t>
       </w:r>
     </w:p>
     <w:p>
@@ -15100,6 +16371,7 @@
         </w:rPr>
         <w:t xml:space="preserve">    </w:t>
       </w:r>
+      <w:proofErr w:type="spellStart"/>
       <w:proofErr w:type="gramStart"/>
       <w:r>
         <w:rPr>
@@ -15110,6 +16382,7 @@
         </w:rPr>
         <w:t>cyvr</w:t>
       </w:r>
+      <w:proofErr w:type="spellEnd"/>
       <w:proofErr w:type="gramEnd"/>
       <w:r>
         <w:rPr>
@@ -15118,7 +16391,27 @@
           <w:sz w:val="20"/>
           <w:szCs w:val="20"/>
         </w:rPr>
-        <w:t>['latitude_deg'], cyvr['longitude_deg']</w:t>
+        <w:t xml:space="preserve">['latitude_deg'], </w:t>
+      </w:r>
+      <w:proofErr w:type="spellStart"/>
+      <w:r>
+        <w:rPr>
+          <w:rFonts w:ascii="Courier New" w:eastAsia="Courier New" w:hAnsi="Courier New" w:cs="Courier New"/>
+          <w:color w:val="1A1A1A"/>
+          <w:sz w:val="20"/>
+          <w:szCs w:val="20"/>
+        </w:rPr>
+        <w:t>cyvr</w:t>
+      </w:r>
+      <w:proofErr w:type="spellEnd"/>
+      <w:r>
+        <w:rPr>
+          <w:rFonts w:ascii="Courier New" w:eastAsia="Courier New" w:hAnsi="Courier New" w:cs="Courier New"/>
+          <w:color w:val="1A1A1A"/>
+          <w:sz w:val="20"/>
+          <w:szCs w:val="20"/>
+        </w:rPr>
+        <w:t>['longitude_deg']</w:t>
       </w:r>
     </w:p>
     <w:p>
@@ -15149,6 +16442,7 @@
           <w:szCs w:val="20"/>
         </w:rPr>
       </w:pPr>
+      <w:proofErr w:type="gramStart"/>
       <w:r>
         <w:rPr>
           <w:rFonts w:ascii="Courier New" w:eastAsia="Courier New" w:hAnsi="Courier New" w:cs="Courier New"/>
@@ -15156,9 +16450,9 @@
           <w:sz w:val="20"/>
           <w:szCs w:val="20"/>
         </w:rPr>
-        <w:t>print(f'Distance CYYZ → CYVR : {d_cyyz_</w:t>
-      </w:r>
-      <w:proofErr w:type="gramStart"/>
+        <w:t>print(</w:t>
+      </w:r>
+      <w:proofErr w:type="gramEnd"/>
       <w:r>
         <w:rPr>
           <w:rFonts w:ascii="Courier New" w:eastAsia="Courier New" w:hAnsi="Courier New" w:cs="Courier New"/>
@@ -15166,17 +16460,7 @@
           <w:sz w:val="20"/>
           <w:szCs w:val="20"/>
         </w:rPr>
-        <w:t>cyvr:.</w:t>
-      </w:r>
-      <w:proofErr w:type="gramEnd"/>
-      <w:r>
-        <w:rPr>
-          <w:rFonts w:ascii="Courier New" w:eastAsia="Courier New" w:hAnsi="Courier New" w:cs="Courier New"/>
-          <w:color w:val="1A1A1A"/>
-          <w:sz w:val="20"/>
-          <w:szCs w:val="20"/>
-        </w:rPr>
-        <w:t>2f} km')</w:t>
+        <w:t>f'Distance CYYZ → CYVR : {d_cyyz_cyvr:.2f} km')</w:t>
       </w:r>
     </w:p>
     <w:p>
@@ -15395,6 +16679,7 @@
           <w:lang w:val="en-US"/>
         </w:rPr>
       </w:pPr>
+      <w:proofErr w:type="spellStart"/>
       <w:r>
         <w:rPr>
           <w:rFonts w:ascii="Courier New" w:eastAsia="Courier New" w:hAnsi="Courier New" w:cs="Courier New"/>
@@ -15403,7 +16688,18 @@
           <w:szCs w:val="20"/>
           <w:lang w:val="en-US"/>
         </w:rPr>
-        <w:t>df_large = df_clean[df_clean['type'] == 'large_airport'</w:t>
+        <w:t>df_large</w:t>
+      </w:r>
+      <w:proofErr w:type="spellEnd"/>
+      <w:r>
+        <w:rPr>
+          <w:rFonts w:ascii="Courier New" w:eastAsia="Courier New" w:hAnsi="Courier New" w:cs="Courier New"/>
+          <w:color w:val="1A1A1A"/>
+          <w:sz w:val="20"/>
+          <w:szCs w:val="20"/>
+          <w:lang w:val="en-US"/>
+        </w:rPr>
+        <w:t xml:space="preserve"> = df_clean[df_clean['type'] == 'large_airport'</w:t>
       </w:r>
       <w:proofErr w:type="gramStart"/>
       <w:r>
@@ -15448,6 +16744,7 @@
         </w:rPr>
         <w:t>print(</w:t>
       </w:r>
+      <w:proofErr w:type="spellStart"/>
       <w:proofErr w:type="gramEnd"/>
       <w:r>
         <w:rPr>
@@ -15456,7 +16753,77 @@
           <w:sz w:val="20"/>
           <w:szCs w:val="20"/>
         </w:rPr>
-        <w:t>f'Nombre de large_airports : {len(df_large)}')</w:t>
+        <w:t>f'Nombre</w:t>
+      </w:r>
+      <w:proofErr w:type="spellEnd"/>
+      <w:r>
+        <w:rPr>
+          <w:rFonts w:ascii="Courier New" w:eastAsia="Courier New" w:hAnsi="Courier New" w:cs="Courier New"/>
+          <w:color w:val="1A1A1A"/>
+          <w:sz w:val="20"/>
+          <w:szCs w:val="20"/>
+        </w:rPr>
+        <w:t xml:space="preserve"> de </w:t>
+      </w:r>
+      <w:proofErr w:type="spellStart"/>
+      <w:r>
+        <w:rPr>
+          <w:rFonts w:ascii="Courier New" w:eastAsia="Courier New" w:hAnsi="Courier New" w:cs="Courier New"/>
+          <w:color w:val="1A1A1A"/>
+          <w:sz w:val="20"/>
+          <w:szCs w:val="20"/>
+        </w:rPr>
+        <w:t>large_airports</w:t>
+      </w:r>
+      <w:proofErr w:type="spellEnd"/>
+      <w:r>
+        <w:rPr>
+          <w:rFonts w:ascii="Courier New" w:eastAsia="Courier New" w:hAnsi="Courier New" w:cs="Courier New"/>
+          <w:color w:val="1A1A1A"/>
+          <w:sz w:val="20"/>
+          <w:szCs w:val="20"/>
+        </w:rPr>
+        <w:t xml:space="preserve"> : {</w:t>
+      </w:r>
+      <w:proofErr w:type="spellStart"/>
+      <w:r>
+        <w:rPr>
+          <w:rFonts w:ascii="Courier New" w:eastAsia="Courier New" w:hAnsi="Courier New" w:cs="Courier New"/>
+          <w:color w:val="1A1A1A"/>
+          <w:sz w:val="20"/>
+          <w:szCs w:val="20"/>
+        </w:rPr>
+        <w:t>len</w:t>
+      </w:r>
+      <w:proofErr w:type="spellEnd"/>
+      <w:r>
+        <w:rPr>
+          <w:rFonts w:ascii="Courier New" w:eastAsia="Courier New" w:hAnsi="Courier New" w:cs="Courier New"/>
+          <w:color w:val="1A1A1A"/>
+          <w:sz w:val="20"/>
+          <w:szCs w:val="20"/>
+        </w:rPr>
+        <w:t>(</w:t>
+      </w:r>
+      <w:proofErr w:type="spellStart"/>
+      <w:r>
+        <w:rPr>
+          <w:rFonts w:ascii="Courier New" w:eastAsia="Courier New" w:hAnsi="Courier New" w:cs="Courier New"/>
+          <w:color w:val="1A1A1A"/>
+          <w:sz w:val="20"/>
+          <w:szCs w:val="20"/>
+        </w:rPr>
+        <w:t>df_large</w:t>
+      </w:r>
+      <w:proofErr w:type="spellEnd"/>
+      <w:r>
+        <w:rPr>
+          <w:rFonts w:ascii="Courier New" w:eastAsia="Courier New" w:hAnsi="Courier New" w:cs="Courier New"/>
+          <w:color w:val="1A1A1A"/>
+          <w:sz w:val="20"/>
+          <w:szCs w:val="20"/>
+        </w:rPr>
+        <w:t>)}')</w:t>
       </w:r>
     </w:p>
     <w:p>
@@ -15524,6 +16891,7 @@
           <w:lang w:val="en-US"/>
         </w:rPr>
       </w:pPr>
+      <w:proofErr w:type="spellStart"/>
       <w:r>
         <w:rPr>
           <w:rFonts w:ascii="Courier New" w:eastAsia="Courier New" w:hAnsi="Courier New" w:cs="Courier New"/>
@@ -15532,9 +16900,9 @@
           <w:szCs w:val="20"/>
           <w:lang w:val="en-US"/>
         </w:rPr>
-        <w:t>cyul = df_clean[df_clean['ident'] == 'CYUL'</w:t>
-      </w:r>
-      <w:proofErr w:type="gramStart"/>
+        <w:t>cyul</w:t>
+      </w:r>
+      <w:proofErr w:type="spellEnd"/>
       <w:r>
         <w:rPr>
           <w:rFonts w:ascii="Courier New" w:eastAsia="Courier New" w:hAnsi="Courier New" w:cs="Courier New"/>
@@ -15543,9 +16911,9 @@
           <w:szCs w:val="20"/>
           <w:lang w:val="en-US"/>
         </w:rPr>
-        <w:t>].iloc</w:t>
-      </w:r>
-      <w:proofErr w:type="gramEnd"/>
+        <w:t xml:space="preserve"> = df_clean[df_clean['ident'] == 'CYUL'</w:t>
+      </w:r>
+      <w:proofErr w:type="gramStart"/>
       <w:r>
         <w:rPr>
           <w:rFonts w:ascii="Courier New" w:eastAsia="Courier New" w:hAnsi="Courier New" w:cs="Courier New"/>
@@ -15554,6 +16922,29 @@
           <w:szCs w:val="20"/>
           <w:lang w:val="en-US"/>
         </w:rPr>
+        <w:t>].</w:t>
+      </w:r>
+      <w:proofErr w:type="spellStart"/>
+      <w:r>
+        <w:rPr>
+          <w:rFonts w:ascii="Courier New" w:eastAsia="Courier New" w:hAnsi="Courier New" w:cs="Courier New"/>
+          <w:color w:val="1A1A1A"/>
+          <w:sz w:val="20"/>
+          <w:szCs w:val="20"/>
+          <w:lang w:val="en-US"/>
+        </w:rPr>
+        <w:t>iloc</w:t>
+      </w:r>
+      <w:proofErr w:type="spellEnd"/>
+      <w:proofErr w:type="gramEnd"/>
+      <w:r>
+        <w:rPr>
+          <w:rFonts w:ascii="Courier New" w:eastAsia="Courier New" w:hAnsi="Courier New" w:cs="Courier New"/>
+          <w:color w:val="1A1A1A"/>
+          <w:sz w:val="20"/>
+          <w:szCs w:val="20"/>
+          <w:lang w:val="en-US"/>
+        </w:rPr>
         <w:t>[0]</w:t>
       </w:r>
     </w:p>
@@ -15567,6 +16958,7 @@
           <w:lang w:val="en-US"/>
         </w:rPr>
       </w:pPr>
+      <w:proofErr w:type="spellStart"/>
       <w:r>
         <w:rPr>
           <w:rFonts w:ascii="Courier New" w:eastAsia="Courier New" w:hAnsi="Courier New" w:cs="Courier New"/>
@@ -15575,9 +16967,9 @@
           <w:szCs w:val="20"/>
           <w:lang w:val="en-US"/>
         </w:rPr>
-        <w:t>df_large['dist_to_CYUL_km'] = df_</w:t>
-      </w:r>
-      <w:proofErr w:type="gramStart"/>
+        <w:t>df_large</w:t>
+      </w:r>
+      <w:proofErr w:type="spellEnd"/>
       <w:r>
         <w:rPr>
           <w:rFonts w:ascii="Courier New" w:eastAsia="Courier New" w:hAnsi="Courier New" w:cs="Courier New"/>
@@ -15586,9 +16978,9 @@
           <w:szCs w:val="20"/>
           <w:lang w:val="en-US"/>
         </w:rPr>
-        <w:t>large.apply</w:t>
-      </w:r>
-      <w:proofErr w:type="gramEnd"/>
+        <w:t>['</w:t>
+      </w:r>
+      <w:proofErr w:type="spellStart"/>
       <w:r>
         <w:rPr>
           <w:rFonts w:ascii="Courier New" w:eastAsia="Courier New" w:hAnsi="Courier New" w:cs="Courier New"/>
@@ -15597,6 +16989,51 @@
           <w:szCs w:val="20"/>
           <w:lang w:val="en-US"/>
         </w:rPr>
+        <w:t>dist_to_CYUL_km</w:t>
+      </w:r>
+      <w:proofErr w:type="spellEnd"/>
+      <w:r>
+        <w:rPr>
+          <w:rFonts w:ascii="Courier New" w:eastAsia="Courier New" w:hAnsi="Courier New" w:cs="Courier New"/>
+          <w:color w:val="1A1A1A"/>
+          <w:sz w:val="20"/>
+          <w:szCs w:val="20"/>
+          <w:lang w:val="en-US"/>
+        </w:rPr>
+        <w:t xml:space="preserve">'] = </w:t>
+      </w:r>
+      <w:proofErr w:type="spellStart"/>
+      <w:r>
+        <w:rPr>
+          <w:rFonts w:ascii="Courier New" w:eastAsia="Courier New" w:hAnsi="Courier New" w:cs="Courier New"/>
+          <w:color w:val="1A1A1A"/>
+          <w:sz w:val="20"/>
+          <w:szCs w:val="20"/>
+          <w:lang w:val="en-US"/>
+        </w:rPr>
+        <w:t>df_</w:t>
+      </w:r>
+      <w:proofErr w:type="gramStart"/>
+      <w:r>
+        <w:rPr>
+          <w:rFonts w:ascii="Courier New" w:eastAsia="Courier New" w:hAnsi="Courier New" w:cs="Courier New"/>
+          <w:color w:val="1A1A1A"/>
+          <w:sz w:val="20"/>
+          <w:szCs w:val="20"/>
+          <w:lang w:val="en-US"/>
+        </w:rPr>
+        <w:t>large.apply</w:t>
+      </w:r>
+      <w:proofErr w:type="spellEnd"/>
+      <w:proofErr w:type="gramEnd"/>
+      <w:r>
+        <w:rPr>
+          <w:rFonts w:ascii="Courier New" w:eastAsia="Courier New" w:hAnsi="Courier New" w:cs="Courier New"/>
+          <w:color w:val="1A1A1A"/>
+          <w:sz w:val="20"/>
+          <w:szCs w:val="20"/>
+          <w:lang w:val="en-US"/>
+        </w:rPr>
         <w:t>(</w:t>
       </w:r>
     </w:p>
@@ -15618,9 +17055,9 @@
           <w:szCs w:val="20"/>
           <w:lang w:val="en-US"/>
         </w:rPr>
-        <w:t xml:space="preserve">    lambda row: calculer_</w:t>
-      </w:r>
-      <w:proofErr w:type="gramStart"/>
+        <w:t xml:space="preserve">    lambda row: </w:t>
+      </w:r>
+      <w:proofErr w:type="spellStart"/>
       <w:r>
         <w:rPr>
           <w:rFonts w:ascii="Courier New" w:eastAsia="Courier New" w:hAnsi="Courier New" w:cs="Courier New"/>
@@ -15629,7 +17066,29 @@
           <w:szCs w:val="20"/>
           <w:lang w:val="en-US"/>
         </w:rPr>
-        <w:t>haversine(</w:t>
+        <w:t>calculer_</w:t>
+      </w:r>
+      <w:proofErr w:type="gramStart"/>
+      <w:r>
+        <w:rPr>
+          <w:rFonts w:ascii="Courier New" w:eastAsia="Courier New" w:hAnsi="Courier New" w:cs="Courier New"/>
+          <w:color w:val="1A1A1A"/>
+          <w:sz w:val="20"/>
+          <w:szCs w:val="20"/>
+          <w:lang w:val="en-US"/>
+        </w:rPr>
+        <w:t>haversine</w:t>
+      </w:r>
+      <w:proofErr w:type="spellEnd"/>
+      <w:r>
+        <w:rPr>
+          <w:rFonts w:ascii="Courier New" w:eastAsia="Courier New" w:hAnsi="Courier New" w:cs="Courier New"/>
+          <w:color w:val="1A1A1A"/>
+          <w:sz w:val="20"/>
+          <w:szCs w:val="20"/>
+          <w:lang w:val="en-US"/>
+        </w:rPr>
+        <w:t>(</w:t>
       </w:r>
       <w:proofErr w:type="gramEnd"/>
     </w:p>
@@ -15673,6 +17132,7 @@
         </w:rPr>
         <w:t xml:space="preserve">        </w:t>
       </w:r>
+      <w:proofErr w:type="spellStart"/>
       <w:proofErr w:type="gramStart"/>
       <w:r>
         <w:rPr>
@@ -15683,6 +17143,7 @@
         </w:rPr>
         <w:t>cyul</w:t>
       </w:r>
+      <w:proofErr w:type="spellEnd"/>
       <w:proofErr w:type="gramEnd"/>
       <w:r>
         <w:rPr>
@@ -15691,7 +17152,27 @@
           <w:sz w:val="20"/>
           <w:szCs w:val="20"/>
         </w:rPr>
-        <w:t>['latitude_deg'], cyul['longitude_deg']</w:t>
+        <w:t xml:space="preserve">['latitude_deg'], </w:t>
+      </w:r>
+      <w:proofErr w:type="spellStart"/>
+      <w:r>
+        <w:rPr>
+          <w:rFonts w:ascii="Courier New" w:eastAsia="Courier New" w:hAnsi="Courier New" w:cs="Courier New"/>
+          <w:color w:val="1A1A1A"/>
+          <w:sz w:val="20"/>
+          <w:szCs w:val="20"/>
+        </w:rPr>
+        <w:t>cyul</w:t>
+      </w:r>
+      <w:proofErr w:type="spellEnd"/>
+      <w:r>
+        <w:rPr>
+          <w:rFonts w:ascii="Courier New" w:eastAsia="Courier New" w:hAnsi="Courier New" w:cs="Courier New"/>
+          <w:color w:val="1A1A1A"/>
+          <w:sz w:val="20"/>
+          <w:szCs w:val="20"/>
+        </w:rPr>
+        <w:t>['longitude_deg']</w:t>
       </w:r>
     </w:p>
     <w:p>
@@ -15861,12 +17342,6 @@
         <w:gridCol w:w="2000"/>
       </w:tblGrid>
       <w:tr>
-        <w:tblPrEx>
-          <w:tblCellMar>
-            <w:top w:w="0" w:type="dxa"/>
-            <w:bottom w:w="0" w:type="dxa"/>
-          </w:tblCellMar>
-        </w:tblPrEx>
         <w:tc>
           <w:tcPr>
             <w:tcW w:w="800" w:type="dxa"/>
@@ -16025,12 +17500,6 @@
         </w:tc>
       </w:tr>
       <w:tr>
-        <w:tblPrEx>
-          <w:tblCellMar>
-            <w:top w:w="0" w:type="dxa"/>
-            <w:bottom w:w="0" w:type="dxa"/>
-          </w:tblCellMar>
-        </w:tblPrEx>
         <w:tc>
           <w:tcPr>
             <w:tcW w:w="800" w:type="dxa"/>
@@ -16173,12 +17642,6 @@
         </w:tc>
       </w:tr>
       <w:tr>
-        <w:tblPrEx>
-          <w:tblCellMar>
-            <w:top w:w="0" w:type="dxa"/>
-            <w:bottom w:w="0" w:type="dxa"/>
-          </w:tblCellMar>
-        </w:tblPrEx>
         <w:tc>
           <w:tcPr>
             <w:tcW w:w="800" w:type="dxa"/>
@@ -16321,12 +17784,6 @@
         </w:tc>
       </w:tr>
       <w:tr>
-        <w:tblPrEx>
-          <w:tblCellMar>
-            <w:top w:w="0" w:type="dxa"/>
-            <w:bottom w:w="0" w:type="dxa"/>
-          </w:tblCellMar>
-        </w:tblPrEx>
         <w:tc>
           <w:tcPr>
             <w:tcW w:w="800" w:type="dxa"/>
@@ -16469,12 +17926,6 @@
         </w:tc>
       </w:tr>
       <w:tr>
-        <w:tblPrEx>
-          <w:tblCellMar>
-            <w:top w:w="0" w:type="dxa"/>
-            <w:bottom w:w="0" w:type="dxa"/>
-          </w:tblCellMar>
-        </w:tblPrEx>
         <w:tc>
           <w:tcPr>
             <w:tcW w:w="800" w:type="dxa"/>
@@ -16619,12 +18070,6 @@
         </w:tc>
       </w:tr>
       <w:tr>
-        <w:tblPrEx>
-          <w:tblCellMar>
-            <w:top w:w="0" w:type="dxa"/>
-            <w:bottom w:w="0" w:type="dxa"/>
-          </w:tblCellMar>
-        </w:tblPrEx>
         <w:tc>
           <w:tcPr>
             <w:tcW w:w="800" w:type="dxa"/>
@@ -16720,13 +18165,23 @@
                 <w:szCs w:val="20"/>
               </w:rPr>
             </w:pPr>
+            <w:proofErr w:type="spellStart"/>
             <w:r>
               <w:rPr>
                 <w:rFonts w:ascii="Times New Roman" w:eastAsia="Arial" w:hAnsi="Times New Roman" w:cs="Times New Roman"/>
                 <w:sz w:val="20"/>
                 <w:szCs w:val="20"/>
               </w:rPr>
-              <w:t>Region of Waterloo International</w:t>
+              <w:t>Region</w:t>
+            </w:r>
+            <w:proofErr w:type="spellEnd"/>
+            <w:r>
+              <w:rPr>
+                <w:rFonts w:ascii="Times New Roman" w:eastAsia="Arial" w:hAnsi="Times New Roman" w:cs="Times New Roman"/>
+                <w:sz w:val="20"/>
+                <w:szCs w:val="20"/>
+              </w:rPr>
+              <w:t xml:space="preserve"> of Waterloo International</w:t>
             </w:r>
           </w:p>
         </w:tc>
@@ -16767,12 +18222,6 @@
         </w:tc>
       </w:tr>
       <w:tr>
-        <w:tblPrEx>
-          <w:tblCellMar>
-            <w:top w:w="0" w:type="dxa"/>
-            <w:bottom w:w="0" w:type="dxa"/>
-          </w:tblCellMar>
-        </w:tblPrEx>
         <w:tc>
           <w:tcPr>
             <w:tcW w:w="800" w:type="dxa"/>
@@ -16915,12 +18364,6 @@
         </w:tc>
       </w:tr>
       <w:tr>
-        <w:tblPrEx>
-          <w:tblCellMar>
-            <w:top w:w="0" w:type="dxa"/>
-            <w:bottom w:w="0" w:type="dxa"/>
-          </w:tblCellMar>
-        </w:tblPrEx>
         <w:tc>
           <w:tcPr>
             <w:tcW w:w="800" w:type="dxa"/>
@@ -17063,12 +18506,6 @@
         </w:tc>
       </w:tr>
       <w:tr>
-        <w:tblPrEx>
-          <w:tblCellMar>
-            <w:top w:w="0" w:type="dxa"/>
-            <w:bottom w:w="0" w:type="dxa"/>
-          </w:tblCellMar>
-        </w:tblPrEx>
         <w:tc>
           <w:tcPr>
             <w:tcW w:w="800" w:type="dxa"/>
@@ -17170,7 +18607,25 @@
                 <w:sz w:val="20"/>
                 <w:szCs w:val="20"/>
               </w:rPr>
-              <w:t>Halifax/Stanfield International</w:t>
+              <w:t>Halifax/</w:t>
+            </w:r>
+            <w:proofErr w:type="spellStart"/>
+            <w:r>
+              <w:rPr>
+                <w:rFonts w:ascii="Times New Roman" w:eastAsia="Arial" w:hAnsi="Times New Roman" w:cs="Times New Roman"/>
+                <w:sz w:val="20"/>
+                <w:szCs w:val="20"/>
+              </w:rPr>
+              <w:t>Stanfield</w:t>
+            </w:r>
+            <w:proofErr w:type="spellEnd"/>
+            <w:r>
+              <w:rPr>
+                <w:rFonts w:ascii="Times New Roman" w:eastAsia="Arial" w:hAnsi="Times New Roman" w:cs="Times New Roman"/>
+                <w:sz w:val="20"/>
+                <w:szCs w:val="20"/>
+              </w:rPr>
+              <w:t xml:space="preserve"> International</w:t>
             </w:r>
           </w:p>
         </w:tc>
@@ -17211,12 +18666,6 @@
         </w:tc>
       </w:tr>
       <w:tr>
-        <w:tblPrEx>
-          <w:tblCellMar>
-            <w:top w:w="0" w:type="dxa"/>
-            <w:bottom w:w="0" w:type="dxa"/>
-          </w:tblCellMar>
-        </w:tblPrEx>
         <w:tc>
           <w:tcPr>
             <w:tcW w:w="800" w:type="dxa"/>
@@ -17318,7 +18767,25 @@
                 <w:sz w:val="20"/>
                 <w:szCs w:val="20"/>
               </w:rPr>
-              <w:t>Saguenay–Bagotville Airport</w:t>
+              <w:t>Saguenay–</w:t>
+            </w:r>
+            <w:proofErr w:type="spellStart"/>
+            <w:r>
+              <w:rPr>
+                <w:rFonts w:ascii="Times New Roman" w:eastAsia="Arial" w:hAnsi="Times New Roman" w:cs="Times New Roman"/>
+                <w:sz w:val="20"/>
+                <w:szCs w:val="20"/>
+              </w:rPr>
+              <w:t>Bagotville</w:t>
+            </w:r>
+            <w:proofErr w:type="spellEnd"/>
+            <w:r>
+              <w:rPr>
+                <w:rFonts w:ascii="Times New Roman" w:eastAsia="Arial" w:hAnsi="Times New Roman" w:cs="Times New Roman"/>
+                <w:sz w:val="20"/>
+                <w:szCs w:val="20"/>
+              </w:rPr>
+              <w:t xml:space="preserve"> Airport</w:t>
             </w:r>
           </w:p>
         </w:tc>
@@ -17359,12 +18826,6 @@
         </w:tc>
       </w:tr>
       <w:tr>
-        <w:tblPrEx>
-          <w:tblCellMar>
-            <w:top w:w="0" w:type="dxa"/>
-            <w:bottom w:w="0" w:type="dxa"/>
-          </w:tblCellMar>
-        </w:tblPrEx>
         <w:tc>
           <w:tcPr>
             <w:tcW w:w="800" w:type="dxa"/>
@@ -17461,13 +18922,41 @@
                 <w:szCs w:val="20"/>
               </w:rPr>
             </w:pPr>
+            <w:proofErr w:type="spellStart"/>
             <w:r>
               <w:rPr>
                 <w:rFonts w:ascii="Times New Roman" w:eastAsia="Arial" w:hAnsi="Times New Roman" w:cs="Times New Roman"/>
                 <w:sz w:val="20"/>
                 <w:szCs w:val="20"/>
               </w:rPr>
-              <w:t>Greater Moncton Roméo LeBlanc International</w:t>
+              <w:t>Greater</w:t>
+            </w:r>
+            <w:proofErr w:type="spellEnd"/>
+            <w:r>
+              <w:rPr>
+                <w:rFonts w:ascii="Times New Roman" w:eastAsia="Arial" w:hAnsi="Times New Roman" w:cs="Times New Roman"/>
+                <w:sz w:val="20"/>
+                <w:szCs w:val="20"/>
+              </w:rPr>
+              <w:t xml:space="preserve"> Moncton Roméo </w:t>
+            </w:r>
+            <w:proofErr w:type="spellStart"/>
+            <w:r>
+              <w:rPr>
+                <w:rFonts w:ascii="Times New Roman" w:eastAsia="Arial" w:hAnsi="Times New Roman" w:cs="Times New Roman"/>
+                <w:sz w:val="20"/>
+                <w:szCs w:val="20"/>
+              </w:rPr>
+              <w:t>LeBlanc</w:t>
+            </w:r>
+            <w:proofErr w:type="spellEnd"/>
+            <w:r>
+              <w:rPr>
+                <w:rFonts w:ascii="Times New Roman" w:eastAsia="Arial" w:hAnsi="Times New Roman" w:cs="Times New Roman"/>
+                <w:sz w:val="20"/>
+                <w:szCs w:val="20"/>
+              </w:rPr>
+              <w:t xml:space="preserve"> International</w:t>
             </w:r>
           </w:p>
         </w:tc>
@@ -17508,12 +18997,6 @@
         </w:tc>
       </w:tr>
       <w:tr>
-        <w:tblPrEx>
-          <w:tblCellMar>
-            <w:top w:w="0" w:type="dxa"/>
-            <w:bottom w:w="0" w:type="dxa"/>
-          </w:tblCellMar>
-        </w:tblPrEx>
         <w:tc>
           <w:tcPr>
             <w:tcW w:w="800" w:type="dxa"/>
@@ -17656,12 +19139,6 @@
         </w:tc>
       </w:tr>
       <w:tr>
-        <w:tblPrEx>
-          <w:tblCellMar>
-            <w:top w:w="0" w:type="dxa"/>
-            <w:bottom w:w="0" w:type="dxa"/>
-          </w:tblCellMar>
-        </w:tblPrEx>
         <w:tc>
           <w:tcPr>
             <w:tcW w:w="800" w:type="dxa"/>
@@ -17757,13 +19234,23 @@
                 <w:szCs w:val="20"/>
               </w:rPr>
             </w:pPr>
+            <w:proofErr w:type="spellStart"/>
             <w:r>
               <w:rPr>
                 <w:rFonts w:ascii="Times New Roman" w:eastAsia="Arial" w:hAnsi="Times New Roman" w:cs="Times New Roman"/>
                 <w:sz w:val="20"/>
                 <w:szCs w:val="20"/>
               </w:rPr>
-              <w:t>Thunder Bay International</w:t>
+              <w:t>Thunder</w:t>
+            </w:r>
+            <w:proofErr w:type="spellEnd"/>
+            <w:r>
+              <w:rPr>
+                <w:rFonts w:ascii="Times New Roman" w:eastAsia="Arial" w:hAnsi="Times New Roman" w:cs="Times New Roman"/>
+                <w:sz w:val="20"/>
+                <w:szCs w:val="20"/>
+              </w:rPr>
+              <w:t xml:space="preserve"> Bay International</w:t>
             </w:r>
           </w:p>
         </w:tc>
@@ -17804,12 +19291,6 @@
         </w:tc>
       </w:tr>
       <w:tr>
-        <w:tblPrEx>
-          <w:tblCellMar>
-            <w:top w:w="0" w:type="dxa"/>
-            <w:bottom w:w="0" w:type="dxa"/>
-          </w:tblCellMar>
-        </w:tblPrEx>
         <w:tc>
           <w:tcPr>
             <w:tcW w:w="800" w:type="dxa"/>
@@ -17952,12 +19433,6 @@
         </w:tc>
       </w:tr>
       <w:tr>
-        <w:tblPrEx>
-          <w:tblCellMar>
-            <w:top w:w="0" w:type="dxa"/>
-            <w:bottom w:w="0" w:type="dxa"/>
-          </w:tblCellMar>
-        </w:tblPrEx>
         <w:tc>
           <w:tcPr>
             <w:tcW w:w="800" w:type="dxa"/>
@@ -18059,7 +19534,25 @@
                 <w:sz w:val="20"/>
                 <w:szCs w:val="20"/>
               </w:rPr>
-              <w:t>Stephenville Dymond International</w:t>
+              <w:t xml:space="preserve">Stephenville </w:t>
+            </w:r>
+            <w:proofErr w:type="spellStart"/>
+            <w:r>
+              <w:rPr>
+                <w:rFonts w:ascii="Times New Roman" w:eastAsia="Arial" w:hAnsi="Times New Roman" w:cs="Times New Roman"/>
+                <w:sz w:val="20"/>
+                <w:szCs w:val="20"/>
+              </w:rPr>
+              <w:t>Dymond</w:t>
+            </w:r>
+            <w:proofErr w:type="spellEnd"/>
+            <w:r>
+              <w:rPr>
+                <w:rFonts w:ascii="Times New Roman" w:eastAsia="Arial" w:hAnsi="Times New Roman" w:cs="Times New Roman"/>
+                <w:sz w:val="20"/>
+                <w:szCs w:val="20"/>
+              </w:rPr>
+              <w:t xml:space="preserve"> International</w:t>
             </w:r>
           </w:p>
         </w:tc>
@@ -18100,12 +19593,6 @@
         </w:tc>
       </w:tr>
       <w:tr>
-        <w:tblPrEx>
-          <w:tblCellMar>
-            <w:top w:w="0" w:type="dxa"/>
-            <w:bottom w:w="0" w:type="dxa"/>
-          </w:tblCellMar>
-        </w:tblPrEx>
         <w:tc>
           <w:tcPr>
             <w:tcW w:w="800" w:type="dxa"/>
@@ -18248,12 +19735,6 @@
         </w:tc>
       </w:tr>
       <w:tr>
-        <w:tblPrEx>
-          <w:tblCellMar>
-            <w:top w:w="0" w:type="dxa"/>
-            <w:bottom w:w="0" w:type="dxa"/>
-          </w:tblCellMar>
-        </w:tblPrEx>
         <w:tc>
           <w:tcPr>
             <w:tcW w:w="800" w:type="dxa"/>
@@ -18396,12 +19877,6 @@
         </w:tc>
       </w:tr>
       <w:tr>
-        <w:tblPrEx>
-          <w:tblCellMar>
-            <w:top w:w="0" w:type="dxa"/>
-            <w:bottom w:w="0" w:type="dxa"/>
-          </w:tblCellMar>
-        </w:tblPrEx>
         <w:tc>
           <w:tcPr>
             <w:tcW w:w="800" w:type="dxa"/>
@@ -18544,12 +20019,6 @@
         </w:tc>
       </w:tr>
       <w:tr>
-        <w:tblPrEx>
-          <w:tblCellMar>
-            <w:top w:w="0" w:type="dxa"/>
-            <w:bottom w:w="0" w:type="dxa"/>
-          </w:tblCellMar>
-        </w:tblPrEx>
         <w:tc>
           <w:tcPr>
             <w:tcW w:w="800" w:type="dxa"/>
@@ -18692,12 +20161,6 @@
         </w:tc>
       </w:tr>
       <w:tr>
-        <w:tblPrEx>
-          <w:tblCellMar>
-            <w:top w:w="0" w:type="dxa"/>
-            <w:bottom w:w="0" w:type="dxa"/>
-          </w:tblCellMar>
-        </w:tblPrEx>
         <w:tc>
           <w:tcPr>
             <w:tcW w:w="800" w:type="dxa"/>
@@ -18840,12 +20303,6 @@
         </w:tc>
       </w:tr>
       <w:tr>
-        <w:tblPrEx>
-          <w:tblCellMar>
-            <w:top w:w="0" w:type="dxa"/>
-            <w:bottom w:w="0" w:type="dxa"/>
-          </w:tblCellMar>
-        </w:tblPrEx>
         <w:tc>
           <w:tcPr>
             <w:tcW w:w="800" w:type="dxa"/>
@@ -18988,12 +20445,6 @@
         </w:tc>
       </w:tr>
       <w:tr>
-        <w:tblPrEx>
-          <w:tblCellMar>
-            <w:top w:w="0" w:type="dxa"/>
-            <w:bottom w:w="0" w:type="dxa"/>
-          </w:tblCellMar>
-        </w:tblPrEx>
         <w:tc>
           <w:tcPr>
             <w:tcW w:w="800" w:type="dxa"/>
@@ -19136,12 +20587,6 @@
         </w:tc>
       </w:tr>
       <w:tr>
-        <w:tblPrEx>
-          <w:tblCellMar>
-            <w:top w:w="0" w:type="dxa"/>
-            <w:bottom w:w="0" w:type="dxa"/>
-          </w:tblCellMar>
-        </w:tblPrEx>
         <w:tc>
           <w:tcPr>
             <w:tcW w:w="800" w:type="dxa"/>
@@ -19237,14 +20682,52 @@
                 <w:szCs w:val="20"/>
               </w:rPr>
             </w:pPr>
+            <w:proofErr w:type="spellStart"/>
             <w:r>
               <w:rPr>
                 <w:rFonts w:ascii="Times New Roman" w:eastAsia="Arial" w:hAnsi="Times New Roman" w:cs="Times New Roman"/>
                 <w:sz w:val="20"/>
                 <w:szCs w:val="20"/>
               </w:rPr>
-              <w:t>Comox Valley International / CFB Comox</w:t>
-            </w:r>
+              <w:t>Comox</w:t>
+            </w:r>
+            <w:proofErr w:type="spellEnd"/>
+            <w:r>
+              <w:rPr>
+                <w:rFonts w:ascii="Times New Roman" w:eastAsia="Arial" w:hAnsi="Times New Roman" w:cs="Times New Roman"/>
+                <w:sz w:val="20"/>
+                <w:szCs w:val="20"/>
+              </w:rPr>
+              <w:t xml:space="preserve"> </w:t>
+            </w:r>
+            <w:proofErr w:type="spellStart"/>
+            <w:r>
+              <w:rPr>
+                <w:rFonts w:ascii="Times New Roman" w:eastAsia="Arial" w:hAnsi="Times New Roman" w:cs="Times New Roman"/>
+                <w:sz w:val="20"/>
+                <w:szCs w:val="20"/>
+              </w:rPr>
+              <w:t>Valley</w:t>
+            </w:r>
+            <w:proofErr w:type="spellEnd"/>
+            <w:r>
+              <w:rPr>
+                <w:rFonts w:ascii="Times New Roman" w:eastAsia="Arial" w:hAnsi="Times New Roman" w:cs="Times New Roman"/>
+                <w:sz w:val="20"/>
+                <w:szCs w:val="20"/>
+              </w:rPr>
+              <w:t xml:space="preserve"> International / CFB </w:t>
+            </w:r>
+            <w:proofErr w:type="spellStart"/>
+            <w:r>
+              <w:rPr>
+                <w:rFonts w:ascii="Times New Roman" w:eastAsia="Arial" w:hAnsi="Times New Roman" w:cs="Times New Roman"/>
+                <w:sz w:val="20"/>
+                <w:szCs w:val="20"/>
+              </w:rPr>
+              <w:t>Comox</w:t>
+            </w:r>
+            <w:proofErr w:type="spellEnd"/>
           </w:p>
         </w:tc>
         <w:tc>
@@ -19284,12 +20767,6 @@
         </w:tc>
       </w:tr>
       <w:tr>
-        <w:tblPrEx>
-          <w:tblCellMar>
-            <w:top w:w="0" w:type="dxa"/>
-            <w:bottom w:w="0" w:type="dxa"/>
-          </w:tblCellMar>
-        </w:tblPrEx>
         <w:tc>
           <w:tcPr>
             <w:tcW w:w="800" w:type="dxa"/>
@@ -19432,12 +20909,6 @@
         </w:tc>
       </w:tr>
       <w:tr>
-        <w:tblPrEx>
-          <w:tblCellMar>
-            <w:top w:w="0" w:type="dxa"/>
-            <w:bottom w:w="0" w:type="dxa"/>
-          </w:tblCellMar>
-        </w:tblPrEx>
         <w:tc>
           <w:tcPr>
             <w:tcW w:w="800" w:type="dxa"/>
@@ -19589,6 +21060,7 @@
           <w:b/>
           <w:noProof/>
           <w:u w:val="single"/>
+          <w:lang w:val="en-US"/>
         </w:rPr>
         <mc:AlternateContent>
           <mc:Choice Requires="wps">
@@ -19767,8 +21239,20 @@
           <w:szCs w:val="20"/>
           <w:lang w:val="en-US"/>
         </w:rPr>
-        <w:t>import geopandas as gpd</w:t>
-      </w:r>
+        <w:t xml:space="preserve">import geopandas as </w:t>
+      </w:r>
+      <w:proofErr w:type="spellStart"/>
+      <w:r>
+        <w:rPr>
+          <w:rFonts w:ascii="Courier New" w:eastAsia="Courier New" w:hAnsi="Courier New" w:cs="Courier New"/>
+          <w:color w:val="1A1A1A"/>
+          <w:sz w:val="20"/>
+          <w:szCs w:val="20"/>
+          <w:lang w:val="en-US"/>
+        </w:rPr>
+        <w:t>gpd</w:t>
+      </w:r>
+      <w:proofErr w:type="spellEnd"/>
     </w:p>
     <w:p>
       <w:pPr>
@@ -19790,6 +21274,7 @@
         </w:rPr>
         <w:t xml:space="preserve">from </w:t>
       </w:r>
+      <w:proofErr w:type="spellStart"/>
       <w:proofErr w:type="gramStart"/>
       <w:r>
         <w:rPr>
@@ -19801,6 +21286,7 @@
         </w:rPr>
         <w:t>shapely.geometry</w:t>
       </w:r>
+      <w:proofErr w:type="spellEnd"/>
       <w:proofErr w:type="gramEnd"/>
       <w:r>
         <w:rPr>
@@ -19820,9 +21306,17 @@
         <w:rPr>
           <w:sz w:val="20"/>
           <w:szCs w:val="20"/>
-          <w:lang w:val="en-US"/>
-        </w:rPr>
-      </w:pPr>
+        </w:rPr>
+      </w:pPr>
+      <w:r>
+        <w:rPr>
+          <w:rFonts w:ascii="Courier New" w:eastAsia="Courier New" w:hAnsi="Courier New" w:cs="Courier New"/>
+          <w:color w:val="1A1A1A"/>
+          <w:sz w:val="20"/>
+          <w:szCs w:val="20"/>
+        </w:rPr>
+        <w:t># Créer la géométrie Point pour chaque aéroport</w:t>
+      </w:r>
     </w:p>
     <w:p>
       <w:pPr>
@@ -19831,16 +21325,64 @@
         <w:rPr>
           <w:sz w:val="20"/>
           <w:szCs w:val="20"/>
-        </w:rPr>
-      </w:pPr>
+          <w:lang w:val="en-US"/>
+        </w:rPr>
+      </w:pPr>
+      <w:proofErr w:type="spellStart"/>
       <w:r>
         <w:rPr>
           <w:rFonts w:ascii="Courier New" w:eastAsia="Courier New" w:hAnsi="Courier New" w:cs="Courier New"/>
           <w:color w:val="1A1A1A"/>
           <w:sz w:val="20"/>
           <w:szCs w:val="20"/>
-        </w:rPr>
-        <w:t># Créer la géométrie Point pour chaque aéroport</w:t>
+          <w:lang w:val="en-US"/>
+        </w:rPr>
+        <w:t>df_large</w:t>
+      </w:r>
+      <w:proofErr w:type="spellEnd"/>
+      <w:r>
+        <w:rPr>
+          <w:rFonts w:ascii="Courier New" w:eastAsia="Courier New" w:hAnsi="Courier New" w:cs="Courier New"/>
+          <w:color w:val="1A1A1A"/>
+          <w:sz w:val="20"/>
+          <w:szCs w:val="20"/>
+          <w:lang w:val="en-US"/>
+        </w:rPr>
+        <w:t xml:space="preserve">['geometry'] = </w:t>
+      </w:r>
+      <w:proofErr w:type="spellStart"/>
+      <w:r>
+        <w:rPr>
+          <w:rFonts w:ascii="Courier New" w:eastAsia="Courier New" w:hAnsi="Courier New" w:cs="Courier New"/>
+          <w:color w:val="1A1A1A"/>
+          <w:sz w:val="20"/>
+          <w:szCs w:val="20"/>
+          <w:lang w:val="en-US"/>
+        </w:rPr>
+        <w:t>df_</w:t>
+      </w:r>
+      <w:proofErr w:type="gramStart"/>
+      <w:r>
+        <w:rPr>
+          <w:rFonts w:ascii="Courier New" w:eastAsia="Courier New" w:hAnsi="Courier New" w:cs="Courier New"/>
+          <w:color w:val="1A1A1A"/>
+          <w:sz w:val="20"/>
+          <w:szCs w:val="20"/>
+          <w:lang w:val="en-US"/>
+        </w:rPr>
+        <w:t>large.apply</w:t>
+      </w:r>
+      <w:proofErr w:type="spellEnd"/>
+      <w:proofErr w:type="gramEnd"/>
+      <w:r>
+        <w:rPr>
+          <w:rFonts w:ascii="Courier New" w:eastAsia="Courier New" w:hAnsi="Courier New" w:cs="Courier New"/>
+          <w:color w:val="1A1A1A"/>
+          <w:sz w:val="20"/>
+          <w:szCs w:val="20"/>
+          <w:lang w:val="en-US"/>
+        </w:rPr>
+        <w:t>(</w:t>
       </w:r>
     </w:p>
     <w:p>
@@ -19861,9 +21403,19 @@
           <w:szCs w:val="20"/>
           <w:lang w:val="en-US"/>
         </w:rPr>
-        <w:t>df_large['geometry'] = df_</w:t>
-      </w:r>
-      <w:proofErr w:type="gramStart"/>
+        <w:t xml:space="preserve">    lambda row: Point(row['longitude_deg'], row['latitude_deg']), axis=1</w:t>
+      </w:r>
+    </w:p>
+    <w:p>
+      <w:pPr>
+        <w:spacing w:before="120" w:after="120" w:line="276" w:lineRule="auto"/>
+        <w:ind w:left="720"/>
+        <w:rPr>
+          <w:sz w:val="20"/>
+          <w:szCs w:val="20"/>
+          <w:lang w:val="en-US"/>
+        </w:rPr>
+      </w:pPr>
       <w:r>
         <w:rPr>
           <w:rFonts w:ascii="Courier New" w:eastAsia="Courier New" w:hAnsi="Courier New" w:cs="Courier New"/>
@@ -19872,9 +21424,19 @@
           <w:szCs w:val="20"/>
           <w:lang w:val="en-US"/>
         </w:rPr>
-        <w:t>large.apply</w:t>
-      </w:r>
-      <w:proofErr w:type="gramEnd"/>
+        <w:t>)</w:t>
+      </w:r>
+    </w:p>
+    <w:p>
+      <w:pPr>
+        <w:spacing w:before="120" w:after="120" w:line="276" w:lineRule="auto"/>
+        <w:ind w:left="720"/>
+        <w:rPr>
+          <w:sz w:val="20"/>
+          <w:szCs w:val="20"/>
+          <w:lang w:val="en-US"/>
+        </w:rPr>
+      </w:pPr>
       <w:r>
         <w:rPr>
           <w:rFonts w:ascii="Courier New" w:eastAsia="Courier New" w:hAnsi="Courier New" w:cs="Courier New"/>
@@ -19883,7 +21445,29 @@
           <w:szCs w:val="20"/>
           <w:lang w:val="en-US"/>
         </w:rPr>
-        <w:t>(</w:t>
+        <w:t xml:space="preserve"># </w:t>
+      </w:r>
+      <w:proofErr w:type="spellStart"/>
+      <w:r>
+        <w:rPr>
+          <w:rFonts w:ascii="Courier New" w:eastAsia="Courier New" w:hAnsi="Courier New" w:cs="Courier New"/>
+          <w:color w:val="1A1A1A"/>
+          <w:sz w:val="20"/>
+          <w:szCs w:val="20"/>
+          <w:lang w:val="en-US"/>
+        </w:rPr>
+        <w:t>Convertir</w:t>
+      </w:r>
+      <w:proofErr w:type="spellEnd"/>
+      <w:r>
+        <w:rPr>
+          <w:rFonts w:ascii="Courier New" w:eastAsia="Courier New" w:hAnsi="Courier New" w:cs="Courier New"/>
+          <w:color w:val="1A1A1A"/>
+          <w:sz w:val="20"/>
+          <w:szCs w:val="20"/>
+          <w:lang w:val="en-US"/>
+        </w:rPr>
+        <w:t xml:space="preserve"> en GeoDataFrame</w:t>
       </w:r>
     </w:p>
     <w:p>
@@ -19896,6 +21480,7 @@
           <w:lang w:val="en-US"/>
         </w:rPr>
       </w:pPr>
+      <w:proofErr w:type="spellStart"/>
       <w:r>
         <w:rPr>
           <w:rFonts w:ascii="Courier New" w:eastAsia="Courier New" w:hAnsi="Courier New" w:cs="Courier New"/>
@@ -19904,7 +21489,64 @@
           <w:szCs w:val="20"/>
           <w:lang w:val="en-US"/>
         </w:rPr>
-        <w:t xml:space="preserve">    lambda row: Point(row['longitude_deg'], row['latitude_deg']), axis=1</w:t>
+        <w:t>gdf</w:t>
+      </w:r>
+      <w:proofErr w:type="spellEnd"/>
+      <w:r>
+        <w:rPr>
+          <w:rFonts w:ascii="Courier New" w:eastAsia="Courier New" w:hAnsi="Courier New" w:cs="Courier New"/>
+          <w:color w:val="1A1A1A"/>
+          <w:sz w:val="20"/>
+          <w:szCs w:val="20"/>
+          <w:lang w:val="en-US"/>
+        </w:rPr>
+        <w:t xml:space="preserve"> = </w:t>
+      </w:r>
+      <w:proofErr w:type="spellStart"/>
+      <w:proofErr w:type="gramStart"/>
+      <w:r>
+        <w:rPr>
+          <w:rFonts w:ascii="Courier New" w:eastAsia="Courier New" w:hAnsi="Courier New" w:cs="Courier New"/>
+          <w:color w:val="1A1A1A"/>
+          <w:sz w:val="20"/>
+          <w:szCs w:val="20"/>
+          <w:lang w:val="en-US"/>
+        </w:rPr>
+        <w:t>gpd.GeoDataFrame</w:t>
+      </w:r>
+      <w:proofErr w:type="spellEnd"/>
+      <w:proofErr w:type="gramEnd"/>
+      <w:r>
+        <w:rPr>
+          <w:rFonts w:ascii="Courier New" w:eastAsia="Courier New" w:hAnsi="Courier New" w:cs="Courier New"/>
+          <w:color w:val="1A1A1A"/>
+          <w:sz w:val="20"/>
+          <w:szCs w:val="20"/>
+          <w:lang w:val="en-US"/>
+        </w:rPr>
+        <w:t>(</w:t>
+      </w:r>
+      <w:proofErr w:type="spellStart"/>
+      <w:r>
+        <w:rPr>
+          <w:rFonts w:ascii="Courier New" w:eastAsia="Courier New" w:hAnsi="Courier New" w:cs="Courier New"/>
+          <w:color w:val="1A1A1A"/>
+          <w:sz w:val="20"/>
+          <w:szCs w:val="20"/>
+          <w:lang w:val="en-US"/>
+        </w:rPr>
+        <w:t>df_large</w:t>
+      </w:r>
+      <w:proofErr w:type="spellEnd"/>
+      <w:r>
+        <w:rPr>
+          <w:rFonts w:ascii="Courier New" w:eastAsia="Courier New" w:hAnsi="Courier New" w:cs="Courier New"/>
+          <w:color w:val="1A1A1A"/>
+          <w:sz w:val="20"/>
+          <w:szCs w:val="20"/>
+          <w:lang w:val="en-US"/>
+        </w:rPr>
+        <w:t>, geometry='geometry')</w:t>
       </w:r>
     </w:p>
     <w:p>
@@ -19917,15 +21559,44 @@
           <w:lang w:val="en-US"/>
         </w:rPr>
       </w:pPr>
+    </w:p>
+    <w:p>
+      <w:pPr>
+        <w:spacing w:before="120" w:after="120" w:line="276" w:lineRule="auto"/>
+        <w:ind w:left="720"/>
+        <w:rPr>
+          <w:sz w:val="20"/>
+          <w:szCs w:val="20"/>
+        </w:rPr>
+      </w:pPr>
       <w:r>
         <w:rPr>
           <w:rFonts w:ascii="Courier New" w:eastAsia="Courier New" w:hAnsi="Courier New" w:cs="Courier New"/>
           <w:color w:val="1A1A1A"/>
           <w:sz w:val="20"/>
           <w:szCs w:val="20"/>
-          <w:lang w:val="en-US"/>
-        </w:rPr>
-        <w:t>)</w:t>
+        </w:rPr>
+        <w:t xml:space="preserve"># Définir explicitement le CRS </w:t>
+      </w:r>
+      <w:proofErr w:type="gramStart"/>
+      <w:r>
+        <w:rPr>
+          <w:rFonts w:ascii="Courier New" w:eastAsia="Courier New" w:hAnsi="Courier New" w:cs="Courier New"/>
+          <w:color w:val="1A1A1A"/>
+          <w:sz w:val="20"/>
+          <w:szCs w:val="20"/>
+        </w:rPr>
+        <w:t>EPSG:</w:t>
+      </w:r>
+      <w:proofErr w:type="gramEnd"/>
+      <w:r>
+        <w:rPr>
+          <w:rFonts w:ascii="Courier New" w:eastAsia="Courier New" w:hAnsi="Courier New" w:cs="Courier New"/>
+          <w:color w:val="1A1A1A"/>
+          <w:sz w:val="20"/>
+          <w:szCs w:val="20"/>
+        </w:rPr>
+        <w:t>4326 (WGS84)</w:t>
       </w:r>
     </w:p>
     <w:p>
@@ -19938,6 +21609,72 @@
           <w:lang w:val="en-US"/>
         </w:rPr>
       </w:pPr>
+      <w:proofErr w:type="spellStart"/>
+      <w:r>
+        <w:rPr>
+          <w:rFonts w:ascii="Courier New" w:eastAsia="Courier New" w:hAnsi="Courier New" w:cs="Courier New"/>
+          <w:color w:val="1A1A1A"/>
+          <w:sz w:val="20"/>
+          <w:szCs w:val="20"/>
+          <w:lang w:val="en-US"/>
+        </w:rPr>
+        <w:t>gdf</w:t>
+      </w:r>
+      <w:proofErr w:type="spellEnd"/>
+      <w:r>
+        <w:rPr>
+          <w:rFonts w:ascii="Courier New" w:eastAsia="Courier New" w:hAnsi="Courier New" w:cs="Courier New"/>
+          <w:color w:val="1A1A1A"/>
+          <w:sz w:val="20"/>
+          <w:szCs w:val="20"/>
+          <w:lang w:val="en-US"/>
+        </w:rPr>
+        <w:t xml:space="preserve"> = </w:t>
+      </w:r>
+      <w:proofErr w:type="spellStart"/>
+      <w:r>
+        <w:rPr>
+          <w:rFonts w:ascii="Courier New" w:eastAsia="Courier New" w:hAnsi="Courier New" w:cs="Courier New"/>
+          <w:color w:val="1A1A1A"/>
+          <w:sz w:val="20"/>
+          <w:szCs w:val="20"/>
+          <w:lang w:val="en-US"/>
+        </w:rPr>
+        <w:t>gdf.set_crs</w:t>
+      </w:r>
+      <w:proofErr w:type="spellEnd"/>
+      <w:r>
+        <w:rPr>
+          <w:rFonts w:ascii="Courier New" w:eastAsia="Courier New" w:hAnsi="Courier New" w:cs="Courier New"/>
+          <w:color w:val="1A1A1A"/>
+          <w:sz w:val="20"/>
+          <w:szCs w:val="20"/>
+          <w:lang w:val="en-US"/>
+        </w:rPr>
+        <w:t>(</w:t>
+      </w:r>
+      <w:proofErr w:type="spellStart"/>
+      <w:r>
+        <w:rPr>
+          <w:rFonts w:ascii="Courier New" w:eastAsia="Courier New" w:hAnsi="Courier New" w:cs="Courier New"/>
+          <w:color w:val="1A1A1A"/>
+          <w:sz w:val="20"/>
+          <w:szCs w:val="20"/>
+          <w:lang w:val="en-US"/>
+        </w:rPr>
+        <w:t>epsg</w:t>
+      </w:r>
+      <w:proofErr w:type="spellEnd"/>
+      <w:r>
+        <w:rPr>
+          <w:rFonts w:ascii="Courier New" w:eastAsia="Courier New" w:hAnsi="Courier New" w:cs="Courier New"/>
+          <w:color w:val="1A1A1A"/>
+          <w:sz w:val="20"/>
+          <w:szCs w:val="20"/>
+          <w:lang w:val="en-US"/>
+        </w:rPr>
+        <w:t>=4326)</w:t>
+      </w:r>
     </w:p>
     <w:p>
       <w:pPr>
@@ -19946,163 +21683,47 @@
         <w:rPr>
           <w:sz w:val="20"/>
           <w:szCs w:val="20"/>
-          <w:lang w:val="en-US"/>
-        </w:rPr>
-      </w:pPr>
+        </w:rPr>
+      </w:pPr>
+      <w:proofErr w:type="gramStart"/>
       <w:r>
         <w:rPr>
           <w:rFonts w:ascii="Courier New" w:eastAsia="Courier New" w:hAnsi="Courier New" w:cs="Courier New"/>
           <w:color w:val="1A1A1A"/>
           <w:sz w:val="20"/>
           <w:szCs w:val="20"/>
-          <w:lang w:val="en-US"/>
-        </w:rPr>
-        <w:lastRenderedPageBreak/>
-        <w:t># Convertir en GeoDataFrame</w:t>
-      </w:r>
-    </w:p>
-    <w:p>
-      <w:pPr>
-        <w:spacing w:before="120" w:after="120" w:line="276" w:lineRule="auto"/>
-        <w:ind w:left="720"/>
-        <w:rPr>
-          <w:sz w:val="20"/>
-          <w:szCs w:val="20"/>
-          <w:lang w:val="en-US"/>
-        </w:rPr>
-      </w:pPr>
+        </w:rPr>
+        <w:t>print</w:t>
+      </w:r>
+      <w:proofErr w:type="gramEnd"/>
       <w:r>
         <w:rPr>
           <w:rFonts w:ascii="Courier New" w:eastAsia="Courier New" w:hAnsi="Courier New" w:cs="Courier New"/>
           <w:color w:val="1A1A1A"/>
           <w:sz w:val="20"/>
           <w:szCs w:val="20"/>
-          <w:lang w:val="en-US"/>
-        </w:rPr>
-        <w:t xml:space="preserve">gdf = </w:t>
-      </w:r>
-      <w:proofErr w:type="gramStart"/>
+        </w:rPr>
+        <w:t>(</w:t>
+      </w:r>
+      <w:proofErr w:type="spellStart"/>
       <w:r>
         <w:rPr>
           <w:rFonts w:ascii="Courier New" w:eastAsia="Courier New" w:hAnsi="Courier New" w:cs="Courier New"/>
           <w:color w:val="1A1A1A"/>
           <w:sz w:val="20"/>
           <w:szCs w:val="20"/>
-          <w:lang w:val="en-US"/>
-        </w:rPr>
-        <w:t>gpd.GeoDataFrame</w:t>
-      </w:r>
-      <w:proofErr w:type="gramEnd"/>
+        </w:rPr>
+        <w:t>gdf.crs</w:t>
+      </w:r>
+      <w:proofErr w:type="spellEnd"/>
       <w:r>
         <w:rPr>
           <w:rFonts w:ascii="Courier New" w:eastAsia="Courier New" w:hAnsi="Courier New" w:cs="Courier New"/>
           <w:color w:val="1A1A1A"/>
           <w:sz w:val="20"/>
           <w:szCs w:val="20"/>
-          <w:lang w:val="en-US"/>
-        </w:rPr>
-        <w:t>(df_large, geometry='geometry')</w:t>
-      </w:r>
-    </w:p>
-    <w:p>
-      <w:pPr>
-        <w:spacing w:before="120" w:after="120" w:line="276" w:lineRule="auto"/>
-        <w:ind w:left="720"/>
-        <w:rPr>
-          <w:sz w:val="20"/>
-          <w:szCs w:val="20"/>
-          <w:lang w:val="en-US"/>
-        </w:rPr>
-      </w:pPr>
-    </w:p>
-    <w:p>
-      <w:pPr>
-        <w:spacing w:before="120" w:after="120" w:line="276" w:lineRule="auto"/>
-        <w:ind w:left="720"/>
-        <w:rPr>
-          <w:sz w:val="20"/>
-          <w:szCs w:val="20"/>
-        </w:rPr>
-      </w:pPr>
-      <w:r>
-        <w:rPr>
-          <w:rFonts w:ascii="Courier New" w:eastAsia="Courier New" w:hAnsi="Courier New" w:cs="Courier New"/>
-          <w:color w:val="1A1A1A"/>
-          <w:sz w:val="20"/>
-          <w:szCs w:val="20"/>
-        </w:rPr>
-        <w:t xml:space="preserve"># Définir explicitement le CRS </w:t>
-      </w:r>
-      <w:proofErr w:type="gramStart"/>
-      <w:r>
-        <w:rPr>
-          <w:rFonts w:ascii="Courier New" w:eastAsia="Courier New" w:hAnsi="Courier New" w:cs="Courier New"/>
-          <w:color w:val="1A1A1A"/>
-          <w:sz w:val="20"/>
-          <w:szCs w:val="20"/>
-        </w:rPr>
-        <w:t>EPSG:</w:t>
-      </w:r>
-      <w:proofErr w:type="gramEnd"/>
-      <w:r>
-        <w:rPr>
-          <w:rFonts w:ascii="Courier New" w:eastAsia="Courier New" w:hAnsi="Courier New" w:cs="Courier New"/>
-          <w:color w:val="1A1A1A"/>
-          <w:sz w:val="20"/>
-          <w:szCs w:val="20"/>
-        </w:rPr>
-        <w:t>4326 (WGS84)</w:t>
-      </w:r>
-    </w:p>
-    <w:p>
-      <w:pPr>
-        <w:spacing w:before="120" w:after="120" w:line="276" w:lineRule="auto"/>
-        <w:ind w:left="720"/>
-        <w:rPr>
-          <w:sz w:val="20"/>
-          <w:szCs w:val="20"/>
-          <w:lang w:val="en-US"/>
-        </w:rPr>
-      </w:pPr>
-      <w:r>
-        <w:rPr>
-          <w:rFonts w:ascii="Courier New" w:eastAsia="Courier New" w:hAnsi="Courier New" w:cs="Courier New"/>
-          <w:color w:val="1A1A1A"/>
-          <w:sz w:val="20"/>
-          <w:szCs w:val="20"/>
-          <w:lang w:val="en-US"/>
-        </w:rPr>
-        <w:t>gdf = gdf.set_crs(epsg=4326)</w:t>
-      </w:r>
-    </w:p>
-    <w:p>
-      <w:pPr>
-        <w:spacing w:before="120" w:after="120" w:line="276" w:lineRule="auto"/>
-        <w:ind w:left="720"/>
-        <w:rPr>
-          <w:sz w:val="20"/>
-          <w:szCs w:val="20"/>
-        </w:rPr>
-      </w:pPr>
-      <w:proofErr w:type="gramStart"/>
-      <w:r>
-        <w:rPr>
-          <w:rFonts w:ascii="Courier New" w:eastAsia="Courier New" w:hAnsi="Courier New" w:cs="Courier New"/>
-          <w:color w:val="1A1A1A"/>
-          <w:sz w:val="20"/>
-          <w:szCs w:val="20"/>
-        </w:rPr>
-        <w:t>print</w:t>
-      </w:r>
-      <w:proofErr w:type="gramEnd"/>
-      <w:r>
-        <w:rPr>
-          <w:rFonts w:ascii="Courier New" w:eastAsia="Courier New" w:hAnsi="Courier New" w:cs="Courier New"/>
-          <w:color w:val="1A1A1A"/>
-          <w:sz w:val="20"/>
-          <w:szCs w:val="20"/>
-        </w:rPr>
-        <w:t>(gdf.crs)</w:t>
+        </w:rPr>
+        <w:t>)</w:t>
       </w:r>
     </w:p>
     <w:p>
@@ -20180,6 +21801,7 @@
           <w:lang w:val="en-US"/>
         </w:rPr>
       </w:pPr>
+      <w:proofErr w:type="spellStart"/>
       <w:r>
         <w:rPr>
           <w:rFonts w:ascii="Courier New" w:eastAsia="Courier New" w:hAnsi="Courier New" w:cs="Courier New"/>
@@ -20199,9 +21821,9 @@
           <w:szCs w:val="20"/>
           <w:lang w:val="en-US"/>
         </w:rPr>
-        <w:t>file(</w:t>
-      </w:r>
-      <w:proofErr w:type="gramEnd"/>
+        <w:t>file</w:t>
+      </w:r>
+      <w:proofErr w:type="spellEnd"/>
       <w:r>
         <w:rPr>
           <w:rFonts w:ascii="Courier New" w:eastAsia="Courier New" w:hAnsi="Courier New" w:cs="Courier New"/>
@@ -20210,6 +21832,17 @@
           <w:szCs w:val="20"/>
           <w:lang w:val="en-US"/>
         </w:rPr>
+        <w:t>(</w:t>
+      </w:r>
+      <w:proofErr w:type="gramEnd"/>
+      <w:r>
+        <w:rPr>
+          <w:rFonts w:ascii="Courier New" w:eastAsia="Courier New" w:hAnsi="Courier New" w:cs="Courier New"/>
+          <w:color w:val="1A1A1A"/>
+          <w:sz w:val="20"/>
+          <w:szCs w:val="20"/>
+          <w:lang w:val="en-US"/>
+        </w:rPr>
         <w:t>'large_airports_canada.geojson', driver='GeoJSON')</w:t>
       </w:r>
     </w:p>
@@ -20264,29 +21897,43 @@
     </w:p>
     <w:p>
       <w:pPr>
-        <w:spacing w:before="120" w:after="120"/>
+        <w:spacing w:before="120" w:after="120" w:line="360" w:lineRule="auto"/>
         <w:ind w:left="720"/>
-      </w:pPr>
-      <w:hyperlink r:id="rId19" w:history="1">
+        <w:rPr>
+          <w:lang w:val="en-US"/>
+        </w:rPr>
+      </w:pPr>
+      <w:hyperlink r:id="rId20" w:history="1">
         <w:r>
           <w:rPr>
             <w:rStyle w:val="Hyperlink"/>
             <w:rFonts w:ascii="Times New Roman" w:eastAsia="Arial" w:hAnsi="Times New Roman" w:cs="Times New Roman"/>
-            <w:color w:val="1155CC"/>
             <w:sz w:val="24"/>
             <w:szCs w:val="24"/>
+            <w:lang w:val="en-US"/>
           </w:rPr>
-          <w:t>large_airports_canada.geojson — https://github.com/T-kitt-dan/devoir/blob/main/large_airports_canada.geojson</w:t>
+          <w:t>large_airports_canada.geojson — https://github.com/T-kitt-dan/devoir/blob/master/large_airports_canada.geojson</w:t>
         </w:r>
       </w:hyperlink>
     </w:p>
     <w:p>
       <w:pPr>
         <w:spacing w:before="40" w:after="40"/>
-      </w:pPr>
-    </w:p>
-    <w:p>
-      <w:r>
+        <w:rPr>
+          <w:lang w:val="en-US"/>
+        </w:rPr>
+      </w:pPr>
+    </w:p>
+    <w:p>
+      <w:pPr>
+        <w:rPr>
+          <w:lang w:val="en-US"/>
+        </w:rPr>
+      </w:pPr>
+      <w:r>
+        <w:rPr>
+          <w:lang w:val="en-US"/>
+        </w:rPr>
         <w:br w:type="page"/>
       </w:r>
     </w:p>
@@ -20312,6 +21959,7 @@
           <w:color w:val="1F3864"/>
           <w:sz w:val="24"/>
           <w:szCs w:val="24"/>
+          <w:lang w:val="en-US"/>
         </w:rPr>
         <w:lastRenderedPageBreak/>
         <w:t xml:space="preserve"> </w:t>
@@ -21060,27 +22708,17 @@
           <w:rFonts w:ascii="Times New Roman" w:eastAsia="Arial" w:hAnsi="Times New Roman" w:cs="Times New Roman"/>
           <w:sz w:val="24"/>
           <w:szCs w:val="24"/>
+        </w:rPr>
+        <w:t xml:space="preserve">       </w:t>
+      </w:r>
+      <w:r>
+        <w:rPr>
+          <w:rFonts w:ascii="Times New Roman" w:eastAsia="Arial" w:hAnsi="Times New Roman" w:cs="Times New Roman"/>
+          <w:sz w:val="24"/>
+          <w:szCs w:val="24"/>
           <w:lang w:val="en-US"/>
         </w:rPr>
-        <w:t xml:space="preserve">       </w:t>
-      </w:r>
-      <w:r>
-        <w:rPr>
-          <w:rFonts w:ascii="Times New Roman" w:eastAsia="Arial" w:hAnsi="Times New Roman" w:cs="Times New Roman"/>
-          <w:sz w:val="24"/>
-          <w:szCs w:val="24"/>
-          <w:lang w:val="en-US"/>
-        </w:rPr>
-        <w:t>Localisation:</w:t>
-      </w:r>
-      <w:r>
-        <w:rPr>
-          <w:rFonts w:ascii="Times New Roman" w:eastAsia="Arial" w:hAnsi="Times New Roman" w:cs="Times New Roman"/>
-          <w:sz w:val="24"/>
-          <w:szCs w:val="24"/>
-          <w:lang w:val="en-US"/>
-        </w:rPr>
-        <w:t xml:space="preserve"> Whitehorse, Yukon (60,7°N, 135,1°O)</w:t>
+        <w:t>Localisation: Whitehorse, Yukon (60,7°N, 135,1°O)</w:t>
       </w:r>
     </w:p>
     <w:p>
@@ -21248,12 +22886,6 @@
         <w:gridCol w:w="4680"/>
       </w:tblGrid>
       <w:tr>
-        <w:tblPrEx>
-          <w:tblCellMar>
-            <w:top w:w="0" w:type="dxa"/>
-            <w:bottom w:w="0" w:type="dxa"/>
-          </w:tblCellMar>
-        </w:tblPrEx>
         <w:tc>
           <w:tcPr>
             <w:tcW w:w="4680" w:type="dxa"/>
@@ -21330,12 +22962,6 @@
         </w:tc>
       </w:tr>
       <w:tr>
-        <w:tblPrEx>
-          <w:tblCellMar>
-            <w:top w:w="0" w:type="dxa"/>
-            <w:bottom w:w="0" w:type="dxa"/>
-          </w:tblCellMar>
-        </w:tblPrEx>
         <w:tc>
           <w:tcPr>
             <w:tcW w:w="4680" w:type="dxa"/>
@@ -21404,12 +23030,6 @@
         </w:tc>
       </w:tr>
       <w:tr>
-        <w:tblPrEx>
-          <w:tblCellMar>
-            <w:top w:w="0" w:type="dxa"/>
-            <w:bottom w:w="0" w:type="dxa"/>
-          </w:tblCellMar>
-        </w:tblPrEx>
         <w:tc>
           <w:tcPr>
             <w:tcW w:w="4680" w:type="dxa"/>
@@ -21478,12 +23098,6 @@
         </w:tc>
       </w:tr>
       <w:tr>
-        <w:tblPrEx>
-          <w:tblCellMar>
-            <w:top w:w="0" w:type="dxa"/>
-            <w:bottom w:w="0" w:type="dxa"/>
-          </w:tblCellMar>
-        </w:tblPrEx>
         <w:tc>
           <w:tcPr>
             <w:tcW w:w="4680" w:type="dxa"/>
@@ -21552,12 +23166,6 @@
         </w:tc>
       </w:tr>
       <w:tr>
-        <w:tblPrEx>
-          <w:tblCellMar>
-            <w:top w:w="0" w:type="dxa"/>
-            <w:bottom w:w="0" w:type="dxa"/>
-          </w:tblCellMar>
-        </w:tblPrEx>
         <w:tc>
           <w:tcPr>
             <w:tcW w:w="4680" w:type="dxa"/>
@@ -21626,12 +23234,6 @@
         </w:tc>
       </w:tr>
       <w:tr>
-        <w:tblPrEx>
-          <w:tblCellMar>
-            <w:top w:w="0" w:type="dxa"/>
-            <w:bottom w:w="0" w:type="dxa"/>
-          </w:tblCellMar>
-        </w:tblPrEx>
         <w:tc>
           <w:tcPr>
             <w:tcW w:w="4680" w:type="dxa"/>
@@ -21700,12 +23302,6 @@
         </w:tc>
       </w:tr>
       <w:tr>
-        <w:tblPrEx>
-          <w:tblCellMar>
-            <w:top w:w="0" w:type="dxa"/>
-            <w:bottom w:w="0" w:type="dxa"/>
-          </w:tblCellMar>
-        </w:tblPrEx>
         <w:tc>
           <w:tcPr>
             <w:tcW w:w="4680" w:type="dxa"/>
@@ -21774,12 +23370,6 @@
         </w:tc>
       </w:tr>
       <w:tr>
-        <w:tblPrEx>
-          <w:tblCellMar>
-            <w:top w:w="0" w:type="dxa"/>
-            <w:bottom w:w="0" w:type="dxa"/>
-          </w:tblCellMar>
-        </w:tblPrEx>
         <w:tc>
           <w:tcPr>
             <w:tcW w:w="4680" w:type="dxa"/>
@@ -21848,12 +23438,6 @@
         </w:tc>
       </w:tr>
       <w:tr>
-        <w:tblPrEx>
-          <w:tblCellMar>
-            <w:top w:w="0" w:type="dxa"/>
-            <w:bottom w:w="0" w:type="dxa"/>
-          </w:tblCellMar>
-        </w:tblPrEx>
         <w:tc>
           <w:tcPr>
             <w:tcW w:w="4680" w:type="dxa"/>
@@ -21922,12 +23506,6 @@
         </w:tc>
       </w:tr>
       <w:tr>
-        <w:tblPrEx>
-          <w:tblCellMar>
-            <w:top w:w="0" w:type="dxa"/>
-            <w:bottom w:w="0" w:type="dxa"/>
-          </w:tblCellMar>
-        </w:tblPrEx>
         <w:tc>
           <w:tcPr>
             <w:tcW w:w="4680" w:type="dxa"/>
@@ -21996,12 +23574,6 @@
         </w:tc>
       </w:tr>
       <w:tr>
-        <w:tblPrEx>
-          <w:tblCellMar>
-            <w:top w:w="0" w:type="dxa"/>
-            <w:bottom w:w="0" w:type="dxa"/>
-          </w:tblCellMar>
-        </w:tblPrEx>
         <w:tc>
           <w:tcPr>
             <w:tcW w:w="4680" w:type="dxa"/>
@@ -22314,7 +23886,25 @@
           <w:sz w:val="24"/>
           <w:szCs w:val="24"/>
         </w:rPr>
-        <w:t>tance par IA Claude Code (Anthropic)</w:t>
+        <w:t>tance par IA Claude Code (</w:t>
+      </w:r>
+      <w:proofErr w:type="spellStart"/>
+      <w:r>
+        <w:rPr>
+          <w:rFonts w:ascii="Times New Roman" w:eastAsia="Arial" w:hAnsi="Times New Roman" w:cs="Times New Roman"/>
+          <w:sz w:val="24"/>
+          <w:szCs w:val="24"/>
+        </w:rPr>
+        <w:t>Anthropic</w:t>
+      </w:r>
+      <w:proofErr w:type="spellEnd"/>
+      <w:r>
+        <w:rPr>
+          <w:rFonts w:ascii="Times New Roman" w:eastAsia="Arial" w:hAnsi="Times New Roman" w:cs="Times New Roman"/>
+          <w:sz w:val="24"/>
+          <w:szCs w:val="24"/>
+        </w:rPr>
+        <w:t>)</w:t>
       </w:r>
       <w:r>
         <w:rPr>
@@ -22398,7 +23988,7 @@
           <w:sz w:val="24"/>
           <w:szCs w:val="24"/>
         </w:rPr>
-        <w:t xml:space="preserve"> (</w:t>
+        <w:t xml:space="preserve"> (Nous deux)</w:t>
       </w:r>
       <w:r>
         <w:rPr>
@@ -22406,23 +23996,7 @@
           <w:sz w:val="24"/>
           <w:szCs w:val="24"/>
         </w:rPr>
-        <w:t>Nous deux)</w:t>
-      </w:r>
-      <w:r>
-        <w:rPr>
-          <w:rFonts w:ascii="Times New Roman" w:eastAsia="Arial" w:hAnsi="Times New Roman" w:cs="Times New Roman"/>
-          <w:sz w:val="24"/>
-          <w:szCs w:val="24"/>
-        </w:rPr>
-        <w:t>.</w:t>
-      </w:r>
-      <w:r>
-        <w:rPr>
-          <w:rFonts w:ascii="Times New Roman" w:eastAsia="Arial" w:hAnsi="Times New Roman" w:cs="Times New Roman"/>
-          <w:sz w:val="24"/>
-          <w:szCs w:val="24"/>
-        </w:rPr>
-        <w:t xml:space="preserve"> Nous assumons l'entière responsabilité des choix techniques effectués et de la correction des résultats produits</w:t>
+        <w:t>. Nous assumons l'entière responsabilité des choix techniques effectués et de la correction des résultats produits</w:t>
       </w:r>
       <w:r>
         <w:rPr>
@@ -22690,7 +24264,7 @@
       <w:bookmarkEnd w:id="39"/>
     </w:p>
     <w:sectPr>
-      <w:footerReference w:type="default" r:id="rId20"/>
+      <w:footerReference w:type="default" r:id="rId21"/>
       <w:pgSz w:w="12240" w:h="15840"/>
       <w:pgMar w:top="1440" w:right="1440" w:bottom="1440" w:left="1440" w:header="720" w:footer="720" w:gutter="0"/>
       <w:pgBorders w:display="firstPage" w:offsetFrom="page">
@@ -22746,6 +24320,7 @@
         <w:docPartUnique/>
       </w:docPartObj>
     </w:sdtPr>
+    <w:sdtEndPr/>
     <w:sdtContent>
       <w:sdt>
         <w:sdtPr>
@@ -22758,6 +24333,7 @@
             <w:docPartUnique/>
           </w:docPartObj>
         </w:sdtPr>
+        <w:sdtEndPr/>
         <w:sdtContent>
           <w:p>
             <w:pPr>
@@ -22808,7 +24384,7 @@
                 <w:bCs/>
                 <w:noProof/>
               </w:rPr>
-              <w:t>17</w:t>
+              <w:t>19</w:t>
             </w:r>
             <w:r>
               <w:rPr>
@@ -22861,7 +24437,7 @@
                 <w:bCs/>
                 <w:noProof/>
               </w:rPr>
-              <w:t>18</w:t>
+              <w:t>20</w:t>
             </w:r>
             <w:r>
               <w:rPr>
@@ -24960,6 +26536,7 @@
   <w:style w:type="character" w:default="1" w:styleId="DefaultParagraphFont">
     <w:name w:val="Default Paragraph Font"/>
     <w:uiPriority w:val="1"/>
+    <w:semiHidden/>
     <w:unhideWhenUsed/>
   </w:style>
   <w:style w:type="table" w:default="1" w:styleId="TableNormal">
@@ -25515,6 +27092,18 @@
       <w:szCs w:val="18"/>
     </w:rPr>
   </w:style>
+  <w:style w:type="character" w:styleId="FollowedHyperlink">
+    <w:name w:val="FollowedHyperlink"/>
+    <w:basedOn w:val="DefaultParagraphFont"/>
+    <w:uiPriority w:val="99"/>
+    <w:semiHidden/>
+    <w:unhideWhenUsed/>
+    <w:rsid w:val="00C23D65"/>
+    <w:rPr>
+      <w:color w:val="954F72" w:themeColor="followedHyperlink"/>
+      <w:u w:val="single"/>
+    </w:rPr>
+  </w:style>
 </w:styles>
 </file>
 
@@ -25784,7 +27373,7 @@
 </file>
 
 <file path=customXml/itemProps1.xml><?xml version="1.0" encoding="utf-8"?>
-<ds:datastoreItem xmlns:ds="http://schemas.openxmlformats.org/officeDocument/2006/customXml" ds:itemID="{93D9F021-CA65-43AD-831D-4FB40793881C}">
+<ds:datastoreItem xmlns:ds="http://schemas.openxmlformats.org/officeDocument/2006/customXml" ds:itemID="{672B0D00-FF71-431B-8DA2-490E42675304}">
   <ds:schemaRefs>
     <ds:schemaRef ds:uri="http://schemas.openxmlformats.org/officeDocument/2006/bibliography"/>
   </ds:schemaRefs>

--- a/Y-Groupe Erudit - Devoir de geo-informatique.docx
+++ b/Y-Groupe Erudit - Devoir de geo-informatique.docx
@@ -5966,6 +5966,48 @@
         <w:spacing w:before="4" w:after="4" w:line="360" w:lineRule="auto"/>
         <w:jc w:val="center"/>
         <w:rPr>
+          <w:rFonts w:ascii="Times New Roman" w:hAnsi="Times New Roman" w:cs="Times New Roman"/>
+          <w:sz w:val="20"/>
+          <w:szCs w:val="20"/>
+        </w:rPr>
+      </w:pPr>
+      <w:r>
+        <w:rPr>
+          <w:rFonts w:ascii="Times New Roman" w:eastAsia="Arial" w:hAnsi="Times New Roman" w:cs="Times New Roman"/>
+          <w:bCs/>
+          <w:sz w:val="20"/>
+          <w:szCs w:val="20"/>
+        </w:rPr>
+        <w:t>Export géospatial</w:t>
+      </w:r>
+      <w:r>
+        <w:rPr>
+          <w:rFonts w:ascii="Times New Roman" w:eastAsia="Arial" w:hAnsi="Times New Roman" w:cs="Times New Roman"/>
+          <w:b/>
+          <w:bCs/>
+          <w:sz w:val="20"/>
+          <w:szCs w:val="20"/>
+        </w:rPr>
+        <w:t xml:space="preserve"> : </w:t>
+      </w:r>
+      <w:hyperlink r:id="rId24" w:history="1">
+        <w:r>
+          <w:rPr>
+            <w:rStyle w:val="Hyperlink"/>
+            <w:rFonts w:ascii="Times New Roman" w:eastAsia="Arial" w:hAnsi="Times New Roman" w:cs="Times New Roman"/>
+            <w:color w:val="1155CC"/>
+            <w:sz w:val="20"/>
+            <w:szCs w:val="20"/>
+          </w:rPr>
+          <w:t>README.md</w:t>
+        </w:r>
+      </w:hyperlink>
+    </w:p>
+    <w:p>
+      <w:pPr>
+        <w:spacing w:before="4" w:after="4" w:line="360" w:lineRule="auto"/>
+        <w:jc w:val="center"/>
+        <w:rPr>
           <w:rStyle w:val="Hyperlink"/>
           <w:rFonts w:ascii="Times New Roman" w:hAnsi="Times New Roman" w:cs="Times New Roman"/>
           <w:color w:val="1155CC"/>
